--- a/src/templates/template_Purchase_Invoice_BACS.docx
+++ b/src/templates/template_Purchase_Invoice_BACS.docx
@@ -259,11 +259,21 @@
                             </w:pPr>
                             <w:r>
                               <w:rPr>
+                                <w:b/>
+                                <w:bCs/>
                                 <w:sz w:val="14"/>
                                 <w:szCs w:val="14"/>
                                 <w:lang w:val="en-US"/>
                               </w:rPr>
-                              <w:t xml:space="preserve">Telephone: </w:t>
+                              <w:t>Telephone:</w:t>
+                            </w:r>
+                            <w:r>
+                              <w:rPr>
+                                <w:sz w:val="14"/>
+                                <w:szCs w:val="14"/>
+                                <w:lang w:val="en-US"/>
+                              </w:rPr>
+                              <w:t xml:space="preserve"> </w:t>
                             </w:r>
                             <w:r>
                               <w:rPr>
@@ -301,7 +311,6 @@
                                 <w:lang w:val="en-US"/>
                               </w:rPr>
                             </w:pPr>
-                            <w:proofErr w:type="gramStart"/>
                             <w:r>
                               <w:rPr>
                                 <w:b/>
@@ -312,6 +321,14 @@
                             </w:r>
                             <w:r>
                               <w:rPr>
+                                <w:b/>
+                                <w:sz w:val="14"/>
+                                <w:szCs w:val="14"/>
+                              </w:rPr>
+                              <w:t xml:space="preserve"> </w:t>
+                            </w:r>
+                            <w:r>
+                              <w:rPr>
                                 <w:sz w:val="14"/>
                                 <w:szCs w:val="14"/>
                                 <w:lang w:val="en-US"/>
@@ -319,7 +336,6 @@
                               <w:t>{</w:t>
                             </w:r>
                             <w:proofErr w:type="spellStart"/>
-                            <w:proofErr w:type="gramEnd"/>
                             <w:r>
                               <w:rPr>
                                 <w:sz w:val="14"/>
@@ -359,6 +375,8 @@
                             </w:pPr>
                             <w:r>
                               <w:rPr>
+                                <w:b/>
+                                <w:bCs/>
                                 <w:sz w:val="14"/>
                                 <w:szCs w:val="14"/>
                                 <w:lang w:val="en-US"/>
@@ -757,11 +775,21 @@
                       </w:pPr>
                       <w:r>
                         <w:rPr>
+                          <w:b/>
+                          <w:bCs/>
                           <w:sz w:val="14"/>
                           <w:szCs w:val="14"/>
                           <w:lang w:val="en-US"/>
                         </w:rPr>
-                        <w:t xml:space="preserve">Telephone: </w:t>
+                        <w:t>Telephone:</w:t>
+                      </w:r>
+                      <w:r>
+                        <w:rPr>
+                          <w:sz w:val="14"/>
+                          <w:szCs w:val="14"/>
+                          <w:lang w:val="en-US"/>
+                        </w:rPr>
+                        <w:t xml:space="preserve"> </w:t>
                       </w:r>
                       <w:r>
                         <w:rPr>
@@ -799,7 +827,6 @@
                           <w:lang w:val="en-US"/>
                         </w:rPr>
                       </w:pPr>
-                      <w:proofErr w:type="gramStart"/>
                       <w:r>
                         <w:rPr>
                           <w:b/>
@@ -810,6 +837,14 @@
                       </w:r>
                       <w:r>
                         <w:rPr>
+                          <w:b/>
+                          <w:sz w:val="14"/>
+                          <w:szCs w:val="14"/>
+                        </w:rPr>
+                        <w:t xml:space="preserve"> </w:t>
+                      </w:r>
+                      <w:r>
+                        <w:rPr>
                           <w:sz w:val="14"/>
                           <w:szCs w:val="14"/>
                           <w:lang w:val="en-US"/>
@@ -817,7 +852,6 @@
                         <w:t>{</w:t>
                       </w:r>
                       <w:proofErr w:type="spellStart"/>
-                      <w:proofErr w:type="gramEnd"/>
                       <w:r>
                         <w:rPr>
                           <w:sz w:val="14"/>
@@ -857,6 +891,8 @@
                       </w:pPr>
                       <w:r>
                         <w:rPr>
+                          <w:b/>
+                          <w:bCs/>
                           <w:sz w:val="14"/>
                           <w:szCs w:val="14"/>
                           <w:lang w:val="en-US"/>
@@ -1267,10 +1303,35 @@
                 <w:szCs w:val="20"/>
                 <w:lang w:val="en-US"/>
               </w:rPr>
-              <w:t>{Grower__</w:t>
+              <w:t>{</w:t>
+            </w:r>
+            <w:r>
+              <w:rPr>
+                <w:sz w:val="20"/>
+                <w:szCs w:val="20"/>
+                <w:lang w:val="en-US"/>
+              </w:rPr>
+              <w:t>Contract_Lookup__</w:t>
+            </w:r>
+            <w:proofErr w:type="gramStart"/>
+            <w:r>
+              <w:rPr>
+                <w:sz w:val="20"/>
+                <w:szCs w:val="20"/>
+                <w:lang w:val="en-US"/>
+              </w:rPr>
+              <w:t>c.Account</w:t>
+            </w:r>
+            <w:proofErr w:type="gramEnd"/>
+            <w:r>
+              <w:rPr>
+                <w:sz w:val="20"/>
+                <w:szCs w:val="20"/>
+                <w:lang w:val="en-US"/>
+              </w:rPr>
+              <w:t>__</w:t>
             </w:r>
             <w:proofErr w:type="spellStart"/>
-            <w:proofErr w:type="gramStart"/>
             <w:r>
               <w:rPr>
                 <w:sz w:val="20"/>
@@ -1280,7 +1341,6 @@
               <w:t>c.Name</w:t>
             </w:r>
             <w:proofErr w:type="spellEnd"/>
-            <w:proofErr w:type="gramEnd"/>
             <w:r>
               <w:rPr>
                 <w:sz w:val="20"/>
@@ -1523,13 +1583,13 @@
                     <w:adjustRightInd w:val="0"/>
                     <w:rPr>
                       <w:rFonts w:ascii="Courier New" w:hAnsi="Courier New" w:cs="Courier New"/>
-                      <w:b/>
+                      <w:bCs/>
                     </w:rPr>
                   </w:pPr>
                   <w:r>
                     <w:rPr>
                       <w:rFonts w:ascii="Courier New" w:hAnsi="Courier New" w:cs="Courier New"/>
-                      <w:b/>
+                      <w:bCs/>
                     </w:rPr>
                     <w:t>{Invoice__</w:t>
                   </w:r>
@@ -1538,7 +1598,7 @@
                   <w:r>
                     <w:rPr>
                       <w:rFonts w:ascii="Courier New" w:hAnsi="Courier New" w:cs="Courier New"/>
-                      <w:b/>
+                      <w:bCs/>
                     </w:rPr>
                     <w:t>c.Name</w:t>
                   </w:r>
@@ -1547,7 +1607,7 @@
                   <w:r>
                     <w:rPr>
                       <w:rFonts w:ascii="Courier New" w:hAnsi="Courier New" w:cs="Courier New"/>
-                      <w:b/>
+                      <w:bCs/>
                     </w:rPr>
                     <w:t>}</w:t>
                   </w:r>
@@ -1601,6 +1661,7 @@
                       <w:rFonts w:ascii="Courier New" w:hAnsi="Courier New" w:cs="Courier New"/>
                       <w:sz w:val="22"/>
                       <w:szCs w:val="22"/>
+                      <w:lang w:val="en-US"/>
                     </w:rPr>
                   </w:pPr>
                   <w:r>
@@ -1609,7 +1670,16 @@
                       <w:sz w:val="22"/>
                       <w:szCs w:val="22"/>
                     </w:rPr>
-                    <w:t>{Contract__</w:t>
+                    <w:t>{</w:t>
+                  </w:r>
+                  <w:r>
+                    <w:rPr>
+                      <w:rFonts w:ascii="Courier New" w:hAnsi="Courier New" w:cs="Courier New"/>
+                      <w:sz w:val="22"/>
+                      <w:szCs w:val="22"/>
+                      <w:lang w:val="en-US"/>
+                    </w:rPr>
+                    <w:t>Contract_Lookup__</w:t>
                   </w:r>
                   <w:proofErr w:type="spellStart"/>
                   <w:proofErr w:type="gramStart"/>
@@ -1618,6 +1688,7 @@
                       <w:rFonts w:ascii="Courier New" w:hAnsi="Courier New" w:cs="Courier New"/>
                       <w:sz w:val="22"/>
                       <w:szCs w:val="22"/>
+                      <w:lang w:val="en-US"/>
                     </w:rPr>
                     <w:t>c.Name</w:t>
                   </w:r>
@@ -2246,8 +2317,8 @@
             <w:r>
               <w:rPr>
                 <w:rFonts w:ascii="Courier New" w:hAnsi="Courier New" w:cs="Courier New"/>
-                <w:sz w:val="20"/>
-                <w:szCs w:val="20"/>
+                <w:sz w:val="22"/>
+                <w:szCs w:val="22"/>
                 <w:lang w:val="en-US"/>
               </w:rPr>
               <w:t>{</w:t>
@@ -2256,36 +2327,18 @@
             <w:r>
               <w:rPr>
                 <w:rFonts w:ascii="Courier New" w:hAnsi="Courier New" w:cs="Courier New"/>
-                <w:sz w:val="20"/>
-                <w:szCs w:val="20"/>
-                <w:lang w:val="en-US"/>
-              </w:rPr>
-              <w:t>Invoice</w:t>
-            </w:r>
-            <w:r>
-              <w:rPr>
-                <w:rFonts w:ascii="Courier New" w:hAnsi="Courier New" w:cs="Courier New"/>
-                <w:sz w:val="20"/>
-                <w:szCs w:val="20"/>
-                <w:lang w:val="en-US"/>
-              </w:rPr>
-              <w:t>_</w:t>
-            </w:r>
-            <w:r>
-              <w:rPr>
-                <w:rFonts w:ascii="Courier New" w:hAnsi="Courier New" w:cs="Courier New"/>
-                <w:sz w:val="20"/>
-                <w:szCs w:val="20"/>
-                <w:lang w:val="en-US"/>
-              </w:rPr>
-              <w:t>Line__</w:t>
+                <w:sz w:val="22"/>
+                <w:szCs w:val="22"/>
+                <w:lang w:val="en-US"/>
+              </w:rPr>
+              <w:t>Invoice_Line__</w:t>
             </w:r>
             <w:proofErr w:type="gramStart"/>
             <w:r>
               <w:rPr>
                 <w:rFonts w:ascii="Courier New" w:hAnsi="Courier New" w:cs="Courier New"/>
-                <w:sz w:val="20"/>
-                <w:szCs w:val="20"/>
+                <w:sz w:val="22"/>
+                <w:szCs w:val="22"/>
                 <w:lang w:val="en-US"/>
               </w:rPr>
               <w:t>c.Delivery</w:t>
@@ -2294,8 +2347,8 @@
             <w:r>
               <w:rPr>
                 <w:rFonts w:ascii="Courier New" w:hAnsi="Courier New" w:cs="Courier New"/>
-                <w:sz w:val="20"/>
-                <w:szCs w:val="20"/>
+                <w:sz w:val="22"/>
+                <w:szCs w:val="22"/>
                 <w:lang w:val="en-US"/>
               </w:rPr>
               <w:t>_Date__c</w:t>
@@ -2304,8 +2357,8 @@
             <w:r>
               <w:rPr>
                 <w:rFonts w:ascii="Courier New" w:hAnsi="Courier New" w:cs="Courier New"/>
-                <w:sz w:val="20"/>
-                <w:szCs w:val="20"/>
+                <w:sz w:val="22"/>
+                <w:szCs w:val="22"/>
                 <w:lang w:val="en-US"/>
               </w:rPr>
               <w:t>}</w:t>
@@ -2346,7 +2399,27 @@
                 <w:szCs w:val="20"/>
                 <w:lang w:val="en-US"/>
               </w:rPr>
-              <w:t>Invoice_Line__c</w:t>
+              <w:t>Invoice_Line__</w:t>
+            </w:r>
+            <w:proofErr w:type="gramStart"/>
+            <w:r>
+              <w:rPr>
+                <w:rFonts w:ascii="Courier New" w:hAnsi="Courier New" w:cs="Courier New"/>
+                <w:sz w:val="20"/>
+                <w:szCs w:val="20"/>
+                <w:lang w:val="en-US"/>
+              </w:rPr>
+              <w:t>c.Movement</w:t>
+            </w:r>
+            <w:proofErr w:type="gramEnd"/>
+            <w:r>
+              <w:rPr>
+                <w:rFonts w:ascii="Courier New" w:hAnsi="Courier New" w:cs="Courier New"/>
+                <w:sz w:val="20"/>
+                <w:szCs w:val="20"/>
+                <w:lang w:val="en-US"/>
+              </w:rPr>
+              <w:t>__c.W_T_No__c</w:t>
             </w:r>
             <w:proofErr w:type="spellEnd"/>
             <w:r>
@@ -2374,6 +2447,7 @@
                 <w:rFonts w:ascii="Courier New" w:hAnsi="Courier New" w:cs="Courier New"/>
                 <w:sz w:val="20"/>
                 <w:szCs w:val="20"/>
+                <w:lang w:val="en-US"/>
               </w:rPr>
             </w:pPr>
             <w:r>
@@ -2393,7 +2467,27 @@
                 <w:szCs w:val="20"/>
                 <w:lang w:val="en-US"/>
               </w:rPr>
-              <w:t>Invoice_Line__c</w:t>
+              <w:t>Invoice_Line__</w:t>
+            </w:r>
+            <w:proofErr w:type="gramStart"/>
+            <w:r>
+              <w:rPr>
+                <w:rFonts w:ascii="Courier New" w:hAnsi="Courier New" w:cs="Courier New"/>
+                <w:sz w:val="20"/>
+                <w:szCs w:val="20"/>
+                <w:lang w:val="en-US"/>
+              </w:rPr>
+              <w:t>c.Movement</w:t>
+            </w:r>
+            <w:proofErr w:type="gramEnd"/>
+            <w:r>
+              <w:rPr>
+                <w:rFonts w:ascii="Courier New" w:hAnsi="Courier New" w:cs="Courier New"/>
+                <w:sz w:val="20"/>
+                <w:szCs w:val="20"/>
+                <w:lang w:val="en-US"/>
+              </w:rPr>
+              <w:t>__c.Tonnage__c</w:t>
             </w:r>
             <w:proofErr w:type="spellEnd"/>
             <w:r>
@@ -2433,6 +2527,25 @@
               </w:rPr>
               <w:t>{</w:t>
             </w:r>
+            <w:r>
+              <w:rPr>
+                <w:rFonts w:ascii="Courier New" w:hAnsi="Courier New" w:cs="Courier New"/>
+                <w:sz w:val="20"/>
+                <w:szCs w:val="20"/>
+                <w:lang w:val="en-US"/>
+              </w:rPr>
+              <w:t>Invoice_Line__</w:t>
+            </w:r>
+            <w:proofErr w:type="gramStart"/>
+            <w:r>
+              <w:rPr>
+                <w:rFonts w:ascii="Courier New" w:hAnsi="Courier New" w:cs="Courier New"/>
+                <w:sz w:val="20"/>
+                <w:szCs w:val="20"/>
+                <w:lang w:val="en-US"/>
+              </w:rPr>
+              <w:t>c.</w:t>
+            </w:r>
             <w:proofErr w:type="spellStart"/>
             <w:r>
               <w:rPr>
@@ -2442,27 +2555,6 @@
                 <w:lang w:val="en-US"/>
               </w:rPr>
               <w:t>Haulier</w:t>
-            </w:r>
-            <w:proofErr w:type="spellEnd"/>
-            <w:r>
-              <w:rPr>
-                <w:rFonts w:ascii="Courier New" w:hAnsi="Courier New" w:cs="Courier New"/>
-                <w:sz w:val="20"/>
-                <w:szCs w:val="20"/>
-                <w:lang w:val="en-US"/>
-              </w:rPr>
-              <w:t>__</w:t>
-            </w:r>
-            <w:proofErr w:type="spellStart"/>
-            <w:proofErr w:type="gramStart"/>
-            <w:r>
-              <w:rPr>
-                <w:rFonts w:ascii="Courier New" w:hAnsi="Courier New" w:cs="Courier New"/>
-                <w:sz w:val="20"/>
-                <w:szCs w:val="20"/>
-                <w:lang w:val="en-US"/>
-              </w:rPr>
-              <w:t>c.Name</w:t>
             </w:r>
             <w:proofErr w:type="spellEnd"/>
             <w:proofErr w:type="gramEnd"/>
@@ -2473,6 +2565,26 @@
                 <w:szCs w:val="20"/>
                 <w:lang w:val="en-US"/>
               </w:rPr>
+              <w:t>__</w:t>
+            </w:r>
+            <w:proofErr w:type="spellStart"/>
+            <w:r>
+              <w:rPr>
+                <w:rFonts w:ascii="Courier New" w:hAnsi="Courier New" w:cs="Courier New"/>
+                <w:sz w:val="20"/>
+                <w:szCs w:val="20"/>
+                <w:lang w:val="en-US"/>
+              </w:rPr>
+              <w:t>c.Name</w:t>
+            </w:r>
+            <w:proofErr w:type="spellEnd"/>
+            <w:r>
+              <w:rPr>
+                <w:rFonts w:ascii="Courier New" w:hAnsi="Courier New" w:cs="Courier New"/>
+                <w:sz w:val="20"/>
+                <w:szCs w:val="20"/>
+                <w:lang w:val="en-US"/>
+              </w:rPr>
               <w:t>}</w:t>
             </w:r>
           </w:p>
@@ -2670,16 +2782,7 @@
                 <w:szCs w:val="20"/>
                 <w:lang w:val="en-US"/>
               </w:rPr>
-              <w:t>c.</w:t>
-            </w:r>
-            <w:r>
-              <w:rPr>
-                <w:rFonts w:ascii="Courier New" w:hAnsi="Courier New" w:cs="Courier New"/>
-                <w:sz w:val="20"/>
-                <w:szCs w:val="20"/>
-                <w:lang w:val="en-US"/>
-              </w:rPr>
-              <w:t>Unit</w:t>
+              <w:t>c.Unit</w:t>
             </w:r>
             <w:proofErr w:type="gramEnd"/>
             <w:r>
@@ -2746,16 +2849,7 @@
                 <w:szCs w:val="20"/>
                 <w:lang w:val="en-US"/>
               </w:rPr>
-              <w:t>c.</w:t>
-            </w:r>
-            <w:r>
-              <w:rPr>
-                <w:rFonts w:ascii="Courier New" w:hAnsi="Courier New" w:cs="Courier New"/>
-                <w:sz w:val="20"/>
-                <w:szCs w:val="20"/>
-                <w:lang w:val="en-US"/>
-              </w:rPr>
-              <w:t>Pre</w:t>
+              <w:t>c.Pre</w:t>
             </w:r>
             <w:proofErr w:type="gramEnd"/>
             <w:r>
@@ -2812,16 +2906,7 @@
                 <w:szCs w:val="20"/>
                 <w:lang w:val="en-US"/>
               </w:rPr>
-              <w:t>Invoice_Line__c.</w:t>
-            </w:r>
-            <w:r>
-              <w:rPr>
-                <w:rFonts w:ascii="Courier New" w:hAnsi="Courier New" w:cs="Courier New"/>
-                <w:sz w:val="20"/>
-                <w:szCs w:val="20"/>
-                <w:lang w:val="en-US"/>
-              </w:rPr>
-              <w:t>VAT_Amount__c</w:t>
+              <w:t>Invoice_Line__c.VAT_Amount__c</w:t>
             </w:r>
             <w:proofErr w:type="spellEnd"/>
             <w:r>
@@ -3775,7 +3860,6 @@
                 <w:sz w:val="20"/>
                 <w:szCs w:val="20"/>
               </w:rPr>
-              <w:lastRenderedPageBreak/>
               <w:t>Less VAT £</w:t>
             </w:r>
           </w:p>

--- a/src/templates/template_Purchase_Invoice_BACS.docx
+++ b/src/templates/template_Purchase_Invoice_BACS.docx
@@ -597,15 +597,7 @@
                         </w:rPr>
                       </w:pPr>
                       <w:r>
-                        <w:t>{#header_</w:t>
-                      </w:r>
-                      <w:proofErr w:type="gramStart"/>
-                      <w:r>
-                        <w:t>show}{</w:t>
-                      </w:r>
-                      <w:proofErr w:type="gramEnd"/>
-                      <w:r>
-                        <w:t>#header_logo_only}</w:t>
+                        <w:t>{#header_show}{#header_logo_only}</w:t>
                       </w:r>
                       <w:r>
                         <w:t>{</w:t>
@@ -616,14 +608,12 @@
                         </w:rPr>
                         <w:t>/</w:t>
                       </w:r>
-                      <w:proofErr w:type="spellStart"/>
                       <w:r>
                         <w:rPr>
                           <w:lang w:val="en-US"/>
                         </w:rPr>
                         <w:t>header_logo_only</w:t>
                       </w:r>
-                      <w:proofErr w:type="spellEnd"/>
                       <w:r>
                         <w:t>}</w:t>
                       </w:r>
@@ -657,23 +647,7 @@
                           <w:sz w:val="14"/>
                           <w:szCs w:val="14"/>
                         </w:rPr>
-                        <w:t>{</w:t>
-                      </w:r>
-                      <w:proofErr w:type="spellStart"/>
-                      <w:r>
-                        <w:rPr>
-                          <w:sz w:val="14"/>
-                          <w:szCs w:val="14"/>
-                        </w:rPr>
-                        <w:t>company_info_organization_name</w:t>
-                      </w:r>
-                      <w:proofErr w:type="spellEnd"/>
-                      <w:r>
-                        <w:rPr>
-                          <w:sz w:val="14"/>
-                          <w:szCs w:val="14"/>
-                        </w:rPr>
-                        <w:t>}</w:t>
+                        <w:t>{company_info_organization_name}</w:t>
                       </w:r>
                       <w:r>
                         <w:rPr>
@@ -697,25 +671,7 @@
                           <w:szCs w:val="14"/>
                           <w:lang w:val="en-US"/>
                         </w:rPr>
-                        <w:t>{</w:t>
-                      </w:r>
-                      <w:proofErr w:type="spellStart"/>
-                      <w:r>
-                        <w:rPr>
-                          <w:sz w:val="14"/>
-                          <w:szCs w:val="14"/>
-                          <w:lang w:val="en-US"/>
-                        </w:rPr>
-                        <w:t>company_info_address</w:t>
-                      </w:r>
-                      <w:proofErr w:type="spellEnd"/>
-                      <w:r>
-                        <w:rPr>
-                          <w:sz w:val="14"/>
-                          <w:szCs w:val="14"/>
-                          <w:lang w:val="en-US"/>
-                        </w:rPr>
-                        <w:t>}</w:t>
+                        <w:t>{company_info_address}</w:t>
                       </w:r>
                     </w:p>
                     <w:p>
@@ -733,25 +689,7 @@
                           <w:szCs w:val="14"/>
                           <w:lang w:val="en-US"/>
                         </w:rPr>
-                        <w:t>{</w:t>
-                      </w:r>
-                      <w:proofErr w:type="spellStart"/>
-                      <w:r>
-                        <w:rPr>
-                          <w:sz w:val="14"/>
-                          <w:szCs w:val="14"/>
-                          <w:lang w:val="en-US"/>
-                        </w:rPr>
-                        <w:t>company_info_postcode</w:t>
-                      </w:r>
-                      <w:proofErr w:type="spellEnd"/>
-                      <w:r>
-                        <w:rPr>
-                          <w:sz w:val="14"/>
-                          <w:szCs w:val="14"/>
-                          <w:lang w:val="en-US"/>
-                        </w:rPr>
-                        <w:t>}</w:t>
+                        <w:t>{company_info_postcode}</w:t>
                       </w:r>
                     </w:p>
                     <w:p>
@@ -797,25 +735,7 @@
                           <w:szCs w:val="14"/>
                           <w:lang w:val="en-US"/>
                         </w:rPr>
-                        <w:t>{</w:t>
-                      </w:r>
-                      <w:proofErr w:type="spellStart"/>
-                      <w:r>
-                        <w:rPr>
-                          <w:sz w:val="14"/>
-                          <w:szCs w:val="14"/>
-                          <w:lang w:val="en-US"/>
-                        </w:rPr>
-                        <w:t>company_info_telephone</w:t>
-                      </w:r>
-                      <w:proofErr w:type="spellEnd"/>
-                      <w:r>
-                        <w:rPr>
-                          <w:sz w:val="14"/>
-                          <w:szCs w:val="14"/>
-                          <w:lang w:val="en-US"/>
-                        </w:rPr>
-                        <w:t>}</w:t>
+                        <w:t>{company_info_telephone}</w:t>
                       </w:r>
                     </w:p>
                     <w:p>
@@ -849,25 +769,7 @@
                           <w:szCs w:val="14"/>
                           <w:lang w:val="en-US"/>
                         </w:rPr>
-                        <w:t>{</w:t>
-                      </w:r>
-                      <w:proofErr w:type="spellStart"/>
-                      <w:r>
-                        <w:rPr>
-                          <w:sz w:val="14"/>
-                          <w:szCs w:val="14"/>
-                          <w:lang w:val="en-US"/>
-                        </w:rPr>
-                        <w:t>company_info_fax</w:t>
-                      </w:r>
-                      <w:proofErr w:type="spellEnd"/>
-                      <w:r>
-                        <w:rPr>
-                          <w:sz w:val="14"/>
-                          <w:szCs w:val="14"/>
-                          <w:lang w:val="en-US"/>
-                        </w:rPr>
-                        <w:t>}</w:t>
+                        <w:t>{company_info_fax}</w:t>
                       </w:r>
                     </w:p>
                     <w:p>
@@ -913,25 +815,7 @@
                           <w:szCs w:val="14"/>
                           <w:lang w:val="en-US"/>
                         </w:rPr>
-                        <w:t>{</w:t>
-                      </w:r>
-                      <w:proofErr w:type="spellStart"/>
-                      <w:r>
-                        <w:rPr>
-                          <w:sz w:val="14"/>
-                          <w:szCs w:val="14"/>
-                          <w:lang w:val="en-US"/>
-                        </w:rPr>
-                        <w:t>company_info_email</w:t>
-                      </w:r>
-                      <w:proofErr w:type="spellEnd"/>
-                      <w:r>
-                        <w:rPr>
-                          <w:sz w:val="14"/>
-                          <w:szCs w:val="14"/>
-                          <w:lang w:val="en-US"/>
-                        </w:rPr>
-                        <w:t>}</w:t>
+                        <w:t>{company_info_email}</w:t>
                       </w:r>
                     </w:p>
                     <w:p>
@@ -957,25 +841,7 @@
                           <w:szCs w:val="14"/>
                           <w:lang w:val="en-US"/>
                         </w:rPr>
-                        <w:t>{</w:t>
-                      </w:r>
-                      <w:proofErr w:type="spellStart"/>
-                      <w:r>
-                        <w:rPr>
-                          <w:sz w:val="14"/>
-                          <w:szCs w:val="14"/>
-                          <w:lang w:val="en-US"/>
-                        </w:rPr>
-                        <w:t>company_info_web</w:t>
-                      </w:r>
-                      <w:proofErr w:type="spellEnd"/>
-                      <w:r>
-                        <w:rPr>
-                          <w:sz w:val="14"/>
-                          <w:szCs w:val="14"/>
-                          <w:lang w:val="en-US"/>
-                        </w:rPr>
-                        <w:t>}</w:t>
+                        <w:t>{company_info_web}</w:t>
                       </w:r>
                       <w:r>
                         <w:rPr>
@@ -1011,25 +877,7 @@
                           <w:szCs w:val="14"/>
                           <w:lang w:val="en-US"/>
                         </w:rPr>
-                        <w:t>{/</w:t>
-                      </w:r>
-                      <w:proofErr w:type="spellStart"/>
-                      <w:r>
-                        <w:rPr>
-                          <w:sz w:val="14"/>
-                          <w:szCs w:val="14"/>
-                          <w:lang w:val="en-US"/>
-                        </w:rPr>
-                        <w:t>header_show_full</w:t>
-                      </w:r>
-                      <w:proofErr w:type="spellEnd"/>
-                      <w:r>
-                        <w:rPr>
-                          <w:sz w:val="14"/>
-                          <w:szCs w:val="14"/>
-                          <w:lang w:val="en-US"/>
-                        </w:rPr>
-                        <w:t>}</w:t>
+                        <w:t>{/header_show_full}</w:t>
                       </w:r>
                     </w:p>
                     <w:p>
@@ -1047,25 +895,7 @@
                           <w:szCs w:val="14"/>
                           <w:lang w:val="en-US"/>
                         </w:rPr>
-                        <w:t>{/</w:t>
-                      </w:r>
-                      <w:proofErr w:type="spellStart"/>
-                      <w:r>
-                        <w:rPr>
-                          <w:sz w:val="14"/>
-                          <w:szCs w:val="14"/>
-                          <w:lang w:val="en-US"/>
-                        </w:rPr>
-                        <w:t>header_show</w:t>
-                      </w:r>
-                      <w:proofErr w:type="spellEnd"/>
-                      <w:r>
-                        <w:rPr>
-                          <w:sz w:val="14"/>
-                          <w:szCs w:val="14"/>
-                          <w:lang w:val="en-US"/>
-                        </w:rPr>
-                        <w:t>}</w:t>
+                        <w:t>{/header_show}</w:t>
                       </w:r>
                     </w:p>
                     <w:p>
@@ -1209,15 +1039,7 @@
                   <w:txbxContent>
                     <w:p>
                       <w:r>
-                        <w:t>{#header_</w:t>
-                      </w:r>
-                      <w:proofErr w:type="gramStart"/>
-                      <w:r>
-                        <w:t>show}{</w:t>
-                      </w:r>
-                      <w:proofErr w:type="gramEnd"/>
-                      <w:r>
-                        <w:t>#header_logo_only}</w:t>
+                        <w:t>{#header_show}{#header_logo_only}</w:t>
                       </w:r>
                       <w:r>
                         <w:t>{%header_logo}</w:t>
@@ -1231,14 +1053,12 @@
                         </w:rPr>
                         <w:t>/</w:t>
                       </w:r>
-                      <w:proofErr w:type="spellStart"/>
                       <w:r>
                         <w:rPr>
                           <w:lang w:val="en-US"/>
                         </w:rPr>
                         <w:t>header_logo_only</w:t>
                       </w:r>
-                      <w:proofErr w:type="spellEnd"/>
                       <w:r>
                         <w:t>}</w:t>
                       </w:r>
@@ -2002,6 +1822,7 @@
           <w:rFonts w:ascii="Courier New" w:hAnsi="Courier New" w:cs="Courier New"/>
           <w:sz w:val="20"/>
           <w:szCs w:val="20"/>
+          <w:lang w:val="en-US"/>
         </w:rPr>
       </w:pPr>
     </w:p>
@@ -2024,12 +1845,12 @@
         <w:gridCol w:w="1526"/>
         <w:gridCol w:w="992"/>
         <w:gridCol w:w="992"/>
-        <w:gridCol w:w="2672"/>
-        <w:gridCol w:w="1538"/>
-        <w:gridCol w:w="236"/>
-        <w:gridCol w:w="1194"/>
-        <w:gridCol w:w="1194"/>
-        <w:gridCol w:w="577"/>
+        <w:gridCol w:w="2065"/>
+        <w:gridCol w:w="1980"/>
+        <w:gridCol w:w="270"/>
+        <w:gridCol w:w="1170"/>
+        <w:gridCol w:w="1080"/>
+        <w:gridCol w:w="846"/>
       </w:tblGrid>
       <w:tr>
         <w:tc>
@@ -2149,7 +1970,7 @@
         </w:tc>
         <w:tc>
           <w:tcPr>
-            <w:tcW w:w="2672" w:type="dxa"/>
+            <w:tcW w:w="2065" w:type="dxa"/>
           </w:tcPr>
           <w:p>
             <w:pPr>
@@ -2175,7 +1996,7 @@
         </w:tc>
         <w:tc>
           <w:tcPr>
-            <w:tcW w:w="1538" w:type="dxa"/>
+            <w:tcW w:w="1980" w:type="dxa"/>
           </w:tcPr>
           <w:p>
             <w:pPr>
@@ -2201,7 +2022,7 @@
         </w:tc>
         <w:tc>
           <w:tcPr>
-            <w:tcW w:w="236" w:type="dxa"/>
+            <w:tcW w:w="270" w:type="dxa"/>
           </w:tcPr>
           <w:p>
             <w:pPr>
@@ -2219,7 +2040,7 @@
         </w:tc>
         <w:tc>
           <w:tcPr>
-            <w:tcW w:w="1194" w:type="dxa"/>
+            <w:tcW w:w="1170" w:type="dxa"/>
           </w:tcPr>
           <w:p>
             <w:pPr>
@@ -2245,7 +2066,7 @@
         </w:tc>
         <w:tc>
           <w:tcPr>
-            <w:tcW w:w="1194" w:type="dxa"/>
+            <w:tcW w:w="1080" w:type="dxa"/>
           </w:tcPr>
           <w:p>
             <w:pPr>
@@ -2271,7 +2092,7 @@
         </w:tc>
         <w:tc>
           <w:tcPr>
-            <w:tcW w:w="577" w:type="dxa"/>
+            <w:tcW w:w="846" w:type="dxa"/>
           </w:tcPr>
           <w:p>
             <w:pPr>
@@ -2319,21 +2140,18 @@
                 <w:rFonts w:ascii="Courier New" w:hAnsi="Courier New" w:cs="Courier New"/>
                 <w:sz w:val="22"/>
                 <w:szCs w:val="22"/>
-                <w:lang w:val="en-US"/>
-              </w:rPr>
-              <w:t>{</w:t>
-            </w:r>
-            <w:proofErr w:type="spellStart"/>
+              </w:rPr>
+              <w:t>{#invoice_line_</w:t>
+            </w:r>
+            <w:proofErr w:type="gramStart"/>
             <w:r>
               <w:rPr>
                 <w:rFonts w:ascii="Courier New" w:hAnsi="Courier New" w:cs="Courier New"/>
                 <w:sz w:val="22"/>
                 <w:szCs w:val="22"/>
-                <w:lang w:val="en-US"/>
-              </w:rPr>
-              <w:t>Invoice_Line__</w:t>
-            </w:r>
-            <w:proofErr w:type="gramStart"/>
+              </w:rPr>
+              <w:t>rows}</w:t>
+            </w:r>
             <w:r>
               <w:rPr>
                 <w:rFonts w:ascii="Courier New" w:hAnsi="Courier New" w:cs="Courier New"/>
@@ -2341,8 +2159,9 @@
                 <w:szCs w:val="22"/>
                 <w:lang w:val="en-US"/>
               </w:rPr>
-              <w:t>c.Delivery</w:t>
-            </w:r>
+              <w:t>{</w:t>
+            </w:r>
+            <w:proofErr w:type="spellStart"/>
             <w:proofErr w:type="gramEnd"/>
             <w:r>
               <w:rPr>
@@ -2351,7 +2170,7 @@
                 <w:szCs w:val="22"/>
                 <w:lang w:val="en-US"/>
               </w:rPr>
-              <w:t>_Date__c</w:t>
+              <w:t>Invoice_Line__c.Delivery_Date__c</w:t>
             </w:r>
             <w:proofErr w:type="spellEnd"/>
             <w:r>
@@ -2503,7 +2322,7 @@
         </w:tc>
         <w:tc>
           <w:tcPr>
-            <w:tcW w:w="2672" w:type="dxa"/>
+            <w:tcW w:w="2065" w:type="dxa"/>
           </w:tcPr>
           <w:p>
             <w:pPr>
@@ -2654,7 +2473,7 @@
         </w:tc>
         <w:tc>
           <w:tcPr>
-            <w:tcW w:w="1538" w:type="dxa"/>
+            <w:tcW w:w="1980" w:type="dxa"/>
           </w:tcPr>
           <w:p>
             <w:pPr>
@@ -2722,7 +2541,7 @@
         </w:tc>
         <w:tc>
           <w:tcPr>
-            <w:tcW w:w="236" w:type="dxa"/>
+            <w:tcW w:w="270" w:type="dxa"/>
           </w:tcPr>
           <w:p>
             <w:pPr>
@@ -2741,7 +2560,7 @@
         </w:tc>
         <w:tc>
           <w:tcPr>
-            <w:tcW w:w="1194" w:type="dxa"/>
+            <w:tcW w:w="1170" w:type="dxa"/>
           </w:tcPr>
           <w:p>
             <w:pPr>
@@ -2808,7 +2627,7 @@
         </w:tc>
         <w:tc>
           <w:tcPr>
-            <w:tcW w:w="1194" w:type="dxa"/>
+            <w:tcW w:w="1080" w:type="dxa"/>
           </w:tcPr>
           <w:p>
             <w:pPr>
@@ -2875,7 +2694,7 @@
         </w:tc>
         <w:tc>
           <w:tcPr>
-            <w:tcW w:w="577" w:type="dxa"/>
+            <w:tcW w:w="846" w:type="dxa"/>
           </w:tcPr>
           <w:p>
             <w:pPr>
@@ -2887,6 +2706,7 @@
                 <w:rFonts w:ascii="Courier New" w:hAnsi="Courier New" w:cs="Courier New"/>
                 <w:sz w:val="20"/>
                 <w:szCs w:val="20"/>
+                <w:lang w:val="en-US"/>
               </w:rPr>
             </w:pPr>
             <w:r>
@@ -2906,7 +2726,17 @@
                 <w:szCs w:val="20"/>
                 <w:lang w:val="en-US"/>
               </w:rPr>
-              <w:t>Invoice_Line__c.VAT_Amount__c</w:t>
+              <w:t>Invoice_Line__c.VAT_Amount__</w:t>
+            </w:r>
+            <w:proofErr w:type="gramStart"/>
+            <w:r>
+              <w:rPr>
+                <w:rFonts w:ascii="Courier New" w:hAnsi="Courier New" w:cs="Courier New"/>
+                <w:sz w:val="20"/>
+                <w:szCs w:val="20"/>
+                <w:lang w:val="en-US"/>
+              </w:rPr>
+              <w:t>c</w:t>
             </w:r>
             <w:proofErr w:type="spellEnd"/>
             <w:r>
@@ -2915,6 +2745,41 @@
                 <w:sz w:val="20"/>
                 <w:szCs w:val="20"/>
                 <w:lang w:val="en-US"/>
+              </w:rPr>
+              <w:t>}</w:t>
+            </w:r>
+            <w:r>
+              <w:rPr>
+                <w:rFonts w:ascii="Courier New" w:hAnsi="Courier New" w:cs="Courier New"/>
+                <w:sz w:val="20"/>
+                <w:szCs w:val="20"/>
+              </w:rPr>
+              <w:t>{</w:t>
+            </w:r>
+            <w:proofErr w:type="gramEnd"/>
+            <w:r>
+              <w:rPr>
+                <w:rFonts w:ascii="Courier New" w:hAnsi="Courier New" w:cs="Courier New"/>
+                <w:sz w:val="20"/>
+                <w:szCs w:val="20"/>
+              </w:rPr>
+              <w:t>/</w:t>
+            </w:r>
+            <w:proofErr w:type="spellStart"/>
+            <w:r>
+              <w:rPr>
+                <w:rFonts w:ascii="Courier New" w:hAnsi="Courier New" w:cs="Courier New"/>
+                <w:sz w:val="20"/>
+                <w:szCs w:val="20"/>
+              </w:rPr>
+              <w:t>invoice_line_rows</w:t>
+            </w:r>
+            <w:proofErr w:type="spellEnd"/>
+            <w:r>
+              <w:rPr>
+                <w:rFonts w:ascii="Courier New" w:hAnsi="Courier New" w:cs="Courier New"/>
+                <w:sz w:val="20"/>
+                <w:szCs w:val="20"/>
               </w:rPr>
               <w:t>}</w:t>
             </w:r>
@@ -3030,7 +2895,7 @@
         </w:tc>
         <w:tc>
           <w:tcPr>
-            <w:tcW w:w="2672" w:type="dxa"/>
+            <w:tcW w:w="2065" w:type="dxa"/>
           </w:tcPr>
           <w:p>
             <w:pPr>
@@ -3049,7 +2914,7 @@
         </w:tc>
         <w:tc>
           <w:tcPr>
-            <w:tcW w:w="1538" w:type="dxa"/>
+            <w:tcW w:w="1980" w:type="dxa"/>
           </w:tcPr>
           <w:p>
             <w:pPr>
@@ -3067,7 +2932,7 @@
         </w:tc>
         <w:tc>
           <w:tcPr>
-            <w:tcW w:w="236" w:type="dxa"/>
+            <w:tcW w:w="270" w:type="dxa"/>
           </w:tcPr>
           <w:p>
             <w:pPr>
@@ -3085,7 +2950,7 @@
         </w:tc>
         <w:tc>
           <w:tcPr>
-            <w:tcW w:w="1194" w:type="dxa"/>
+            <w:tcW w:w="1170" w:type="dxa"/>
           </w:tcPr>
           <w:p>
             <w:pPr>
@@ -3103,7 +2968,7 @@
         </w:tc>
         <w:tc>
           <w:tcPr>
-            <w:tcW w:w="1194" w:type="dxa"/>
+            <w:tcW w:w="1080" w:type="dxa"/>
           </w:tcPr>
           <w:p>
             <w:pPr>
@@ -3173,7 +3038,7 @@
         </w:tc>
         <w:tc>
           <w:tcPr>
-            <w:tcW w:w="577" w:type="dxa"/>
+            <w:tcW w:w="846" w:type="dxa"/>
           </w:tcPr>
           <w:p>
             <w:pPr>
@@ -3230,8 +3095,8 @@
     </w:p>
     <w:tbl>
       <w:tblPr>
-        <w:tblW w:w="6237" w:type="dxa"/>
-        <w:tblInd w:w="4786" w:type="dxa"/>
+        <w:tblW w:w="4710" w:type="dxa"/>
+        <w:tblInd w:w="6084" w:type="dxa"/>
         <w:tblBorders>
           <w:top w:val="single" w:sz="4" w:space="0" w:color="auto"/>
           <w:left w:val="single" w:sz="4" w:space="0" w:color="auto"/>
@@ -3240,18 +3105,19 @@
           <w:insideH w:val="single" w:sz="4" w:space="0" w:color="auto"/>
           <w:insideV w:val="single" w:sz="4" w:space="0" w:color="auto"/>
         </w:tblBorders>
+        <w:tblLayout w:type="fixed"/>
         <w:tblLook w:val="01E0" w:firstRow="1" w:lastRow="1" w:firstColumn="1" w:lastColumn="1" w:noHBand="0" w:noVBand="0"/>
       </w:tblPr>
       <w:tblGrid>
         <w:gridCol w:w="1537"/>
-        <w:gridCol w:w="4297"/>
-        <w:gridCol w:w="222"/>
-        <w:gridCol w:w="222"/>
+        <w:gridCol w:w="1057"/>
+        <w:gridCol w:w="1058"/>
+        <w:gridCol w:w="1058"/>
       </w:tblGrid>
       <w:tr>
         <w:tc>
           <w:tcPr>
-            <w:tcW w:w="3119" w:type="dxa"/>
+            <w:tcW w:w="1537" w:type="dxa"/>
           </w:tcPr>
           <w:p>
             <w:pPr>
@@ -3277,7 +3143,7 @@
         </w:tc>
         <w:tc>
           <w:tcPr>
-            <w:tcW w:w="1134" w:type="dxa"/>
+            <w:tcW w:w="1057" w:type="dxa"/>
           </w:tcPr>
           <w:p>
             <w:pPr>
@@ -3299,17 +3165,7 @@
                 <w:szCs w:val="20"/>
                 <w:lang w:val="en-US"/>
               </w:rPr>
-              <w:t>{</w:t>
-            </w:r>
-            <w:proofErr w:type="spellStart"/>
-            <w:r>
-              <w:rPr>
-                <w:rFonts w:ascii="Courier New" w:hAnsi="Courier New" w:cs="Courier New"/>
-                <w:sz w:val="20"/>
-                <w:szCs w:val="20"/>
-                <w:lang w:val="en-US"/>
-              </w:rPr>
-              <w:t>Invoice_Line__</w:t>
+              <w:t>{Invoice_Line__</w:t>
             </w:r>
             <w:proofErr w:type="gramStart"/>
             <w:r>
@@ -3340,7 +3196,15 @@
               </w:rPr>
               <w:t>_Price__c</w:t>
             </w:r>
-            <w:proofErr w:type="spellEnd"/>
+            <w:r>
+              <w:rPr>
+                <w:rFonts w:ascii="Courier New" w:hAnsi="Courier New" w:cs="Courier New"/>
+                <w:sz w:val="20"/>
+                <w:szCs w:val="20"/>
+                <w:lang w:val="en-US"/>
+              </w:rPr>
+              <w:t>_1</w:t>
+            </w:r>
             <w:r>
               <w:rPr>
                 <w:rFonts w:ascii="Courier New" w:hAnsi="Courier New" w:cs="Courier New"/>
@@ -3354,7 +3218,7 @@
         </w:tc>
         <w:tc>
           <w:tcPr>
-            <w:tcW w:w="1134" w:type="dxa"/>
+            <w:tcW w:w="1058" w:type="dxa"/>
           </w:tcPr>
           <w:p>
             <w:pPr>
@@ -3366,13 +3230,79 @@
                 <w:rFonts w:ascii="Courier New" w:hAnsi="Courier New" w:cs="Courier New"/>
                 <w:sz w:val="20"/>
                 <w:szCs w:val="20"/>
-              </w:rPr>
-            </w:pPr>
+                <w:lang w:val="en-US"/>
+              </w:rPr>
+            </w:pPr>
+            <w:r>
+              <w:rPr>
+                <w:rFonts w:ascii="Courier New" w:hAnsi="Courier New" w:cs="Courier New"/>
+                <w:sz w:val="20"/>
+                <w:szCs w:val="20"/>
+                <w:lang w:val="en-US"/>
+              </w:rPr>
+              <w:t>{Invoice_Line__</w:t>
+            </w:r>
+            <w:proofErr w:type="gramStart"/>
+            <w:r>
+              <w:rPr>
+                <w:rFonts w:ascii="Courier New" w:hAnsi="Courier New" w:cs="Courier New"/>
+                <w:sz w:val="20"/>
+                <w:szCs w:val="20"/>
+                <w:lang w:val="en-US"/>
+              </w:rPr>
+              <w:t>c.</w:t>
+            </w:r>
+            <w:r>
+              <w:rPr>
+                <w:rFonts w:ascii="Courier New" w:hAnsi="Courier New" w:cs="Courier New"/>
+                <w:sz w:val="20"/>
+                <w:szCs w:val="20"/>
+                <w:lang w:val="en-US"/>
+              </w:rPr>
+              <w:t>Unit</w:t>
+            </w:r>
+            <w:proofErr w:type="gramEnd"/>
+            <w:r>
+              <w:rPr>
+                <w:rFonts w:ascii="Courier New" w:hAnsi="Courier New" w:cs="Courier New"/>
+                <w:sz w:val="20"/>
+                <w:szCs w:val="20"/>
+                <w:lang w:val="en-US"/>
+              </w:rPr>
+              <w:t>_Price__c</w:t>
+            </w:r>
+            <w:r>
+              <w:rPr>
+                <w:rFonts w:ascii="Courier New" w:hAnsi="Courier New" w:cs="Courier New"/>
+                <w:sz w:val="20"/>
+                <w:szCs w:val="20"/>
+                <w:lang w:val="en-US"/>
+              </w:rPr>
+              <w:t>_</w:t>
+            </w:r>
+            <w:r>
+              <w:rPr>
+                <w:rFonts w:ascii="Courier New" w:hAnsi="Courier New" w:cs="Courier New"/>
+                <w:sz w:val="20"/>
+                <w:szCs w:val="20"/>
+                <w:lang w:val="en-US"/>
+              </w:rPr>
+              <w:t>2</w:t>
+            </w:r>
+            <w:r>
+              <w:rPr>
+                <w:rFonts w:ascii="Courier New" w:hAnsi="Courier New" w:cs="Courier New"/>
+                <w:sz w:val="20"/>
+                <w:szCs w:val="20"/>
+                <w:lang w:val="en-US"/>
+              </w:rPr>
+              <w:t>}</w:t>
+            </w:r>
           </w:p>
         </w:tc>
         <w:tc>
           <w:tcPr>
-            <w:tcW w:w="850" w:type="dxa"/>
+            <w:tcW w:w="1058" w:type="dxa"/>
           </w:tcPr>
           <w:p>
             <w:pPr>
@@ -3386,13 +3316,78 @@
                 <w:szCs w:val="20"/>
               </w:rPr>
             </w:pPr>
+            <w:r>
+              <w:rPr>
+                <w:rFonts w:ascii="Courier New" w:hAnsi="Courier New" w:cs="Courier New"/>
+                <w:sz w:val="20"/>
+                <w:szCs w:val="20"/>
+                <w:lang w:val="en-US"/>
+              </w:rPr>
+              <w:t>{Invoice_Line__</w:t>
+            </w:r>
+            <w:proofErr w:type="gramStart"/>
+            <w:r>
+              <w:rPr>
+                <w:rFonts w:ascii="Courier New" w:hAnsi="Courier New" w:cs="Courier New"/>
+                <w:sz w:val="20"/>
+                <w:szCs w:val="20"/>
+                <w:lang w:val="en-US"/>
+              </w:rPr>
+              <w:t>c.</w:t>
+            </w:r>
+            <w:r>
+              <w:rPr>
+                <w:rFonts w:ascii="Courier New" w:hAnsi="Courier New" w:cs="Courier New"/>
+                <w:sz w:val="20"/>
+                <w:szCs w:val="20"/>
+                <w:lang w:val="en-US"/>
+              </w:rPr>
+              <w:t>Unit</w:t>
+            </w:r>
+            <w:proofErr w:type="gramEnd"/>
+            <w:r>
+              <w:rPr>
+                <w:rFonts w:ascii="Courier New" w:hAnsi="Courier New" w:cs="Courier New"/>
+                <w:sz w:val="20"/>
+                <w:szCs w:val="20"/>
+                <w:lang w:val="en-US"/>
+              </w:rPr>
+              <w:t>_Price__c</w:t>
+            </w:r>
+            <w:r>
+              <w:rPr>
+                <w:rFonts w:ascii="Courier New" w:hAnsi="Courier New" w:cs="Courier New"/>
+                <w:sz w:val="20"/>
+                <w:szCs w:val="20"/>
+                <w:lang w:val="en-US"/>
+              </w:rPr>
+              <w:t>_</w:t>
+            </w:r>
+            <w:r>
+              <w:rPr>
+                <w:rFonts w:ascii="Courier New" w:hAnsi="Courier New" w:cs="Courier New"/>
+                <w:sz w:val="20"/>
+                <w:szCs w:val="20"/>
+                <w:lang w:val="en-US"/>
+              </w:rPr>
+              <w:t>3</w:t>
+            </w:r>
+            <w:r>
+              <w:rPr>
+                <w:rFonts w:ascii="Courier New" w:hAnsi="Courier New" w:cs="Courier New"/>
+                <w:sz w:val="20"/>
+                <w:szCs w:val="20"/>
+                <w:lang w:val="en-US"/>
+              </w:rPr>
+              <w:t>}</w:t>
+            </w:r>
           </w:p>
         </w:tc>
       </w:tr>
       <w:tr>
         <w:tc>
           <w:tcPr>
-            <w:tcW w:w="3119" w:type="dxa"/>
+            <w:tcW w:w="1537" w:type="dxa"/>
           </w:tcPr>
           <w:p>
             <w:pPr>
@@ -3418,7 +3413,7 @@
         </w:tc>
         <w:tc>
           <w:tcPr>
-            <w:tcW w:w="1134" w:type="dxa"/>
+            <w:tcW w:w="1057" w:type="dxa"/>
           </w:tcPr>
           <w:p>
             <w:pPr>
@@ -3439,17 +3434,7 @@
                 <w:szCs w:val="20"/>
                 <w:lang w:val="en-US"/>
               </w:rPr>
-              <w:t>{</w:t>
-            </w:r>
-            <w:proofErr w:type="spellStart"/>
-            <w:r>
-              <w:rPr>
-                <w:rFonts w:ascii="Courier New" w:hAnsi="Courier New" w:cs="Courier New"/>
-                <w:sz w:val="20"/>
-                <w:szCs w:val="20"/>
-                <w:lang w:val="en-US"/>
-              </w:rPr>
-              <w:t>Invoice_Line__</w:t>
+              <w:t>{Invoice_Line__</w:t>
             </w:r>
             <w:proofErr w:type="gramStart"/>
             <w:r>
@@ -3480,7 +3465,15 @@
               </w:rPr>
               <w:t>_VAT_Total__c</w:t>
             </w:r>
-            <w:proofErr w:type="spellEnd"/>
+            <w:r>
+              <w:rPr>
+                <w:rFonts w:ascii="Courier New" w:hAnsi="Courier New" w:cs="Courier New"/>
+                <w:sz w:val="20"/>
+                <w:szCs w:val="20"/>
+                <w:lang w:val="en-US"/>
+              </w:rPr>
+              <w:t>_1</w:t>
+            </w:r>
             <w:r>
               <w:rPr>
                 <w:rFonts w:ascii="Courier New" w:hAnsi="Courier New" w:cs="Courier New"/>
@@ -3494,7 +3487,7 @@
         </w:tc>
         <w:tc>
           <w:tcPr>
-            <w:tcW w:w="1134" w:type="dxa"/>
+            <w:tcW w:w="1058" w:type="dxa"/>
           </w:tcPr>
           <w:p>
             <w:pPr>
@@ -3508,11 +3501,76 @@
                 <w:szCs w:val="20"/>
               </w:rPr>
             </w:pPr>
+            <w:r>
+              <w:rPr>
+                <w:rFonts w:ascii="Courier New" w:hAnsi="Courier New" w:cs="Courier New"/>
+                <w:sz w:val="20"/>
+                <w:szCs w:val="20"/>
+                <w:lang w:val="en-US"/>
+              </w:rPr>
+              <w:t>{Invoice_Line__</w:t>
+            </w:r>
+            <w:proofErr w:type="gramStart"/>
+            <w:r>
+              <w:rPr>
+                <w:rFonts w:ascii="Courier New" w:hAnsi="Courier New" w:cs="Courier New"/>
+                <w:sz w:val="20"/>
+                <w:szCs w:val="20"/>
+                <w:lang w:val="en-US"/>
+              </w:rPr>
+              <w:t>c.</w:t>
+            </w:r>
+            <w:r>
+              <w:rPr>
+                <w:rFonts w:ascii="Courier New" w:hAnsi="Courier New" w:cs="Courier New"/>
+                <w:sz w:val="20"/>
+                <w:szCs w:val="20"/>
+                <w:lang w:val="en-US"/>
+              </w:rPr>
+              <w:t>Pre</w:t>
+            </w:r>
+            <w:proofErr w:type="gramEnd"/>
+            <w:r>
+              <w:rPr>
+                <w:rFonts w:ascii="Courier New" w:hAnsi="Courier New" w:cs="Courier New"/>
+                <w:sz w:val="20"/>
+                <w:szCs w:val="20"/>
+                <w:lang w:val="en-US"/>
+              </w:rPr>
+              <w:t>_VAT_Total__c</w:t>
+            </w:r>
+            <w:r>
+              <w:rPr>
+                <w:rFonts w:ascii="Courier New" w:hAnsi="Courier New" w:cs="Courier New"/>
+                <w:sz w:val="20"/>
+                <w:szCs w:val="20"/>
+                <w:lang w:val="en-US"/>
+              </w:rPr>
+              <w:t>_</w:t>
+            </w:r>
+            <w:r>
+              <w:rPr>
+                <w:rFonts w:ascii="Courier New" w:hAnsi="Courier New" w:cs="Courier New"/>
+                <w:sz w:val="20"/>
+                <w:szCs w:val="20"/>
+                <w:lang w:val="en-US"/>
+              </w:rPr>
+              <w:t>2</w:t>
+            </w:r>
+            <w:r>
+              <w:rPr>
+                <w:rFonts w:ascii="Courier New" w:hAnsi="Courier New" w:cs="Courier New"/>
+                <w:sz w:val="20"/>
+                <w:szCs w:val="20"/>
+                <w:lang w:val="en-US"/>
+              </w:rPr>
+              <w:t>}</w:t>
+            </w:r>
           </w:p>
         </w:tc>
         <w:tc>
           <w:tcPr>
-            <w:tcW w:w="850" w:type="dxa"/>
+            <w:tcW w:w="1058" w:type="dxa"/>
           </w:tcPr>
           <w:p>
             <w:pPr>
@@ -3526,13 +3584,78 @@
                 <w:szCs w:val="20"/>
               </w:rPr>
             </w:pPr>
+            <w:r>
+              <w:rPr>
+                <w:rFonts w:ascii="Courier New" w:hAnsi="Courier New" w:cs="Courier New"/>
+                <w:sz w:val="20"/>
+                <w:szCs w:val="20"/>
+                <w:lang w:val="en-US"/>
+              </w:rPr>
+              <w:t>{Invoice_Line__</w:t>
+            </w:r>
+            <w:proofErr w:type="gramStart"/>
+            <w:r>
+              <w:rPr>
+                <w:rFonts w:ascii="Courier New" w:hAnsi="Courier New" w:cs="Courier New"/>
+                <w:sz w:val="20"/>
+                <w:szCs w:val="20"/>
+                <w:lang w:val="en-US"/>
+              </w:rPr>
+              <w:t>c.</w:t>
+            </w:r>
+            <w:r>
+              <w:rPr>
+                <w:rFonts w:ascii="Courier New" w:hAnsi="Courier New" w:cs="Courier New"/>
+                <w:sz w:val="20"/>
+                <w:szCs w:val="20"/>
+                <w:lang w:val="en-US"/>
+              </w:rPr>
+              <w:t>Pre</w:t>
+            </w:r>
+            <w:proofErr w:type="gramEnd"/>
+            <w:r>
+              <w:rPr>
+                <w:rFonts w:ascii="Courier New" w:hAnsi="Courier New" w:cs="Courier New"/>
+                <w:sz w:val="20"/>
+                <w:szCs w:val="20"/>
+                <w:lang w:val="en-US"/>
+              </w:rPr>
+              <w:t>_VAT_Total__c</w:t>
+            </w:r>
+            <w:r>
+              <w:rPr>
+                <w:rFonts w:ascii="Courier New" w:hAnsi="Courier New" w:cs="Courier New"/>
+                <w:sz w:val="20"/>
+                <w:szCs w:val="20"/>
+                <w:lang w:val="en-US"/>
+              </w:rPr>
+              <w:t>_</w:t>
+            </w:r>
+            <w:r>
+              <w:rPr>
+                <w:rFonts w:ascii="Courier New" w:hAnsi="Courier New" w:cs="Courier New"/>
+                <w:sz w:val="20"/>
+                <w:szCs w:val="20"/>
+                <w:lang w:val="en-US"/>
+              </w:rPr>
+              <w:t>3</w:t>
+            </w:r>
+            <w:r>
+              <w:rPr>
+                <w:rFonts w:ascii="Courier New" w:hAnsi="Courier New" w:cs="Courier New"/>
+                <w:sz w:val="20"/>
+                <w:szCs w:val="20"/>
+                <w:lang w:val="en-US"/>
+              </w:rPr>
+              <w:t>}</w:t>
+            </w:r>
           </w:p>
         </w:tc>
       </w:tr>
       <w:tr>
         <w:tc>
           <w:tcPr>
-            <w:tcW w:w="3119" w:type="dxa"/>
+            <w:tcW w:w="1537" w:type="dxa"/>
           </w:tcPr>
           <w:p>
             <w:pPr>
@@ -3552,13 +3675,14 @@
                 <w:sz w:val="20"/>
                 <w:szCs w:val="20"/>
               </w:rPr>
+              <w:lastRenderedPageBreak/>
               <w:t>Weighbridge</w:t>
             </w:r>
           </w:p>
         </w:tc>
         <w:tc>
           <w:tcPr>
-            <w:tcW w:w="1134" w:type="dxa"/>
+            <w:tcW w:w="1057" w:type="dxa"/>
           </w:tcPr>
           <w:p>
             <w:pPr>
@@ -3579,17 +3703,7 @@
                 <w:szCs w:val="20"/>
                 <w:lang w:val="en-US"/>
               </w:rPr>
-              <w:t>{</w:t>
-            </w:r>
-            <w:proofErr w:type="spellStart"/>
-            <w:r>
-              <w:rPr>
-                <w:rFonts w:ascii="Courier New" w:hAnsi="Courier New" w:cs="Courier New"/>
-                <w:sz w:val="20"/>
-                <w:szCs w:val="20"/>
-                <w:lang w:val="en-US"/>
-              </w:rPr>
-              <w:t>Invoice_Line__c.</w:t>
+              <w:t>{Invoice_Line__c.</w:t>
             </w:r>
             <w:r>
               <w:rPr>
@@ -3600,7 +3714,15 @@
               </w:rPr>
               <w:t>VAT_Amount__c</w:t>
             </w:r>
-            <w:proofErr w:type="spellEnd"/>
+            <w:r>
+              <w:rPr>
+                <w:rFonts w:ascii="Courier New" w:hAnsi="Courier New" w:cs="Courier New"/>
+                <w:sz w:val="20"/>
+                <w:szCs w:val="20"/>
+                <w:lang w:val="en-US"/>
+              </w:rPr>
+              <w:t>_1</w:t>
+            </w:r>
             <w:r>
               <w:rPr>
                 <w:rFonts w:ascii="Courier New" w:hAnsi="Courier New" w:cs="Courier New"/>
@@ -3614,7 +3736,7 @@
         </w:tc>
         <w:tc>
           <w:tcPr>
-            <w:tcW w:w="1134" w:type="dxa"/>
+            <w:tcW w:w="1058" w:type="dxa"/>
           </w:tcPr>
           <w:p>
             <w:pPr>
@@ -3628,11 +3750,56 @@
                 <w:szCs w:val="20"/>
               </w:rPr>
             </w:pPr>
+            <w:r>
+              <w:rPr>
+                <w:rFonts w:ascii="Courier New" w:hAnsi="Courier New" w:cs="Courier New"/>
+                <w:sz w:val="20"/>
+                <w:szCs w:val="20"/>
+                <w:lang w:val="en-US"/>
+              </w:rPr>
+              <w:t>{Invoice_Line__c.</w:t>
+            </w:r>
+            <w:r>
+              <w:rPr>
+                <w:rFonts w:ascii="Courier New" w:hAnsi="Courier New" w:cs="Courier New"/>
+                <w:sz w:val="20"/>
+                <w:szCs w:val="20"/>
+                <w:lang w:val="en-US"/>
+              </w:rPr>
+              <w:t>VAT_Amount__c</w:t>
+            </w:r>
+            <w:r>
+              <w:rPr>
+                <w:rFonts w:ascii="Courier New" w:hAnsi="Courier New" w:cs="Courier New"/>
+                <w:sz w:val="20"/>
+                <w:szCs w:val="20"/>
+                <w:lang w:val="en-US"/>
+              </w:rPr>
+              <w:t>_</w:t>
+            </w:r>
+            <w:r>
+              <w:rPr>
+                <w:rFonts w:ascii="Courier New" w:hAnsi="Courier New" w:cs="Courier New"/>
+                <w:sz w:val="20"/>
+                <w:szCs w:val="20"/>
+                <w:lang w:val="en-US"/>
+              </w:rPr>
+              <w:t>2</w:t>
+            </w:r>
+            <w:r>
+              <w:rPr>
+                <w:rFonts w:ascii="Courier New" w:hAnsi="Courier New" w:cs="Courier New"/>
+                <w:sz w:val="20"/>
+                <w:szCs w:val="20"/>
+                <w:lang w:val="en-US"/>
+              </w:rPr>
+              <w:t>}</w:t>
+            </w:r>
           </w:p>
         </w:tc>
         <w:tc>
           <w:tcPr>
-            <w:tcW w:w="850" w:type="dxa"/>
+            <w:tcW w:w="1058" w:type="dxa"/>
           </w:tcPr>
           <w:p>
             <w:pPr>
@@ -3646,6 +3813,51 @@
                 <w:szCs w:val="20"/>
               </w:rPr>
             </w:pPr>
+            <w:r>
+              <w:rPr>
+                <w:rFonts w:ascii="Courier New" w:hAnsi="Courier New" w:cs="Courier New"/>
+                <w:sz w:val="20"/>
+                <w:szCs w:val="20"/>
+                <w:lang w:val="en-US"/>
+              </w:rPr>
+              <w:t>{Invoice_Line__c.</w:t>
+            </w:r>
+            <w:r>
+              <w:rPr>
+                <w:rFonts w:ascii="Courier New" w:hAnsi="Courier New" w:cs="Courier New"/>
+                <w:sz w:val="20"/>
+                <w:szCs w:val="20"/>
+                <w:lang w:val="en-US"/>
+              </w:rPr>
+              <w:t>VAT_Amount__c</w:t>
+            </w:r>
+            <w:r>
+              <w:rPr>
+                <w:rFonts w:ascii="Courier New" w:hAnsi="Courier New" w:cs="Courier New"/>
+                <w:sz w:val="20"/>
+                <w:szCs w:val="20"/>
+                <w:lang w:val="en-US"/>
+              </w:rPr>
+              <w:t>_</w:t>
+            </w:r>
+            <w:r>
+              <w:rPr>
+                <w:rFonts w:ascii="Courier New" w:hAnsi="Courier New" w:cs="Courier New"/>
+                <w:sz w:val="20"/>
+                <w:szCs w:val="20"/>
+                <w:lang w:val="en-US"/>
+              </w:rPr>
+              <w:t>3</w:t>
+            </w:r>
+            <w:r>
+              <w:rPr>
+                <w:rFonts w:ascii="Courier New" w:hAnsi="Courier New" w:cs="Courier New"/>
+                <w:sz w:val="20"/>
+                <w:szCs w:val="20"/>
+                <w:lang w:val="en-US"/>
+              </w:rPr>
+              <w:t>}</w:t>
+            </w:r>
           </w:p>
         </w:tc>
       </w:tr>
@@ -3762,16 +3974,7 @@
                 <w:sz w:val="20"/>
                 <w:szCs w:val="20"/>
               </w:rPr>
-              <w:t xml:space="preserve">Total </w:t>
-            </w:r>
-            <w:r>
-              <w:rPr>
-                <w:rFonts w:ascii="Courier New" w:hAnsi="Courier New" w:cs="Courier New"/>
-                <w:sz w:val="20"/>
-                <w:szCs w:val="20"/>
-              </w:rPr>
-              <w:lastRenderedPageBreak/>
-              <w:t>£</w:t>
+              <w:t>Total £</w:t>
             </w:r>
           </w:p>
         </w:tc>
@@ -3797,7 +4000,6 @@
                 <w:sz w:val="20"/>
                 <w:szCs w:val="20"/>
               </w:rPr>
-              <w:lastRenderedPageBreak/>
               <w:t>{Invoice__</w:t>
             </w:r>
             <w:proofErr w:type="gramStart"/>
@@ -5050,6 +5252,7 @@
   <w:style w:type="character" w:default="1" w:styleId="DefaultParagraphFont">
     <w:name w:val="Default Paragraph Font"/>
     <w:uiPriority w:val="1"/>
+    <w:semiHidden/>
     <w:unhideWhenUsed/>
   </w:style>
   <w:style w:type="table" w:default="1" w:styleId="TableNormal">

--- a/src/templates/template_Purchase_Invoice_BACS.docx
+++ b/src/templates/template_Purchase_Invoice_BACS.docx
@@ -27,10 +27,10 @@
         <mc:AlternateContent>
           <mc:Choice Requires="wps">
             <w:drawing>
-              <wp:anchor distT="0" distB="0" distL="114300" distR="114300" simplePos="0" relativeHeight="251660288" behindDoc="0" locked="0" layoutInCell="1" allowOverlap="1" wp14:anchorId="0A5CDBDC" wp14:editId="3180770C">
+              <wp:anchor distT="0" distB="0" distL="114300" distR="114300" simplePos="0" relativeHeight="251660288" behindDoc="0" locked="0" layoutInCell="1" allowOverlap="1" wp14:anchorId="0A5CDBDC" wp14:editId="5B2FE712">
                 <wp:simplePos x="0" y="0"/>
                 <wp:positionH relativeFrom="margin">
-                  <wp:align>right</wp:align>
+                  <wp:posOffset>2200275</wp:posOffset>
                 </wp:positionH>
                 <wp:positionV relativeFrom="paragraph">
                   <wp:posOffset>-1262380</wp:posOffset>
@@ -586,7 +586,7 @@
                 <v:stroke joinstyle="miter"/>
                 <v:path gradientshapeok="t" o:connecttype="rect"/>
               </v:shapetype>
-              <v:shape id="Text Box 5" o:spid="_x0000_s1026" type="#_x0000_t202" style="position:absolute;margin-left:334.3pt;margin-top:-99.4pt;width:385.5pt;height:140.25pt;z-index:251660288;visibility:visible;mso-wrap-style:square;mso-width-percent:0;mso-height-percent:0;mso-wrap-distance-left:9pt;mso-wrap-distance-top:0;mso-wrap-distance-right:9pt;mso-wrap-distance-bottom:0;mso-position-horizontal:right;mso-position-horizontal-relative:margin;mso-position-vertical:absolute;mso-position-vertical-relative:text;mso-width-percent:0;mso-height-percent:0;mso-width-relative:margin;mso-height-relative:margin;v-text-anchor:top" o:gfxdata="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" filled="f" stroked="f">
+              <v:shape id="Text Box 5" o:spid="_x0000_s1026" type="#_x0000_t202" style="position:absolute;margin-left:173.25pt;margin-top:-99.4pt;width:385.5pt;height:140.25pt;z-index:251660288;visibility:visible;mso-wrap-style:square;mso-width-percent:0;mso-height-percent:0;mso-wrap-distance-left:9pt;mso-wrap-distance-top:0;mso-wrap-distance-right:9pt;mso-wrap-distance-bottom:0;mso-position-horizontal:absolute;mso-position-horizontal-relative:margin;mso-position-vertical:absolute;mso-position-vertical-relative:text;mso-width-percent:0;mso-height-percent:0;mso-width-relative:margin;mso-height-relative:margin;v-text-anchor:top" o:gfxdata="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" filled="f" stroked="f">
                 <v:textbox>
                   <w:txbxContent>
                     <w:p>
@@ -597,7 +597,15 @@
                         </w:rPr>
                       </w:pPr>
                       <w:r>
-                        <w:t>{#header_show}{#header_logo_only}</w:t>
+                        <w:t>{#header_</w:t>
+                      </w:r>
+                      <w:proofErr w:type="gramStart"/>
+                      <w:r>
+                        <w:t>show}{</w:t>
+                      </w:r>
+                      <w:proofErr w:type="gramEnd"/>
+                      <w:r>
+                        <w:t>#header_logo_only}</w:t>
                       </w:r>
                       <w:r>
                         <w:t>{</w:t>
@@ -608,12 +616,14 @@
                         </w:rPr>
                         <w:t>/</w:t>
                       </w:r>
+                      <w:proofErr w:type="spellStart"/>
                       <w:r>
                         <w:rPr>
                           <w:lang w:val="en-US"/>
                         </w:rPr>
                         <w:t>header_logo_only</w:t>
                       </w:r>
+                      <w:proofErr w:type="spellEnd"/>
                       <w:r>
                         <w:t>}</w:t>
                       </w:r>
@@ -647,7 +657,23 @@
                           <w:sz w:val="14"/>
                           <w:szCs w:val="14"/>
                         </w:rPr>
-                        <w:t>{company_info_organization_name}</w:t>
+                        <w:t>{</w:t>
+                      </w:r>
+                      <w:proofErr w:type="spellStart"/>
+                      <w:r>
+                        <w:rPr>
+                          <w:sz w:val="14"/>
+                          <w:szCs w:val="14"/>
+                        </w:rPr>
+                        <w:t>company_info_organization_name</w:t>
+                      </w:r>
+                      <w:proofErr w:type="spellEnd"/>
+                      <w:r>
+                        <w:rPr>
+                          <w:sz w:val="14"/>
+                          <w:szCs w:val="14"/>
+                        </w:rPr>
+                        <w:t>}</w:t>
                       </w:r>
                       <w:r>
                         <w:rPr>
@@ -671,7 +697,25 @@
                           <w:szCs w:val="14"/>
                           <w:lang w:val="en-US"/>
                         </w:rPr>
-                        <w:t>{company_info_address}</w:t>
+                        <w:t>{</w:t>
+                      </w:r>
+                      <w:proofErr w:type="spellStart"/>
+                      <w:r>
+                        <w:rPr>
+                          <w:sz w:val="14"/>
+                          <w:szCs w:val="14"/>
+                          <w:lang w:val="en-US"/>
+                        </w:rPr>
+                        <w:t>company_info_address</w:t>
+                      </w:r>
+                      <w:proofErr w:type="spellEnd"/>
+                      <w:r>
+                        <w:rPr>
+                          <w:sz w:val="14"/>
+                          <w:szCs w:val="14"/>
+                          <w:lang w:val="en-US"/>
+                        </w:rPr>
+                        <w:t>}</w:t>
                       </w:r>
                     </w:p>
                     <w:p>
@@ -689,7 +733,25 @@
                           <w:szCs w:val="14"/>
                           <w:lang w:val="en-US"/>
                         </w:rPr>
-                        <w:t>{company_info_postcode}</w:t>
+                        <w:t>{</w:t>
+                      </w:r>
+                      <w:proofErr w:type="spellStart"/>
+                      <w:r>
+                        <w:rPr>
+                          <w:sz w:val="14"/>
+                          <w:szCs w:val="14"/>
+                          <w:lang w:val="en-US"/>
+                        </w:rPr>
+                        <w:t>company_info_postcode</w:t>
+                      </w:r>
+                      <w:proofErr w:type="spellEnd"/>
+                      <w:r>
+                        <w:rPr>
+                          <w:sz w:val="14"/>
+                          <w:szCs w:val="14"/>
+                          <w:lang w:val="en-US"/>
+                        </w:rPr>
+                        <w:t>}</w:t>
                       </w:r>
                     </w:p>
                     <w:p>
@@ -735,7 +797,25 @@
                           <w:szCs w:val="14"/>
                           <w:lang w:val="en-US"/>
                         </w:rPr>
-                        <w:t>{company_info_telephone}</w:t>
+                        <w:t>{</w:t>
+                      </w:r>
+                      <w:proofErr w:type="spellStart"/>
+                      <w:r>
+                        <w:rPr>
+                          <w:sz w:val="14"/>
+                          <w:szCs w:val="14"/>
+                          <w:lang w:val="en-US"/>
+                        </w:rPr>
+                        <w:t>company_info_telephone</w:t>
+                      </w:r>
+                      <w:proofErr w:type="spellEnd"/>
+                      <w:r>
+                        <w:rPr>
+                          <w:sz w:val="14"/>
+                          <w:szCs w:val="14"/>
+                          <w:lang w:val="en-US"/>
+                        </w:rPr>
+                        <w:t>}</w:t>
                       </w:r>
                     </w:p>
                     <w:p>
@@ -769,7 +849,25 @@
                           <w:szCs w:val="14"/>
                           <w:lang w:val="en-US"/>
                         </w:rPr>
-                        <w:t>{company_info_fax}</w:t>
+                        <w:t>{</w:t>
+                      </w:r>
+                      <w:proofErr w:type="spellStart"/>
+                      <w:r>
+                        <w:rPr>
+                          <w:sz w:val="14"/>
+                          <w:szCs w:val="14"/>
+                          <w:lang w:val="en-US"/>
+                        </w:rPr>
+                        <w:t>company_info_fax</w:t>
+                      </w:r>
+                      <w:proofErr w:type="spellEnd"/>
+                      <w:r>
+                        <w:rPr>
+                          <w:sz w:val="14"/>
+                          <w:szCs w:val="14"/>
+                          <w:lang w:val="en-US"/>
+                        </w:rPr>
+                        <w:t>}</w:t>
                       </w:r>
                     </w:p>
                     <w:p>
@@ -815,7 +913,25 @@
                           <w:szCs w:val="14"/>
                           <w:lang w:val="en-US"/>
                         </w:rPr>
-                        <w:t>{company_info_email}</w:t>
+                        <w:t>{</w:t>
+                      </w:r>
+                      <w:proofErr w:type="spellStart"/>
+                      <w:r>
+                        <w:rPr>
+                          <w:sz w:val="14"/>
+                          <w:szCs w:val="14"/>
+                          <w:lang w:val="en-US"/>
+                        </w:rPr>
+                        <w:t>company_info_email</w:t>
+                      </w:r>
+                      <w:proofErr w:type="spellEnd"/>
+                      <w:r>
+                        <w:rPr>
+                          <w:sz w:val="14"/>
+                          <w:szCs w:val="14"/>
+                          <w:lang w:val="en-US"/>
+                        </w:rPr>
+                        <w:t>}</w:t>
                       </w:r>
                     </w:p>
                     <w:p>
@@ -841,7 +957,25 @@
                           <w:szCs w:val="14"/>
                           <w:lang w:val="en-US"/>
                         </w:rPr>
-                        <w:t>{company_info_web}</w:t>
+                        <w:t>{</w:t>
+                      </w:r>
+                      <w:proofErr w:type="spellStart"/>
+                      <w:r>
+                        <w:rPr>
+                          <w:sz w:val="14"/>
+                          <w:szCs w:val="14"/>
+                          <w:lang w:val="en-US"/>
+                        </w:rPr>
+                        <w:t>company_info_web</w:t>
+                      </w:r>
+                      <w:proofErr w:type="spellEnd"/>
+                      <w:r>
+                        <w:rPr>
+                          <w:sz w:val="14"/>
+                          <w:szCs w:val="14"/>
+                          <w:lang w:val="en-US"/>
+                        </w:rPr>
+                        <w:t>}</w:t>
                       </w:r>
                       <w:r>
                         <w:rPr>
@@ -877,7 +1011,25 @@
                           <w:szCs w:val="14"/>
                           <w:lang w:val="en-US"/>
                         </w:rPr>
-                        <w:t>{/header_show_full}</w:t>
+                        <w:t>{/</w:t>
+                      </w:r>
+                      <w:proofErr w:type="spellStart"/>
+                      <w:r>
+                        <w:rPr>
+                          <w:sz w:val="14"/>
+                          <w:szCs w:val="14"/>
+                          <w:lang w:val="en-US"/>
+                        </w:rPr>
+                        <w:t>header_show_full</w:t>
+                      </w:r>
+                      <w:proofErr w:type="spellEnd"/>
+                      <w:r>
+                        <w:rPr>
+                          <w:sz w:val="14"/>
+                          <w:szCs w:val="14"/>
+                          <w:lang w:val="en-US"/>
+                        </w:rPr>
+                        <w:t>}</w:t>
                       </w:r>
                     </w:p>
                     <w:p>
@@ -895,7 +1047,25 @@
                           <w:szCs w:val="14"/>
                           <w:lang w:val="en-US"/>
                         </w:rPr>
-                        <w:t>{/header_show}</w:t>
+                        <w:t>{/</w:t>
+                      </w:r>
+                      <w:proofErr w:type="spellStart"/>
+                      <w:r>
+                        <w:rPr>
+                          <w:sz w:val="14"/>
+                          <w:szCs w:val="14"/>
+                          <w:lang w:val="en-US"/>
+                        </w:rPr>
+                        <w:t>header_show</w:t>
+                      </w:r>
+                      <w:proofErr w:type="spellEnd"/>
+                      <w:r>
+                        <w:rPr>
+                          <w:sz w:val="14"/>
+                          <w:szCs w:val="14"/>
+                          <w:lang w:val="en-US"/>
+                        </w:rPr>
+                        <w:t>}</w:t>
                       </w:r>
                     </w:p>
                     <w:p>
@@ -921,10 +1091,10 @@
         <mc:AlternateContent>
           <mc:Choice Requires="wps">
             <w:drawing>
-              <wp:anchor distT="0" distB="0" distL="114300" distR="114300" simplePos="0" relativeHeight="251659264" behindDoc="0" locked="0" layoutInCell="1" allowOverlap="1" wp14:anchorId="5A442EDA" wp14:editId="5F587D8A">
+              <wp:anchor distT="0" distB="0" distL="114300" distR="114300" simplePos="0" relativeHeight="251659264" behindDoc="0" locked="0" layoutInCell="1" allowOverlap="1" wp14:anchorId="5A442EDA" wp14:editId="5206B4D4">
                 <wp:simplePos x="0" y="0"/>
                 <wp:positionH relativeFrom="column">
-                  <wp:posOffset>-257175</wp:posOffset>
+                  <wp:posOffset>-19050</wp:posOffset>
                 </wp:positionH>
                 <wp:positionV relativeFrom="paragraph">
                   <wp:posOffset>-1278890</wp:posOffset>
@@ -1034,12 +1204,20 @@
           </mc:Choice>
           <mc:Fallback>
             <w:pict>
-              <v:shape w14:anchorId="5A442EDA" id="Text Box 4" o:spid="_x0000_s1027" type="#_x0000_t202" style="position:absolute;margin-left:-20.25pt;margin-top:-100.7pt;width:306.75pt;height:129pt;z-index:251659264;visibility:visible;mso-wrap-style:square;mso-width-percent:0;mso-height-percent:0;mso-wrap-distance-left:9pt;mso-wrap-distance-top:0;mso-wrap-distance-right:9pt;mso-wrap-distance-bottom:0;mso-position-horizontal:absolute;mso-position-horizontal-relative:text;mso-position-vertical:absolute;mso-position-vertical-relative:text;mso-width-percent:0;mso-height-percent:0;mso-width-relative:margin;mso-height-relative:margin;v-text-anchor:top" o:gfxdata="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" filled="f" stroked="f">
+              <v:shape w14:anchorId="5A442EDA" id="Text Box 4" o:spid="_x0000_s1027" type="#_x0000_t202" style="position:absolute;margin-left:-1.5pt;margin-top:-100.7pt;width:306.75pt;height:129pt;z-index:251659264;visibility:visible;mso-wrap-style:square;mso-width-percent:0;mso-height-percent:0;mso-wrap-distance-left:9pt;mso-wrap-distance-top:0;mso-wrap-distance-right:9pt;mso-wrap-distance-bottom:0;mso-position-horizontal:absolute;mso-position-horizontal-relative:text;mso-position-vertical:absolute;mso-position-vertical-relative:text;mso-width-percent:0;mso-height-percent:0;mso-width-relative:margin;mso-height-relative:margin;v-text-anchor:top" o:gfxdata="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" filled="f" stroked="f">
                 <v:textbox>
                   <w:txbxContent>
                     <w:p>
                       <w:r>
-                        <w:t>{#header_show}{#header_logo_only}</w:t>
+                        <w:t>{#header_</w:t>
+                      </w:r>
+                      <w:proofErr w:type="gramStart"/>
+                      <w:r>
+                        <w:t>show}{</w:t>
+                      </w:r>
+                      <w:proofErr w:type="gramEnd"/>
+                      <w:r>
+                        <w:t>#header_logo_only}</w:t>
                       </w:r>
                       <w:r>
                         <w:t>{%header_logo}</w:t>
@@ -1053,12 +1231,14 @@
                         </w:rPr>
                         <w:t>/</w:t>
                       </w:r>
+                      <w:proofErr w:type="spellStart"/>
                       <w:r>
                         <w:rPr>
                           <w:lang w:val="en-US"/>
                         </w:rPr>
                         <w:t>header_logo_only</w:t>
                       </w:r>
+                      <w:proofErr w:type="spellEnd"/>
                       <w:r>
                         <w:t>}</w:t>
                       </w:r>
@@ -1106,19 +1286,20 @@
         <w:tc>
           <w:tcPr>
             <w:tcW w:w="5508" w:type="dxa"/>
-            <w:vAlign w:val="center"/>
-          </w:tcPr>
-          <w:p>
-            <w:pPr>
-              <w:jc w:val="center"/>
-              <w:rPr>
-                <w:sz w:val="20"/>
-                <w:szCs w:val="20"/>
-                <w:lang w:val="en-US"/>
-              </w:rPr>
-            </w:pPr>
-            <w:r>
-              <w:rPr>
+          </w:tcPr>
+          <w:p>
+            <w:pPr>
+              <w:rPr>
+                <w:rFonts w:ascii="Courier New" w:hAnsi="Courier New" w:cs="Courier New"/>
+                <w:sz w:val="20"/>
+                <w:szCs w:val="20"/>
+                <w:lang w:val="en-US"/>
+              </w:rPr>
+            </w:pPr>
+            <w:bookmarkStart w:id="0" w:name="_Hlk229041826"/>
+            <w:r>
+              <w:rPr>
+                <w:rFonts w:ascii="Courier New" w:hAnsi="Courier New" w:cs="Courier New"/>
                 <w:sz w:val="20"/>
                 <w:szCs w:val="20"/>
                 <w:lang w:val="en-US"/>
@@ -1127,6 +1308,7 @@
             </w:r>
             <w:r>
               <w:rPr>
+                <w:rFonts w:ascii="Courier New" w:hAnsi="Courier New" w:cs="Courier New"/>
                 <w:sz w:val="20"/>
                 <w:szCs w:val="20"/>
                 <w:lang w:val="en-US"/>
@@ -1136,6 +1318,7 @@
             <w:proofErr w:type="gramStart"/>
             <w:r>
               <w:rPr>
+                <w:rFonts w:ascii="Courier New" w:hAnsi="Courier New" w:cs="Courier New"/>
                 <w:sz w:val="20"/>
                 <w:szCs w:val="20"/>
                 <w:lang w:val="en-US"/>
@@ -1145,6 +1328,7 @@
             <w:proofErr w:type="gramEnd"/>
             <w:r>
               <w:rPr>
+                <w:rFonts w:ascii="Courier New" w:hAnsi="Courier New" w:cs="Courier New"/>
                 <w:sz w:val="20"/>
                 <w:szCs w:val="20"/>
                 <w:lang w:val="en-US"/>
@@ -1154,6 +1338,7 @@
             <w:proofErr w:type="spellStart"/>
             <w:r>
               <w:rPr>
+                <w:rFonts w:ascii="Courier New" w:hAnsi="Courier New" w:cs="Courier New"/>
                 <w:sz w:val="20"/>
                 <w:szCs w:val="20"/>
                 <w:lang w:val="en-US"/>
@@ -1163,6 +1348,7 @@
             <w:proofErr w:type="spellEnd"/>
             <w:r>
               <w:rPr>
+                <w:rFonts w:ascii="Courier New" w:hAnsi="Courier New" w:cs="Courier New"/>
                 <w:sz w:val="20"/>
                 <w:szCs w:val="20"/>
                 <w:lang w:val="en-US"/>
@@ -1172,15 +1358,26 @@
           </w:p>
           <w:p>
             <w:pPr>
-              <w:jc w:val="center"/>
-              <w:rPr>
-                <w:sz w:val="20"/>
-                <w:szCs w:val="20"/>
-                <w:lang w:val="en-US"/>
-              </w:rPr>
-            </w:pPr>
-            <w:r>
-              <w:rPr>
+              <w:rPr>
+                <w:rFonts w:ascii="Courier New" w:hAnsi="Courier New" w:cs="Courier New"/>
+                <w:sz w:val="20"/>
+                <w:szCs w:val="20"/>
+                <w:lang w:val="en-US"/>
+              </w:rPr>
+            </w:pPr>
+          </w:p>
+          <w:p>
+            <w:pPr>
+              <w:rPr>
+                <w:rFonts w:ascii="Courier New" w:hAnsi="Courier New" w:cs="Courier New"/>
+                <w:sz w:val="20"/>
+                <w:szCs w:val="20"/>
+                <w:lang w:val="en-US"/>
+              </w:rPr>
+            </w:pPr>
+            <w:r>
+              <w:rPr>
+                <w:rFonts w:ascii="Courier New" w:hAnsi="Courier New" w:cs="Courier New"/>
                 <w:sz w:val="20"/>
                 <w:szCs w:val="20"/>
                 <w:lang w:val="en-US"/>
@@ -1190,6 +1387,7 @@
             <w:proofErr w:type="spellStart"/>
             <w:r>
               <w:rPr>
+                <w:rFonts w:ascii="Courier New" w:hAnsi="Courier New" w:cs="Courier New"/>
                 <w:sz w:val="20"/>
                 <w:szCs w:val="20"/>
                 <w:lang w:val="en-US"/>
@@ -1199,6 +1397,7 @@
             <w:proofErr w:type="gramStart"/>
             <w:r>
               <w:rPr>
+                <w:rFonts w:ascii="Courier New" w:hAnsi="Courier New" w:cs="Courier New"/>
                 <w:sz w:val="20"/>
                 <w:szCs w:val="20"/>
                 <w:lang w:val="en-US"/>
@@ -1208,6 +1407,7 @@
             <w:proofErr w:type="gramEnd"/>
             <w:r>
               <w:rPr>
+                <w:rFonts w:ascii="Courier New" w:hAnsi="Courier New" w:cs="Courier New"/>
                 <w:sz w:val="20"/>
                 <w:szCs w:val="20"/>
                 <w:lang w:val="en-US"/>
@@ -1217,6 +1417,7 @@
             <w:proofErr w:type="spellEnd"/>
             <w:r>
               <w:rPr>
+                <w:rFonts w:ascii="Courier New" w:hAnsi="Courier New" w:cs="Courier New"/>
                 <w:sz w:val="20"/>
                 <w:szCs w:val="20"/>
                 <w:lang w:val="en-US"/>
@@ -1226,15 +1427,26 @@
           </w:p>
           <w:p>
             <w:pPr>
-              <w:jc w:val="center"/>
-              <w:rPr>
-                <w:sz w:val="20"/>
-                <w:szCs w:val="20"/>
-                <w:lang w:val="en-US"/>
-              </w:rPr>
-            </w:pPr>
-            <w:r>
-              <w:rPr>
+              <w:rPr>
+                <w:rFonts w:ascii="Courier New" w:hAnsi="Courier New" w:cs="Courier New"/>
+                <w:sz w:val="20"/>
+                <w:szCs w:val="20"/>
+                <w:lang w:val="en-US"/>
+              </w:rPr>
+            </w:pPr>
+          </w:p>
+          <w:p>
+            <w:pPr>
+              <w:rPr>
+                <w:rFonts w:ascii="Courier New" w:hAnsi="Courier New" w:cs="Courier New"/>
+                <w:sz w:val="20"/>
+                <w:szCs w:val="20"/>
+                <w:lang w:val="en-US"/>
+              </w:rPr>
+            </w:pPr>
+            <w:r>
+              <w:rPr>
+                <w:rFonts w:ascii="Courier New" w:hAnsi="Courier New" w:cs="Courier New"/>
                 <w:sz w:val="20"/>
                 <w:szCs w:val="20"/>
                 <w:lang w:val="en-US"/>
@@ -1244,6 +1456,7 @@
             <w:proofErr w:type="spellStart"/>
             <w:r>
               <w:rPr>
+                <w:rFonts w:ascii="Courier New" w:hAnsi="Courier New" w:cs="Courier New"/>
                 <w:sz w:val="20"/>
                 <w:szCs w:val="20"/>
                 <w:lang w:val="en-US"/>
@@ -1253,6 +1466,7 @@
             <w:proofErr w:type="gramStart"/>
             <w:r>
               <w:rPr>
+                <w:rFonts w:ascii="Courier New" w:hAnsi="Courier New" w:cs="Courier New"/>
                 <w:sz w:val="20"/>
                 <w:szCs w:val="20"/>
                 <w:lang w:val="en-US"/>
@@ -1262,6 +1476,7 @@
             <w:proofErr w:type="gramEnd"/>
             <w:r>
               <w:rPr>
+                <w:rFonts w:ascii="Courier New" w:hAnsi="Courier New" w:cs="Courier New"/>
                 <w:sz w:val="20"/>
                 <w:szCs w:val="20"/>
                 <w:lang w:val="en-US"/>
@@ -1271,6 +1486,7 @@
             <w:proofErr w:type="spellEnd"/>
             <w:r>
               <w:rPr>
+                <w:rFonts w:ascii="Courier New" w:hAnsi="Courier New" w:cs="Courier New"/>
                 <w:sz w:val="20"/>
                 <w:szCs w:val="20"/>
                 <w:lang w:val="en-US"/>
@@ -1280,15 +1496,26 @@
           </w:p>
           <w:p>
             <w:pPr>
-              <w:jc w:val="center"/>
-              <w:rPr>
-                <w:sz w:val="20"/>
-                <w:szCs w:val="20"/>
-                <w:lang w:val="en-US"/>
-              </w:rPr>
-            </w:pPr>
-            <w:r>
-              <w:rPr>
+              <w:rPr>
+                <w:rFonts w:ascii="Courier New" w:hAnsi="Courier New" w:cs="Courier New"/>
+                <w:sz w:val="20"/>
+                <w:szCs w:val="20"/>
+                <w:lang w:val="en-US"/>
+              </w:rPr>
+            </w:pPr>
+          </w:p>
+          <w:p>
+            <w:pPr>
+              <w:rPr>
+                <w:rFonts w:ascii="Courier New" w:hAnsi="Courier New" w:cs="Courier New"/>
+                <w:sz w:val="20"/>
+                <w:szCs w:val="20"/>
+                <w:lang w:val="en-US"/>
+              </w:rPr>
+            </w:pPr>
+            <w:r>
+              <w:rPr>
+                <w:rFonts w:ascii="Courier New" w:hAnsi="Courier New" w:cs="Courier New"/>
                 <w:sz w:val="20"/>
                 <w:szCs w:val="20"/>
                 <w:lang w:val="en-US"/>
@@ -1298,6 +1525,7 @@
             <w:proofErr w:type="spellStart"/>
             <w:r>
               <w:rPr>
+                <w:rFonts w:ascii="Courier New" w:hAnsi="Courier New" w:cs="Courier New"/>
                 <w:sz w:val="20"/>
                 <w:szCs w:val="20"/>
                 <w:lang w:val="en-US"/>
@@ -1307,6 +1535,7 @@
             <w:proofErr w:type="gramStart"/>
             <w:r>
               <w:rPr>
+                <w:rFonts w:ascii="Courier New" w:hAnsi="Courier New" w:cs="Courier New"/>
                 <w:sz w:val="20"/>
                 <w:szCs w:val="20"/>
                 <w:lang w:val="en-US"/>
@@ -1316,6 +1545,7 @@
             <w:proofErr w:type="gramEnd"/>
             <w:r>
               <w:rPr>
+                <w:rFonts w:ascii="Courier New" w:hAnsi="Courier New" w:cs="Courier New"/>
                 <w:sz w:val="20"/>
                 <w:szCs w:val="20"/>
                 <w:lang w:val="en-US"/>
@@ -1325,6 +1555,7 @@
             <w:proofErr w:type="spellEnd"/>
             <w:r>
               <w:rPr>
+                <w:rFonts w:ascii="Courier New" w:hAnsi="Courier New" w:cs="Courier New"/>
                 <w:sz w:val="20"/>
                 <w:szCs w:val="20"/>
                 <w:lang w:val="en-US"/>
@@ -1341,12 +1572,8 @@
             <w:tblPr>
               <w:tblpPr w:leftFromText="180" w:rightFromText="180" w:vertAnchor="page" w:horzAnchor="page" w:tblpXSpec="right" w:tblpY="1"/>
               <w:tblOverlap w:val="never"/>
-              <w:tblW w:w="5450" w:type="dxa"/>
+              <w:tblW w:w="5545" w:type="dxa"/>
               <w:tblBorders>
-                <w:top w:val="single" w:sz="4" w:space="0" w:color="auto"/>
-                <w:left w:val="single" w:sz="4" w:space="0" w:color="auto"/>
-                <w:bottom w:val="single" w:sz="4" w:space="0" w:color="auto"/>
-                <w:right w:val="single" w:sz="4" w:space="0" w:color="auto"/>
                 <w:insideH w:val="single" w:sz="4" w:space="0" w:color="auto"/>
                 <w:insideV w:val="single" w:sz="4" w:space="0" w:color="auto"/>
               </w:tblBorders>
@@ -1354,8 +1581,8 @@
               <w:tblLook w:val="01E0" w:firstRow="1" w:lastRow="1" w:firstColumn="1" w:lastColumn="1" w:noHBand="0" w:noVBand="0"/>
             </w:tblPr>
             <w:tblGrid>
-              <w:gridCol w:w="2725"/>
-              <w:gridCol w:w="2725"/>
+              <w:gridCol w:w="2340"/>
+              <w:gridCol w:w="3205"/>
             </w:tblGrid>
             <w:tr>
               <w:trPr>
@@ -1364,7 +1591,7 @@
               </w:trPr>
               <w:tc>
                 <w:tcPr>
-                  <w:tcW w:w="2725" w:type="dxa"/>
+                  <w:tcW w:w="2340" w:type="dxa"/>
                 </w:tcPr>
                 <w:p>
                   <w:pPr>
@@ -1390,7 +1617,7 @@
               </w:tc>
               <w:tc>
                 <w:tcPr>
-                  <w:tcW w:w="2725" w:type="dxa"/>
+                  <w:tcW w:w="3205" w:type="dxa"/>
                 </w:tcPr>
                 <w:p>
                   <w:pPr>
@@ -1440,7 +1667,7 @@
               </w:trPr>
               <w:tc>
                 <w:tcPr>
-                  <w:tcW w:w="2725" w:type="dxa"/>
+                  <w:tcW w:w="2340" w:type="dxa"/>
                 </w:tcPr>
                 <w:p>
                   <w:pPr>
@@ -1466,7 +1693,7 @@
               </w:tc>
               <w:tc>
                 <w:tcPr>
-                  <w:tcW w:w="2725" w:type="dxa"/>
+                  <w:tcW w:w="3205" w:type="dxa"/>
                 </w:tcPr>
                 <w:p>
                   <w:pPr>
@@ -1531,7 +1758,7 @@
               </w:trPr>
               <w:tc>
                 <w:tcPr>
-                  <w:tcW w:w="2725" w:type="dxa"/>
+                  <w:tcW w:w="2340" w:type="dxa"/>
                 </w:tcPr>
                 <w:p>
                   <w:pPr>
@@ -1557,7 +1784,7 @@
               </w:tc>
               <w:tc>
                 <w:tcPr>
-                  <w:tcW w:w="2725" w:type="dxa"/>
+                  <w:tcW w:w="3205" w:type="dxa"/>
                 </w:tcPr>
                 <w:p>
                   <w:pPr>
@@ -1627,7 +1854,7 @@
               </w:trPr>
               <w:tc>
                 <w:tcPr>
-                  <w:tcW w:w="2725" w:type="dxa"/>
+                  <w:tcW w:w="2340" w:type="dxa"/>
                 </w:tcPr>
                 <w:p>
                   <w:pPr>
@@ -1653,7 +1880,7 @@
               </w:tc>
               <w:tc>
                 <w:tcPr>
-                  <w:tcW w:w="2725" w:type="dxa"/>
+                  <w:tcW w:w="3205" w:type="dxa"/>
                 </w:tcPr>
                 <w:p>
                   <w:pPr>
@@ -1716,11 +1943,11 @@
             </w:tr>
             <w:tr>
               <w:trPr>
-                <w:trHeight w:val="70"/>
+                <w:trHeight w:val="332"/>
               </w:trPr>
               <w:tc>
                 <w:tcPr>
-                  <w:tcW w:w="2725" w:type="dxa"/>
+                  <w:tcW w:w="2340" w:type="dxa"/>
                 </w:tcPr>
                 <w:p>
                   <w:pPr>
@@ -1746,7 +1973,7 @@
               </w:tc>
               <w:tc>
                 <w:tcPr>
-                  <w:tcW w:w="2725" w:type="dxa"/>
+                  <w:tcW w:w="3205" w:type="dxa"/>
                 </w:tcPr>
                 <w:p>
                   <w:pPr>
@@ -1775,6 +2002,7 @@
           <w:p>
             <w:pPr>
               <w:rPr>
+                <w:rFonts w:ascii="Courier New" w:hAnsi="Courier New" w:cs="Courier New"/>
                 <w:sz w:val="20"/>
                 <w:szCs w:val="20"/>
               </w:rPr>
@@ -1782,6 +2010,7 @@
           </w:p>
         </w:tc>
       </w:tr>
+      <w:bookmarkEnd w:id="0"/>
     </w:tbl>
     <w:p>
       <w:pPr>
@@ -1793,24 +2022,9 @@
           <w:rFonts w:ascii="Courier New" w:hAnsi="Courier New" w:cs="Courier New"/>
           <w:sz w:val="20"/>
           <w:szCs w:val="20"/>
+          <w:lang w:val="ru-RU"/>
         </w:rPr>
       </w:pPr>
-      <w:r>
-        <w:rPr>
-          <w:rFonts w:ascii="Courier New" w:hAnsi="Courier New" w:cs="Courier New"/>
-          <w:sz w:val="20"/>
-          <w:szCs w:val="20"/>
-        </w:rPr>
-        <w:t>_________________________________________________________________________________</w:t>
-      </w:r>
-      <w:r>
-        <w:rPr>
-          <w:rFonts w:ascii="Courier New" w:hAnsi="Courier New" w:cs="Courier New"/>
-          <w:sz w:val="20"/>
-          <w:szCs w:val="20"/>
-        </w:rPr>
-        <w:t>________</w:t>
-      </w:r>
     </w:p>
     <w:p>
       <w:pPr>
@@ -1845,12 +2059,12 @@
         <w:gridCol w:w="1526"/>
         <w:gridCol w:w="992"/>
         <w:gridCol w:w="992"/>
-        <w:gridCol w:w="2065"/>
+        <w:gridCol w:w="1795"/>
         <w:gridCol w:w="1980"/>
         <w:gridCol w:w="270"/>
-        <w:gridCol w:w="1170"/>
+        <w:gridCol w:w="1260"/>
         <w:gridCol w:w="1080"/>
-        <w:gridCol w:w="846"/>
+        <w:gridCol w:w="1026"/>
       </w:tblGrid>
       <w:tr>
         <w:tc>
@@ -1970,7 +2184,7 @@
         </w:tc>
         <w:tc>
           <w:tcPr>
-            <w:tcW w:w="2065" w:type="dxa"/>
+            <w:tcW w:w="1795" w:type="dxa"/>
           </w:tcPr>
           <w:p>
             <w:pPr>
@@ -2040,7 +2254,7 @@
         </w:tc>
         <w:tc>
           <w:tcPr>
-            <w:tcW w:w="1170" w:type="dxa"/>
+            <w:tcW w:w="1260" w:type="dxa"/>
           </w:tcPr>
           <w:p>
             <w:pPr>
@@ -2092,7 +2306,7 @@
         </w:tc>
         <w:tc>
           <w:tcPr>
-            <w:tcW w:w="846" w:type="dxa"/>
+            <w:tcW w:w="1026" w:type="dxa"/>
           </w:tcPr>
           <w:p>
             <w:pPr>
@@ -2296,7 +2510,7 @@
                 <w:szCs w:val="20"/>
                 <w:lang w:val="en-US"/>
               </w:rPr>
-              <w:t>c.Movement</w:t>
+              <w:t>c.Quantity</w:t>
             </w:r>
             <w:proofErr w:type="gramEnd"/>
             <w:r>
@@ -2306,7 +2520,7 @@
                 <w:szCs w:val="20"/>
                 <w:lang w:val="en-US"/>
               </w:rPr>
-              <w:t>__c.Tonnage__c</w:t>
+              <w:t>__c</w:t>
             </w:r>
             <w:proofErr w:type="spellEnd"/>
             <w:r>
@@ -2322,7 +2536,7 @@
         </w:tc>
         <w:tc>
           <w:tcPr>
-            <w:tcW w:w="2065" w:type="dxa"/>
+            <w:tcW w:w="1795" w:type="dxa"/>
           </w:tcPr>
           <w:p>
             <w:pPr>
@@ -2560,7 +2774,7 @@
         </w:tc>
         <w:tc>
           <w:tcPr>
-            <w:tcW w:w="1170" w:type="dxa"/>
+            <w:tcW w:w="1260" w:type="dxa"/>
           </w:tcPr>
           <w:p>
             <w:pPr>
@@ -2694,7 +2908,7 @@
         </w:tc>
         <w:tc>
           <w:tcPr>
-            <w:tcW w:w="846" w:type="dxa"/>
+            <w:tcW w:w="1026" w:type="dxa"/>
           </w:tcPr>
           <w:p>
             <w:pPr>
@@ -2895,7 +3109,7 @@
         </w:tc>
         <w:tc>
           <w:tcPr>
-            <w:tcW w:w="2065" w:type="dxa"/>
+            <w:tcW w:w="1795" w:type="dxa"/>
           </w:tcPr>
           <w:p>
             <w:pPr>
@@ -2950,7 +3164,7 @@
         </w:tc>
         <w:tc>
           <w:tcPr>
-            <w:tcW w:w="1170" w:type="dxa"/>
+            <w:tcW w:w="1260" w:type="dxa"/>
           </w:tcPr>
           <w:p>
             <w:pPr>
@@ -3006,15 +3220,7 @@
                 <w:sz w:val="20"/>
                 <w:szCs w:val="20"/>
               </w:rPr>
-              <w:t>c.</w:t>
-            </w:r>
-            <w:r>
-              <w:rPr>
-                <w:rFonts w:ascii="Courier New" w:hAnsi="Courier New" w:cs="Courier New"/>
-                <w:sz w:val="20"/>
-                <w:szCs w:val="20"/>
-              </w:rPr>
-              <w:t>Pre</w:t>
+              <w:t>c.Pre</w:t>
             </w:r>
             <w:proofErr w:type="gramEnd"/>
             <w:r>
@@ -3038,7 +3244,7 @@
         </w:tc>
         <w:tc>
           <w:tcPr>
-            <w:tcW w:w="846" w:type="dxa"/>
+            <w:tcW w:w="1026" w:type="dxa"/>
           </w:tcPr>
           <w:p>
             <w:pPr>
@@ -3175,16 +3381,7 @@
                 <w:szCs w:val="20"/>
                 <w:lang w:val="en-US"/>
               </w:rPr>
-              <w:t>c.</w:t>
-            </w:r>
-            <w:r>
-              <w:rPr>
-                <w:rFonts w:ascii="Courier New" w:hAnsi="Courier New" w:cs="Courier New"/>
-                <w:sz w:val="20"/>
-                <w:szCs w:val="20"/>
-                <w:lang w:val="en-US"/>
-              </w:rPr>
-              <w:t>Unit</w:t>
+              <w:t>c.Unit</w:t>
             </w:r>
             <w:proofErr w:type="gramEnd"/>
             <w:r>
@@ -3250,16 +3447,7 @@
                 <w:szCs w:val="20"/>
                 <w:lang w:val="en-US"/>
               </w:rPr>
-              <w:t>c.</w:t>
-            </w:r>
-            <w:r>
-              <w:rPr>
-                <w:rFonts w:ascii="Courier New" w:hAnsi="Courier New" w:cs="Courier New"/>
-                <w:sz w:val="20"/>
-                <w:szCs w:val="20"/>
-                <w:lang w:val="en-US"/>
-              </w:rPr>
-              <w:t>Unit</w:t>
+              <w:t>c.Unit</w:t>
             </w:r>
             <w:proofErr w:type="gramEnd"/>
             <w:r>
@@ -3269,34 +3457,7 @@
                 <w:szCs w:val="20"/>
                 <w:lang w:val="en-US"/>
               </w:rPr>
-              <w:t>_Price__c</w:t>
-            </w:r>
-            <w:r>
-              <w:rPr>
-                <w:rFonts w:ascii="Courier New" w:hAnsi="Courier New" w:cs="Courier New"/>
-                <w:sz w:val="20"/>
-                <w:szCs w:val="20"/>
-                <w:lang w:val="en-US"/>
-              </w:rPr>
-              <w:t>_</w:t>
-            </w:r>
-            <w:r>
-              <w:rPr>
-                <w:rFonts w:ascii="Courier New" w:hAnsi="Courier New" w:cs="Courier New"/>
-                <w:sz w:val="20"/>
-                <w:szCs w:val="20"/>
-                <w:lang w:val="en-US"/>
-              </w:rPr>
-              <w:t>2</w:t>
-            </w:r>
-            <w:r>
-              <w:rPr>
-                <w:rFonts w:ascii="Courier New" w:hAnsi="Courier New" w:cs="Courier New"/>
-                <w:sz w:val="20"/>
-                <w:szCs w:val="20"/>
-                <w:lang w:val="en-US"/>
-              </w:rPr>
-              <w:t>}</w:t>
+              <w:t>_Price__c_2}</w:t>
             </w:r>
           </w:p>
         </w:tc>
@@ -3333,16 +3494,7 @@
                 <w:szCs w:val="20"/>
                 <w:lang w:val="en-US"/>
               </w:rPr>
-              <w:t>c.</w:t>
-            </w:r>
-            <w:r>
-              <w:rPr>
-                <w:rFonts w:ascii="Courier New" w:hAnsi="Courier New" w:cs="Courier New"/>
-                <w:sz w:val="20"/>
-                <w:szCs w:val="20"/>
-                <w:lang w:val="en-US"/>
-              </w:rPr>
-              <w:t>Unit</w:t>
+              <w:t>c.Unit</w:t>
             </w:r>
             <w:proofErr w:type="gramEnd"/>
             <w:r>
@@ -3352,34 +3504,7 @@
                 <w:szCs w:val="20"/>
                 <w:lang w:val="en-US"/>
               </w:rPr>
-              <w:t>_Price__c</w:t>
-            </w:r>
-            <w:r>
-              <w:rPr>
-                <w:rFonts w:ascii="Courier New" w:hAnsi="Courier New" w:cs="Courier New"/>
-                <w:sz w:val="20"/>
-                <w:szCs w:val="20"/>
-                <w:lang w:val="en-US"/>
-              </w:rPr>
-              <w:t>_</w:t>
-            </w:r>
-            <w:r>
-              <w:rPr>
-                <w:rFonts w:ascii="Courier New" w:hAnsi="Courier New" w:cs="Courier New"/>
-                <w:sz w:val="20"/>
-                <w:szCs w:val="20"/>
-                <w:lang w:val="en-US"/>
-              </w:rPr>
-              <w:t>3</w:t>
-            </w:r>
-            <w:r>
-              <w:rPr>
-                <w:rFonts w:ascii="Courier New" w:hAnsi="Courier New" w:cs="Courier New"/>
-                <w:sz w:val="20"/>
-                <w:szCs w:val="20"/>
-                <w:lang w:val="en-US"/>
-              </w:rPr>
-              <w:t>}</w:t>
+              <w:t>_Price__c_3}</w:t>
             </w:r>
           </w:p>
         </w:tc>
@@ -3444,16 +3569,7 @@
                 <w:szCs w:val="20"/>
                 <w:lang w:val="en-US"/>
               </w:rPr>
-              <w:t>c.</w:t>
-            </w:r>
-            <w:r>
-              <w:rPr>
-                <w:rFonts w:ascii="Courier New" w:hAnsi="Courier New" w:cs="Courier New"/>
-                <w:sz w:val="20"/>
-                <w:szCs w:val="20"/>
-                <w:lang w:val="en-US"/>
-              </w:rPr>
-              <w:t>Pre</w:t>
+              <w:t>c.Pre</w:t>
             </w:r>
             <w:proofErr w:type="gramEnd"/>
             <w:r>
@@ -3518,16 +3634,7 @@
                 <w:szCs w:val="20"/>
                 <w:lang w:val="en-US"/>
               </w:rPr>
-              <w:t>c.</w:t>
-            </w:r>
-            <w:r>
-              <w:rPr>
-                <w:rFonts w:ascii="Courier New" w:hAnsi="Courier New" w:cs="Courier New"/>
-                <w:sz w:val="20"/>
-                <w:szCs w:val="20"/>
-                <w:lang w:val="en-US"/>
-              </w:rPr>
-              <w:t>Pre</w:t>
+              <w:t>c.Pre</w:t>
             </w:r>
             <w:proofErr w:type="gramEnd"/>
             <w:r>
@@ -3537,34 +3644,7 @@
                 <w:szCs w:val="20"/>
                 <w:lang w:val="en-US"/>
               </w:rPr>
-              <w:t>_VAT_Total__c</w:t>
-            </w:r>
-            <w:r>
-              <w:rPr>
-                <w:rFonts w:ascii="Courier New" w:hAnsi="Courier New" w:cs="Courier New"/>
-                <w:sz w:val="20"/>
-                <w:szCs w:val="20"/>
-                <w:lang w:val="en-US"/>
-              </w:rPr>
-              <w:t>_</w:t>
-            </w:r>
-            <w:r>
-              <w:rPr>
-                <w:rFonts w:ascii="Courier New" w:hAnsi="Courier New" w:cs="Courier New"/>
-                <w:sz w:val="20"/>
-                <w:szCs w:val="20"/>
-                <w:lang w:val="en-US"/>
-              </w:rPr>
-              <w:t>2</w:t>
-            </w:r>
-            <w:r>
-              <w:rPr>
-                <w:rFonts w:ascii="Courier New" w:hAnsi="Courier New" w:cs="Courier New"/>
-                <w:sz w:val="20"/>
-                <w:szCs w:val="20"/>
-                <w:lang w:val="en-US"/>
-              </w:rPr>
-              <w:t>}</w:t>
+              <w:t>_VAT_Total__c_2}</w:t>
             </w:r>
           </w:p>
         </w:tc>
@@ -3601,16 +3681,7 @@
                 <w:szCs w:val="20"/>
                 <w:lang w:val="en-US"/>
               </w:rPr>
-              <w:t>c.</w:t>
-            </w:r>
-            <w:r>
-              <w:rPr>
-                <w:rFonts w:ascii="Courier New" w:hAnsi="Courier New" w:cs="Courier New"/>
-                <w:sz w:val="20"/>
-                <w:szCs w:val="20"/>
-                <w:lang w:val="en-US"/>
-              </w:rPr>
-              <w:t>Pre</w:t>
+              <w:t>c.Pre</w:t>
             </w:r>
             <w:proofErr w:type="gramEnd"/>
             <w:r>
@@ -3620,34 +3691,7 @@
                 <w:szCs w:val="20"/>
                 <w:lang w:val="en-US"/>
               </w:rPr>
-              <w:t>_VAT_Total__c</w:t>
-            </w:r>
-            <w:r>
-              <w:rPr>
-                <w:rFonts w:ascii="Courier New" w:hAnsi="Courier New" w:cs="Courier New"/>
-                <w:sz w:val="20"/>
-                <w:szCs w:val="20"/>
-                <w:lang w:val="en-US"/>
-              </w:rPr>
-              <w:t>_</w:t>
-            </w:r>
-            <w:r>
-              <w:rPr>
-                <w:rFonts w:ascii="Courier New" w:hAnsi="Courier New" w:cs="Courier New"/>
-                <w:sz w:val="20"/>
-                <w:szCs w:val="20"/>
-                <w:lang w:val="en-US"/>
-              </w:rPr>
-              <w:t>3</w:t>
-            </w:r>
-            <w:r>
-              <w:rPr>
-                <w:rFonts w:ascii="Courier New" w:hAnsi="Courier New" w:cs="Courier New"/>
-                <w:sz w:val="20"/>
-                <w:szCs w:val="20"/>
-                <w:lang w:val="en-US"/>
-              </w:rPr>
-              <w:t>}</w:t>
+              <w:t>_VAT_Total__c_3}</w:t>
             </w:r>
           </w:p>
         </w:tc>
@@ -3675,44 +3719,44 @@
                 <w:sz w:val="20"/>
                 <w:szCs w:val="20"/>
               </w:rPr>
+              <w:t>Weighbridge</w:t>
+            </w:r>
+          </w:p>
+        </w:tc>
+        <w:tc>
+          <w:tcPr>
+            <w:tcW w:w="1057" w:type="dxa"/>
+          </w:tcPr>
+          <w:p>
+            <w:pPr>
+              <w:widowControl w:val="0"/>
+              <w:autoSpaceDE w:val="0"/>
+              <w:autoSpaceDN w:val="0"/>
+              <w:adjustRightInd w:val="0"/>
+              <w:rPr>
+                <w:rFonts w:ascii="Courier New" w:hAnsi="Courier New" w:cs="Courier New"/>
+                <w:sz w:val="20"/>
+                <w:szCs w:val="20"/>
+              </w:rPr>
+            </w:pPr>
+            <w:r>
+              <w:rPr>
+                <w:rFonts w:ascii="Courier New" w:hAnsi="Courier New" w:cs="Courier New"/>
+                <w:sz w:val="20"/>
+                <w:szCs w:val="20"/>
+                <w:lang w:val="en-US"/>
+              </w:rPr>
+              <w:t>{Invoice_Line_</w:t>
+            </w:r>
+            <w:r>
+              <w:rPr>
+                <w:rFonts w:ascii="Courier New" w:hAnsi="Courier New" w:cs="Courier New"/>
+                <w:sz w:val="20"/>
+                <w:szCs w:val="20"/>
+                <w:lang w:val="en-US"/>
+              </w:rPr>
               <w:lastRenderedPageBreak/>
-              <w:t>Weighbridge</w:t>
-            </w:r>
-          </w:p>
-        </w:tc>
-        <w:tc>
-          <w:tcPr>
-            <w:tcW w:w="1057" w:type="dxa"/>
-          </w:tcPr>
-          <w:p>
-            <w:pPr>
-              <w:widowControl w:val="0"/>
-              <w:autoSpaceDE w:val="0"/>
-              <w:autoSpaceDN w:val="0"/>
-              <w:adjustRightInd w:val="0"/>
-              <w:rPr>
-                <w:rFonts w:ascii="Courier New" w:hAnsi="Courier New" w:cs="Courier New"/>
-                <w:sz w:val="20"/>
-                <w:szCs w:val="20"/>
-              </w:rPr>
-            </w:pPr>
-            <w:r>
-              <w:rPr>
-                <w:rFonts w:ascii="Courier New" w:hAnsi="Courier New" w:cs="Courier New"/>
-                <w:sz w:val="20"/>
-                <w:szCs w:val="20"/>
-                <w:lang w:val="en-US"/>
-              </w:rPr>
-              <w:t>{Invoice_Line__c.</w:t>
-            </w:r>
-            <w:r>
-              <w:rPr>
-                <w:rFonts w:ascii="Courier New" w:hAnsi="Courier New" w:cs="Courier New"/>
-                <w:sz w:val="20"/>
-                <w:szCs w:val="20"/>
-                <w:lang w:val="en-US"/>
-              </w:rPr>
-              <w:t>VAT_Amount__c</w:t>
+              <w:t>_c.VAT_Amount__c</w:t>
             </w:r>
             <w:r>
               <w:rPr>
@@ -3757,43 +3801,18 @@
                 <w:szCs w:val="20"/>
                 <w:lang w:val="en-US"/>
               </w:rPr>
-              <w:t>{Invoice_Line__c.</w:t>
-            </w:r>
-            <w:r>
-              <w:rPr>
-                <w:rFonts w:ascii="Courier New" w:hAnsi="Courier New" w:cs="Courier New"/>
-                <w:sz w:val="20"/>
-                <w:szCs w:val="20"/>
-                <w:lang w:val="en-US"/>
-              </w:rPr>
-              <w:t>VAT_Amount__c</w:t>
-            </w:r>
-            <w:r>
-              <w:rPr>
-                <w:rFonts w:ascii="Courier New" w:hAnsi="Courier New" w:cs="Courier New"/>
-                <w:sz w:val="20"/>
-                <w:szCs w:val="20"/>
-                <w:lang w:val="en-US"/>
-              </w:rPr>
-              <w:t>_</w:t>
-            </w:r>
-            <w:r>
-              <w:rPr>
-                <w:rFonts w:ascii="Courier New" w:hAnsi="Courier New" w:cs="Courier New"/>
-                <w:sz w:val="20"/>
-                <w:szCs w:val="20"/>
-                <w:lang w:val="en-US"/>
-              </w:rPr>
-              <w:t>2</w:t>
-            </w:r>
-            <w:r>
-              <w:rPr>
-                <w:rFonts w:ascii="Courier New" w:hAnsi="Courier New" w:cs="Courier New"/>
-                <w:sz w:val="20"/>
-                <w:szCs w:val="20"/>
-                <w:lang w:val="en-US"/>
-              </w:rPr>
-              <w:t>}</w:t>
+              <w:lastRenderedPageBreak/>
+              <w:t>{Invoice_Line_</w:t>
+            </w:r>
+            <w:r>
+              <w:rPr>
+                <w:rFonts w:ascii="Courier New" w:hAnsi="Courier New" w:cs="Courier New"/>
+                <w:sz w:val="20"/>
+                <w:szCs w:val="20"/>
+                <w:lang w:val="en-US"/>
+              </w:rPr>
+              <w:lastRenderedPageBreak/>
+              <w:t>_c.VAT_Amount__c_2}</w:t>
             </w:r>
           </w:p>
         </w:tc>
@@ -3820,43 +3839,18 @@
                 <w:szCs w:val="20"/>
                 <w:lang w:val="en-US"/>
               </w:rPr>
-              <w:t>{Invoice_Line__c.</w:t>
-            </w:r>
-            <w:r>
-              <w:rPr>
-                <w:rFonts w:ascii="Courier New" w:hAnsi="Courier New" w:cs="Courier New"/>
-                <w:sz w:val="20"/>
-                <w:szCs w:val="20"/>
-                <w:lang w:val="en-US"/>
-              </w:rPr>
-              <w:t>VAT_Amount__c</w:t>
-            </w:r>
-            <w:r>
-              <w:rPr>
-                <w:rFonts w:ascii="Courier New" w:hAnsi="Courier New" w:cs="Courier New"/>
-                <w:sz w:val="20"/>
-                <w:szCs w:val="20"/>
-                <w:lang w:val="en-US"/>
-              </w:rPr>
-              <w:t>_</w:t>
-            </w:r>
-            <w:r>
-              <w:rPr>
-                <w:rFonts w:ascii="Courier New" w:hAnsi="Courier New" w:cs="Courier New"/>
-                <w:sz w:val="20"/>
-                <w:szCs w:val="20"/>
-                <w:lang w:val="en-US"/>
-              </w:rPr>
-              <w:t>3</w:t>
-            </w:r>
-            <w:r>
-              <w:rPr>
-                <w:rFonts w:ascii="Courier New" w:hAnsi="Courier New" w:cs="Courier New"/>
-                <w:sz w:val="20"/>
-                <w:szCs w:val="20"/>
-                <w:lang w:val="en-US"/>
-              </w:rPr>
-              <w:t>}</w:t>
+              <w:lastRenderedPageBreak/>
+              <w:t>{Invoice_Line_</w:t>
+            </w:r>
+            <w:r>
+              <w:rPr>
+                <w:rFonts w:ascii="Courier New" w:hAnsi="Courier New" w:cs="Courier New"/>
+                <w:sz w:val="20"/>
+                <w:szCs w:val="20"/>
+                <w:lang w:val="en-US"/>
+              </w:rPr>
+              <w:lastRenderedPageBreak/>
+              <w:t>_c.VAT_Amount__c_3}</w:t>
             </w:r>
           </w:p>
         </w:tc>
@@ -3893,7 +3887,7 @@
           <w:szCs w:val="20"/>
         </w:rPr>
       </w:pPr>
-      <w:bookmarkStart w:id="0" w:name="_Hlk228702091"/>
+      <w:bookmarkStart w:id="1" w:name="_Hlk228702091"/>
       <w:r>
         <w:rPr>
           <w:rFonts w:ascii="Courier New" w:hAnsi="Courier New" w:cs="Courier New"/>
@@ -3903,7 +3897,7 @@
         <w:t>{text_1}</w:t>
       </w:r>
     </w:p>
-    <w:bookmarkEnd w:id="0"/>
+    <w:bookmarkEnd w:id="1"/>
     <w:p>
       <w:pPr>
         <w:widowControl w:val="0"/>
@@ -3917,6 +3911,7 @@
           <w:rFonts w:ascii="Courier New" w:hAnsi="Courier New" w:cs="Courier New"/>
           <w:sz w:val="20"/>
           <w:szCs w:val="20"/>
+          <w:lang w:val="ru-RU"/>
         </w:rPr>
       </w:pPr>
     </w:p>
@@ -3930,6 +3925,7 @@
           <w:rFonts w:ascii="Courier New" w:hAnsi="Courier New" w:cs="Courier New"/>
           <w:sz w:val="20"/>
           <w:szCs w:val="20"/>
+          <w:lang w:val="ru-RU"/>
         </w:rPr>
       </w:pPr>
     </w:p>
@@ -3945,16 +3941,17 @@
           <w:insideH w:val="single" w:sz="4" w:space="0" w:color="auto"/>
           <w:insideV w:val="single" w:sz="4" w:space="0" w:color="auto"/>
         </w:tblBorders>
+        <w:tblLayout w:type="fixed"/>
         <w:tblLook w:val="01E0" w:firstRow="1" w:lastRow="1" w:firstColumn="1" w:lastColumn="1" w:noHBand="0" w:noVBand="0"/>
       </w:tblPr>
       <w:tblGrid>
-        <w:gridCol w:w="661"/>
-        <w:gridCol w:w="2791"/>
+        <w:gridCol w:w="1567"/>
+        <w:gridCol w:w="1885"/>
       </w:tblGrid>
       <w:tr>
         <w:tc>
           <w:tcPr>
-            <w:tcW w:w="1701" w:type="dxa"/>
+            <w:tcW w:w="1567" w:type="dxa"/>
           </w:tcPr>
           <w:p>
             <w:pPr>
@@ -3980,7 +3977,7 @@
         </w:tc>
         <w:tc>
           <w:tcPr>
-            <w:tcW w:w="1977" w:type="dxa"/>
+            <w:tcW w:w="1885" w:type="dxa"/>
           </w:tcPr>
           <w:p>
             <w:pPr>
@@ -4009,15 +4006,7 @@
                 <w:sz w:val="20"/>
                 <w:szCs w:val="20"/>
               </w:rPr>
-              <w:t>c.</w:t>
-            </w:r>
-            <w:r>
-              <w:rPr>
-                <w:rFonts w:ascii="Courier New" w:hAnsi="Courier New" w:cs="Courier New"/>
-                <w:sz w:val="20"/>
-                <w:szCs w:val="20"/>
-              </w:rPr>
-              <w:t>Total</w:t>
+              <w:t>c.Total</w:t>
             </w:r>
             <w:proofErr w:type="gramEnd"/>
             <w:r>
@@ -4026,15 +4015,7 @@
                 <w:sz w:val="20"/>
                 <w:szCs w:val="20"/>
               </w:rPr>
-              <w:t>_Due_1__c</w:t>
-            </w:r>
-            <w:r>
-              <w:rPr>
-                <w:rFonts w:ascii="Courier New" w:hAnsi="Courier New" w:cs="Courier New"/>
-                <w:sz w:val="20"/>
-                <w:szCs w:val="20"/>
-              </w:rPr>
-              <w:t>}</w:t>
+              <w:t>_Due_1__c}</w:t>
             </w:r>
           </w:p>
         </w:tc>
@@ -4042,7 +4023,7 @@
       <w:tr>
         <w:tc>
           <w:tcPr>
-            <w:tcW w:w="1701" w:type="dxa"/>
+            <w:tcW w:w="1567" w:type="dxa"/>
           </w:tcPr>
           <w:p>
             <w:pPr>
@@ -4068,7 +4049,7 @@
         </w:tc>
         <w:tc>
           <w:tcPr>
-            <w:tcW w:w="1977" w:type="dxa"/>
+            <w:tcW w:w="1885" w:type="dxa"/>
           </w:tcPr>
           <w:p>
             <w:pPr>
@@ -4097,15 +4078,7 @@
                 <w:sz w:val="20"/>
                 <w:szCs w:val="20"/>
               </w:rPr>
-              <w:t>Invoice__c.</w:t>
-            </w:r>
-            <w:r>
-              <w:rPr>
-                <w:rFonts w:ascii="Courier New" w:hAnsi="Courier New" w:cs="Courier New"/>
-                <w:sz w:val="20"/>
-                <w:szCs w:val="20"/>
-              </w:rPr>
-              <w:t>VAT_Amt_Total__c</w:t>
+              <w:t>Invoice__c.VAT_Amt_Total__c</w:t>
             </w:r>
             <w:proofErr w:type="spellEnd"/>
             <w:r>
@@ -4120,9 +4093,12 @@
         </w:tc>
       </w:tr>
       <w:tr>
-        <w:tc>
-          <w:tcPr>
-            <w:tcW w:w="1701" w:type="dxa"/>
+        <w:trPr>
+          <w:trHeight w:val="458"/>
+        </w:trPr>
+        <w:tc>
+          <w:tcPr>
+            <w:tcW w:w="1567" w:type="dxa"/>
           </w:tcPr>
           <w:p>
             <w:pPr>
@@ -4148,7 +4124,7 @@
         </w:tc>
         <w:tc>
           <w:tcPr>
-            <w:tcW w:w="1977" w:type="dxa"/>
+            <w:tcW w:w="1885" w:type="dxa"/>
           </w:tcPr>
           <w:p>
             <w:pPr>
@@ -4186,15 +4162,7 @@
                 <w:sz w:val="20"/>
                 <w:szCs w:val="20"/>
               </w:rPr>
-              <w:t>c.</w:t>
-            </w:r>
-            <w:r>
-              <w:rPr>
-                <w:rFonts w:ascii="Courier New" w:hAnsi="Courier New" w:cs="Courier New"/>
-                <w:sz w:val="20"/>
-                <w:szCs w:val="20"/>
-              </w:rPr>
-              <w:t>Invoice</w:t>
+              <w:t>c.Invoice</w:t>
             </w:r>
             <w:proofErr w:type="gramEnd"/>
             <w:r>
@@ -4377,15 +4345,7 @@
                 <w:sz w:val="20"/>
                 <w:szCs w:val="20"/>
               </w:rPr>
-              <w:t>c</w:t>
-            </w:r>
-            <w:r>
-              <w:rPr>
-                <w:rFonts w:ascii="Courier New" w:hAnsi="Courier New" w:cs="Courier New"/>
-                <w:sz w:val="20"/>
-                <w:szCs w:val="20"/>
-              </w:rPr>
-              <w:t>.Account</w:t>
+              <w:t>c.Account</w:t>
             </w:r>
             <w:proofErr w:type="gramEnd"/>
             <w:r>
@@ -4394,15 +4354,7 @@
                 <w:sz w:val="20"/>
                 <w:szCs w:val="20"/>
               </w:rPr>
-              <w:t>__c.</w:t>
-            </w:r>
-            <w:r>
-              <w:rPr>
-                <w:rFonts w:ascii="Courier New" w:hAnsi="Courier New" w:cs="Courier New"/>
-                <w:sz w:val="20"/>
-                <w:szCs w:val="20"/>
-              </w:rPr>
-              <w:t>Bank_Account_Number__c</w:t>
+              <w:t>__c.Bank_Account_Number__c</w:t>
             </w:r>
             <w:proofErr w:type="spellEnd"/>
             <w:r>
@@ -4483,15 +4435,7 @@
                 <w:sz w:val="20"/>
                 <w:szCs w:val="20"/>
               </w:rPr>
-              <w:t>c</w:t>
-            </w:r>
-            <w:r>
-              <w:rPr>
-                <w:rFonts w:ascii="Courier New" w:hAnsi="Courier New" w:cs="Courier New"/>
-                <w:sz w:val="20"/>
-                <w:szCs w:val="20"/>
-              </w:rPr>
-              <w:t>.Account</w:t>
+              <w:t>c.Account</w:t>
             </w:r>
             <w:proofErr w:type="gramEnd"/>
             <w:r>
@@ -4500,15 +4444,7 @@
                 <w:sz w:val="20"/>
                 <w:szCs w:val="20"/>
               </w:rPr>
-              <w:t>__c.</w:t>
-            </w:r>
-            <w:r>
-              <w:rPr>
-                <w:rFonts w:ascii="Courier New" w:hAnsi="Courier New" w:cs="Courier New"/>
-                <w:sz w:val="20"/>
-                <w:szCs w:val="20"/>
-              </w:rPr>
-              <w:t>Bank_Name__c</w:t>
+              <w:t>__c.Bank_Name__c</w:t>
             </w:r>
             <w:proofErr w:type="spellEnd"/>
             <w:r>
@@ -4581,15 +4517,7 @@
                 <w:sz w:val="20"/>
                 <w:szCs w:val="20"/>
               </w:rPr>
-              <w:t>c</w:t>
-            </w:r>
-            <w:r>
-              <w:rPr>
-                <w:rFonts w:ascii="Courier New" w:hAnsi="Courier New" w:cs="Courier New"/>
-                <w:sz w:val="20"/>
-                <w:szCs w:val="20"/>
-              </w:rPr>
-              <w:t>.Account</w:t>
+              <w:t>c.Account</w:t>
             </w:r>
             <w:proofErr w:type="gramEnd"/>
             <w:r>
@@ -4598,15 +4526,7 @@
                 <w:sz w:val="20"/>
                 <w:szCs w:val="20"/>
               </w:rPr>
-              <w:t>__c.</w:t>
-            </w:r>
-            <w:r>
-              <w:rPr>
-                <w:rFonts w:ascii="Courier New" w:hAnsi="Courier New" w:cs="Courier New"/>
-                <w:sz w:val="20"/>
-                <w:szCs w:val="20"/>
-              </w:rPr>
-              <w:t>Bank_Address__c</w:t>
+              <w:t>__c.Bank_Address__c</w:t>
             </w:r>
             <w:proofErr w:type="spellEnd"/>
             <w:r>
@@ -4687,15 +4607,7 @@
                 <w:sz w:val="20"/>
                 <w:szCs w:val="20"/>
               </w:rPr>
-              <w:t>c</w:t>
-            </w:r>
-            <w:r>
-              <w:rPr>
-                <w:rFonts w:ascii="Courier New" w:hAnsi="Courier New" w:cs="Courier New"/>
-                <w:sz w:val="20"/>
-                <w:szCs w:val="20"/>
-              </w:rPr>
-              <w:t>.Account</w:t>
+              <w:t>c.Account</w:t>
             </w:r>
             <w:proofErr w:type="gramEnd"/>
             <w:r>
@@ -4704,15 +4616,7 @@
                 <w:sz w:val="20"/>
                 <w:szCs w:val="20"/>
               </w:rPr>
-              <w:t>__c.</w:t>
-            </w:r>
-            <w:r>
-              <w:rPr>
-                <w:rFonts w:ascii="Courier New" w:hAnsi="Courier New" w:cs="Courier New"/>
-                <w:sz w:val="20"/>
-                <w:szCs w:val="20"/>
-              </w:rPr>
-              <w:t>Bank_Sort_Code__c</w:t>
+              <w:t>__c.Bank_Sort_Code__c</w:t>
             </w:r>
             <w:proofErr w:type="spellEnd"/>
             <w:r>
@@ -4785,15 +4689,7 @@
                 <w:sz w:val="20"/>
                 <w:szCs w:val="20"/>
               </w:rPr>
-              <w:t>c</w:t>
-            </w:r>
-            <w:r>
-              <w:rPr>
-                <w:rFonts w:ascii="Courier New" w:hAnsi="Courier New" w:cs="Courier New"/>
-                <w:sz w:val="20"/>
-                <w:szCs w:val="20"/>
-              </w:rPr>
-              <w:t>.Account</w:t>
+              <w:t>c.Account</w:t>
             </w:r>
             <w:proofErr w:type="gramEnd"/>
             <w:r>
@@ -4802,15 +4698,7 @@
                 <w:sz w:val="20"/>
                 <w:szCs w:val="20"/>
               </w:rPr>
-              <w:t>__c.</w:t>
-            </w:r>
-            <w:r>
-              <w:rPr>
-                <w:rFonts w:ascii="Courier New" w:hAnsi="Courier New" w:cs="Courier New"/>
-                <w:sz w:val="20"/>
-                <w:szCs w:val="20"/>
-              </w:rPr>
-              <w:t>BACS_Code__c</w:t>
+              <w:t>__c.BACS_Code__c</w:t>
             </w:r>
             <w:proofErr w:type="spellEnd"/>
             <w:r>
@@ -4872,6 +4760,7 @@
           <w:rFonts w:ascii="Courier New" w:hAnsi="Courier New" w:cs="Courier New"/>
           <w:sz w:val="20"/>
           <w:szCs w:val="20"/>
+          <w:lang w:val="en-US"/>
         </w:rPr>
       </w:pPr>
     </w:p>

--- a/src/templates/template_Purchase_Invoice_BACS.docx
+++ b/src/templates/template_Purchase_Invoice_BACS.docx
@@ -27,10 +27,10 @@
         <mc:AlternateContent>
           <mc:Choice Requires="wps">
             <w:drawing>
-              <wp:anchor distT="0" distB="0" distL="114300" distR="114300" simplePos="0" relativeHeight="251660288" behindDoc="0" locked="0" layoutInCell="1" allowOverlap="1" wp14:anchorId="0A5CDBDC" wp14:editId="5B2FE712">
+              <wp:anchor distT="0" distB="0" distL="114300" distR="114300" simplePos="0" relativeHeight="251660288" behindDoc="0" locked="0" layoutInCell="1" allowOverlap="1" wp14:anchorId="0A5CDBDC" wp14:editId="22734998">
                 <wp:simplePos x="0" y="0"/>
                 <wp:positionH relativeFrom="margin">
-                  <wp:posOffset>2200275</wp:posOffset>
+                  <wp:posOffset>2075917</wp:posOffset>
                 </wp:positionH>
                 <wp:positionV relativeFrom="paragraph">
                   <wp:posOffset>-1262380</wp:posOffset>
@@ -586,7 +586,7 @@
                 <v:stroke joinstyle="miter"/>
                 <v:path gradientshapeok="t" o:connecttype="rect"/>
               </v:shapetype>
-              <v:shape id="Text Box 5" o:spid="_x0000_s1026" type="#_x0000_t202" style="position:absolute;margin-left:173.25pt;margin-top:-99.4pt;width:385.5pt;height:140.25pt;z-index:251660288;visibility:visible;mso-wrap-style:square;mso-width-percent:0;mso-height-percent:0;mso-wrap-distance-left:9pt;mso-wrap-distance-top:0;mso-wrap-distance-right:9pt;mso-wrap-distance-bottom:0;mso-position-horizontal:absolute;mso-position-horizontal-relative:margin;mso-position-vertical:absolute;mso-position-vertical-relative:text;mso-width-percent:0;mso-height-percent:0;mso-width-relative:margin;mso-height-relative:margin;v-text-anchor:top" o:gfxdata="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" filled="f" stroked="f">
+              <v:shape id="Text Box 5" o:spid="_x0000_s1026" type="#_x0000_t202" style="position:absolute;margin-left:163.45pt;margin-top:-99.4pt;width:385.5pt;height:140.25pt;z-index:251660288;visibility:visible;mso-wrap-style:square;mso-width-percent:0;mso-height-percent:0;mso-wrap-distance-left:9pt;mso-wrap-distance-top:0;mso-wrap-distance-right:9pt;mso-wrap-distance-bottom:0;mso-position-horizontal:absolute;mso-position-horizontal-relative:margin;mso-position-vertical:absolute;mso-position-vertical-relative:text;mso-width-percent:0;mso-height-percent:0;mso-width-relative:margin;mso-height-relative:margin;v-text-anchor:top" o:gfxdata="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" filled="f" stroked="f">
                 <v:textbox>
                   <w:txbxContent>
                     <w:p>
@@ -1263,7 +1263,7 @@
     <w:p/>
     <w:tbl>
       <w:tblPr>
-        <w:tblW w:w="0" w:type="auto"/>
+        <w:tblW w:w="10795" w:type="dxa"/>
         <w:tblBorders>
           <w:top w:val="single" w:sz="4" w:space="0" w:color="auto"/>
           <w:left w:val="single" w:sz="4" w:space="0" w:color="auto"/>
@@ -1276,8 +1276,8 @@
         <w:tblLook w:val="01E0" w:firstRow="1" w:lastRow="1" w:firstColumn="1" w:lastColumn="1" w:noHBand="0" w:noVBand="0"/>
       </w:tblPr>
       <w:tblGrid>
-        <w:gridCol w:w="5508"/>
-        <w:gridCol w:w="5508"/>
+        <w:gridCol w:w="5125"/>
+        <w:gridCol w:w="5670"/>
       </w:tblGrid>
       <w:tr>
         <w:trPr>
@@ -1285,7 +1285,7 @@
         </w:trPr>
         <w:tc>
           <w:tcPr>
-            <w:tcW w:w="5508" w:type="dxa"/>
+            <w:tcW w:w="5125" w:type="dxa"/>
           </w:tcPr>
           <w:p>
             <w:pPr>
@@ -1566,13 +1566,13 @@
         </w:tc>
         <w:tc>
           <w:tcPr>
-            <w:tcW w:w="5508" w:type="dxa"/>
+            <w:tcW w:w="5670" w:type="dxa"/>
           </w:tcPr>
           <w:tbl>
             <w:tblPr>
               <w:tblpPr w:leftFromText="180" w:rightFromText="180" w:vertAnchor="page" w:horzAnchor="page" w:tblpXSpec="right" w:tblpY="1"/>
               <w:tblOverlap w:val="never"/>
-              <w:tblW w:w="5545" w:type="dxa"/>
+              <w:tblW w:w="5670" w:type="dxa"/>
               <w:tblBorders>
                 <w:insideH w:val="single" w:sz="4" w:space="0" w:color="auto"/>
                 <w:insideV w:val="single" w:sz="4" w:space="0" w:color="auto"/>
@@ -1581,8 +1581,8 @@
               <w:tblLook w:val="01E0" w:firstRow="1" w:lastRow="1" w:firstColumn="1" w:lastColumn="1" w:noHBand="0" w:noVBand="0"/>
             </w:tblPr>
             <w:tblGrid>
-              <w:gridCol w:w="2340"/>
-              <w:gridCol w:w="3205"/>
+              <w:gridCol w:w="1980"/>
+              <w:gridCol w:w="3690"/>
             </w:tblGrid>
             <w:tr>
               <w:trPr>
@@ -1591,7 +1591,7 @@
               </w:trPr>
               <w:tc>
                 <w:tcPr>
-                  <w:tcW w:w="2340" w:type="dxa"/>
+                  <w:tcW w:w="1980" w:type="dxa"/>
                 </w:tcPr>
                 <w:p>
                   <w:pPr>
@@ -1617,7 +1617,7 @@
               </w:tc>
               <w:tc>
                 <w:tcPr>
-                  <w:tcW w:w="3205" w:type="dxa"/>
+                  <w:tcW w:w="3690" w:type="dxa"/>
                 </w:tcPr>
                 <w:p>
                   <w:pPr>
@@ -1667,7 +1667,7 @@
               </w:trPr>
               <w:tc>
                 <w:tcPr>
-                  <w:tcW w:w="2340" w:type="dxa"/>
+                  <w:tcW w:w="1980" w:type="dxa"/>
                 </w:tcPr>
                 <w:p>
                   <w:pPr>
@@ -1693,7 +1693,7 @@
               </w:tc>
               <w:tc>
                 <w:tcPr>
-                  <w:tcW w:w="3205" w:type="dxa"/>
+                  <w:tcW w:w="3690" w:type="dxa"/>
                 </w:tcPr>
                 <w:p>
                   <w:pPr>
@@ -1758,7 +1758,7 @@
               </w:trPr>
               <w:tc>
                 <w:tcPr>
-                  <w:tcW w:w="2340" w:type="dxa"/>
+                  <w:tcW w:w="1980" w:type="dxa"/>
                 </w:tcPr>
                 <w:p>
                   <w:pPr>
@@ -1784,7 +1784,10 @@
               </w:tc>
               <w:tc>
                 <w:tcPr>
-                  <w:tcW w:w="3205" w:type="dxa"/>
+                  <w:tcW w:w="3690" w:type="dxa"/>
+                  <w:tcBorders>
+                    <w:bottom w:val="single" w:sz="4" w:space="0" w:color="auto"/>
+                  </w:tcBorders>
                 </w:tcPr>
                 <w:p>
                   <w:pPr>
@@ -1854,7 +1857,7 @@
               </w:trPr>
               <w:tc>
                 <w:tcPr>
-                  <w:tcW w:w="2340" w:type="dxa"/>
+                  <w:tcW w:w="1980" w:type="dxa"/>
                 </w:tcPr>
                 <w:p>
                   <w:pPr>
@@ -1880,7 +1883,11 @@
               </w:tc>
               <w:tc>
                 <w:tcPr>
-                  <w:tcW w:w="3205" w:type="dxa"/>
+                  <w:tcW w:w="3690" w:type="dxa"/>
+                  <w:tcBorders>
+                    <w:top w:val="single" w:sz="4" w:space="0" w:color="auto"/>
+                    <w:bottom w:val="single" w:sz="4" w:space="0" w:color="auto"/>
+                  </w:tcBorders>
                 </w:tcPr>
                 <w:p>
                   <w:pPr>
@@ -1947,7 +1954,7 @@
               </w:trPr>
               <w:tc>
                 <w:tcPr>
-                  <w:tcW w:w="2340" w:type="dxa"/>
+                  <w:tcW w:w="1980" w:type="dxa"/>
                 </w:tcPr>
                 <w:p>
                   <w:pPr>
@@ -1973,7 +1980,10 @@
               </w:tc>
               <w:tc>
                 <w:tcPr>
-                  <w:tcW w:w="3205" w:type="dxa"/>
+                  <w:tcW w:w="3690" w:type="dxa"/>
+                  <w:tcBorders>
+                    <w:top w:val="single" w:sz="4" w:space="0" w:color="auto"/>
+                  </w:tcBorders>
                 </w:tcPr>
                 <w:p>
                   <w:pPr>
@@ -2042,8 +2052,8 @@
     </w:p>
     <w:tbl>
       <w:tblPr>
-        <w:tblpPr w:leftFromText="180" w:rightFromText="180" w:vertAnchor="text" w:horzAnchor="margin" w:tblpX="108" w:tblpY="-41"/>
-        <w:tblW w:w="10921" w:type="dxa"/>
+        <w:tblpPr w:leftFromText="180" w:rightFromText="180" w:vertAnchor="text" w:horzAnchor="margin" w:tblpX="13" w:tblpY="-41"/>
+        <w:tblW w:w="10795" w:type="dxa"/>
         <w:tblBorders>
           <w:top w:val="single" w:sz="4" w:space="0" w:color="auto"/>
           <w:left w:val="single" w:sz="4" w:space="0" w:color="auto"/>
@@ -2056,20 +2066,19 @@
         <w:tblLook w:val="01E0" w:firstRow="1" w:lastRow="1" w:firstColumn="1" w:lastColumn="1" w:noHBand="0" w:noVBand="0"/>
       </w:tblPr>
       <w:tblGrid>
-        <w:gridCol w:w="1526"/>
-        <w:gridCol w:w="992"/>
-        <w:gridCol w:w="992"/>
         <w:gridCol w:w="1795"/>
+        <w:gridCol w:w="990"/>
+        <w:gridCol w:w="1080"/>
+        <w:gridCol w:w="1535"/>
         <w:gridCol w:w="1980"/>
-        <w:gridCol w:w="270"/>
         <w:gridCol w:w="1260"/>
         <w:gridCol w:w="1080"/>
-        <w:gridCol w:w="1026"/>
+        <w:gridCol w:w="1075"/>
       </w:tblGrid>
       <w:tr>
         <w:tc>
           <w:tcPr>
-            <w:tcW w:w="1526" w:type="dxa"/>
+            <w:tcW w:w="1795" w:type="dxa"/>
           </w:tcPr>
           <w:p>
             <w:pPr>
@@ -2095,7 +2104,7 @@
         </w:tc>
         <w:tc>
           <w:tcPr>
-            <w:tcW w:w="992" w:type="dxa"/>
+            <w:tcW w:w="990" w:type="dxa"/>
           </w:tcPr>
           <w:p>
             <w:pPr>
@@ -2115,31 +2124,7 @@
                 <w:sz w:val="20"/>
                 <w:szCs w:val="20"/>
               </w:rPr>
-              <w:t>W</w:t>
-            </w:r>
-            <w:r>
-              <w:rPr>
-                <w:rFonts w:ascii="Courier New" w:hAnsi="Courier New" w:cs="Courier New"/>
-                <w:sz w:val="20"/>
-                <w:szCs w:val="20"/>
-              </w:rPr>
-              <w:t>/</w:t>
-            </w:r>
-            <w:r>
-              <w:rPr>
-                <w:rFonts w:ascii="Courier New" w:hAnsi="Courier New" w:cs="Courier New"/>
-                <w:sz w:val="20"/>
-                <w:szCs w:val="20"/>
-              </w:rPr>
-              <w:t>T</w:t>
-            </w:r>
-            <w:r>
-              <w:rPr>
-                <w:rFonts w:ascii="Courier New" w:hAnsi="Courier New" w:cs="Courier New"/>
-                <w:sz w:val="20"/>
-                <w:szCs w:val="20"/>
-              </w:rPr>
-              <w:t xml:space="preserve"> NOs</w:t>
+              <w:t>W/T NOs</w:t>
             </w:r>
           </w:p>
           <w:p>
@@ -2158,7 +2143,7 @@
         </w:tc>
         <w:tc>
           <w:tcPr>
-            <w:tcW w:w="992" w:type="dxa"/>
+            <w:tcW w:w="1080" w:type="dxa"/>
           </w:tcPr>
           <w:p>
             <w:pPr>
@@ -2184,7 +2169,7 @@
         </w:tc>
         <w:tc>
           <w:tcPr>
-            <w:tcW w:w="1795" w:type="dxa"/>
+            <w:tcW w:w="1535" w:type="dxa"/>
           </w:tcPr>
           <w:p>
             <w:pPr>
@@ -2236,7 +2221,7 @@
         </w:tc>
         <w:tc>
           <w:tcPr>
-            <w:tcW w:w="270" w:type="dxa"/>
+            <w:tcW w:w="1260" w:type="dxa"/>
           </w:tcPr>
           <w:p>
             <w:pPr>
@@ -2250,6 +2235,480 @@
                 <w:szCs w:val="20"/>
               </w:rPr>
             </w:pPr>
+            <w:r>
+              <w:rPr>
+                <w:rFonts w:ascii="Courier New" w:hAnsi="Courier New" w:cs="Courier New"/>
+                <w:sz w:val="20"/>
+                <w:szCs w:val="20"/>
+              </w:rPr>
+              <w:t>Unit Price</w:t>
+            </w:r>
+          </w:p>
+        </w:tc>
+        <w:tc>
+          <w:tcPr>
+            <w:tcW w:w="1080" w:type="dxa"/>
+          </w:tcPr>
+          <w:p>
+            <w:pPr>
+              <w:widowControl w:val="0"/>
+              <w:autoSpaceDE w:val="0"/>
+              <w:autoSpaceDN w:val="0"/>
+              <w:adjustRightInd w:val="0"/>
+              <w:rPr>
+                <w:rFonts w:ascii="Courier New" w:hAnsi="Courier New" w:cs="Courier New"/>
+                <w:sz w:val="20"/>
+                <w:szCs w:val="20"/>
+              </w:rPr>
+            </w:pPr>
+            <w:r>
+              <w:rPr>
+                <w:rFonts w:ascii="Courier New" w:hAnsi="Courier New" w:cs="Courier New"/>
+                <w:sz w:val="20"/>
+                <w:szCs w:val="20"/>
+              </w:rPr>
+              <w:t>Amount</w:t>
+            </w:r>
+          </w:p>
+        </w:tc>
+        <w:tc>
+          <w:tcPr>
+            <w:tcW w:w="1075" w:type="dxa"/>
+          </w:tcPr>
+          <w:p>
+            <w:pPr>
+              <w:widowControl w:val="0"/>
+              <w:autoSpaceDE w:val="0"/>
+              <w:autoSpaceDN w:val="0"/>
+              <w:adjustRightInd w:val="0"/>
+              <w:rPr>
+                <w:rFonts w:ascii="Courier New" w:hAnsi="Courier New" w:cs="Courier New"/>
+                <w:sz w:val="20"/>
+                <w:szCs w:val="20"/>
+              </w:rPr>
+            </w:pPr>
+            <w:r>
+              <w:rPr>
+                <w:rFonts w:ascii="Courier New" w:hAnsi="Courier New" w:cs="Courier New"/>
+                <w:sz w:val="20"/>
+                <w:szCs w:val="20"/>
+              </w:rPr>
+              <w:t>VAT</w:t>
+            </w:r>
+          </w:p>
+        </w:tc>
+      </w:tr>
+      <w:tr>
+        <w:tc>
+          <w:tcPr>
+            <w:tcW w:w="1795" w:type="dxa"/>
+          </w:tcPr>
+          <w:p>
+            <w:pPr>
+              <w:widowControl w:val="0"/>
+              <w:autoSpaceDE w:val="0"/>
+              <w:autoSpaceDN w:val="0"/>
+              <w:adjustRightInd w:val="0"/>
+              <w:rPr>
+                <w:rFonts w:ascii="Courier New" w:hAnsi="Courier New" w:cs="Courier New"/>
+                <w:sz w:val="20"/>
+                <w:szCs w:val="20"/>
+                <w:lang w:val="en-US"/>
+              </w:rPr>
+            </w:pPr>
+            <w:r>
+              <w:rPr>
+                <w:rFonts w:ascii="Courier New" w:hAnsi="Courier New" w:cs="Courier New"/>
+                <w:sz w:val="22"/>
+                <w:szCs w:val="22"/>
+              </w:rPr>
+              <w:t>{#invoice_line_</w:t>
+            </w:r>
+            <w:proofErr w:type="gramStart"/>
+            <w:r>
+              <w:rPr>
+                <w:rFonts w:ascii="Courier New" w:hAnsi="Courier New" w:cs="Courier New"/>
+                <w:sz w:val="22"/>
+                <w:szCs w:val="22"/>
+              </w:rPr>
+              <w:t>rows}</w:t>
+            </w:r>
+            <w:r>
+              <w:rPr>
+                <w:rFonts w:ascii="Courier New" w:hAnsi="Courier New" w:cs="Courier New"/>
+                <w:sz w:val="22"/>
+                <w:szCs w:val="22"/>
+                <w:lang w:val="en-US"/>
+              </w:rPr>
+              <w:t>{</w:t>
+            </w:r>
+            <w:proofErr w:type="spellStart"/>
+            <w:proofErr w:type="gramEnd"/>
+            <w:r>
+              <w:rPr>
+                <w:rFonts w:ascii="Courier New" w:hAnsi="Courier New" w:cs="Courier New"/>
+                <w:sz w:val="22"/>
+                <w:szCs w:val="22"/>
+                <w:lang w:val="en-US"/>
+              </w:rPr>
+              <w:t>Invoice_Line__c.Delivery_Date__c</w:t>
+            </w:r>
+            <w:proofErr w:type="spellEnd"/>
+            <w:r>
+              <w:rPr>
+                <w:rFonts w:ascii="Courier New" w:hAnsi="Courier New" w:cs="Courier New"/>
+                <w:sz w:val="22"/>
+                <w:szCs w:val="22"/>
+                <w:lang w:val="en-US"/>
+              </w:rPr>
+              <w:t>}</w:t>
+            </w:r>
+          </w:p>
+        </w:tc>
+        <w:tc>
+          <w:tcPr>
+            <w:tcW w:w="990" w:type="dxa"/>
+          </w:tcPr>
+          <w:p>
+            <w:pPr>
+              <w:widowControl w:val="0"/>
+              <w:autoSpaceDE w:val="0"/>
+              <w:autoSpaceDN w:val="0"/>
+              <w:adjustRightInd w:val="0"/>
+              <w:rPr>
+                <w:rFonts w:ascii="Courier New" w:hAnsi="Courier New" w:cs="Courier New"/>
+                <w:sz w:val="20"/>
+                <w:szCs w:val="20"/>
+                <w:lang w:val="en-US"/>
+              </w:rPr>
+            </w:pPr>
+            <w:r>
+              <w:rPr>
+                <w:rFonts w:ascii="Courier New" w:hAnsi="Courier New" w:cs="Courier New"/>
+                <w:sz w:val="20"/>
+                <w:szCs w:val="20"/>
+                <w:lang w:val="en-US"/>
+              </w:rPr>
+              <w:t>{</w:t>
+            </w:r>
+            <w:proofErr w:type="spellStart"/>
+            <w:r>
+              <w:rPr>
+                <w:rFonts w:ascii="Courier New" w:hAnsi="Courier New" w:cs="Courier New"/>
+                <w:sz w:val="20"/>
+                <w:szCs w:val="20"/>
+                <w:lang w:val="en-US"/>
+              </w:rPr>
+              <w:t>Invoice_Line__</w:t>
+            </w:r>
+            <w:proofErr w:type="gramStart"/>
+            <w:r>
+              <w:rPr>
+                <w:rFonts w:ascii="Courier New" w:hAnsi="Courier New" w:cs="Courier New"/>
+                <w:sz w:val="20"/>
+                <w:szCs w:val="20"/>
+                <w:lang w:val="en-US"/>
+              </w:rPr>
+              <w:t>c.Movement</w:t>
+            </w:r>
+            <w:proofErr w:type="gramEnd"/>
+            <w:r>
+              <w:rPr>
+                <w:rFonts w:ascii="Courier New" w:hAnsi="Courier New" w:cs="Courier New"/>
+                <w:sz w:val="20"/>
+                <w:szCs w:val="20"/>
+                <w:lang w:val="en-US"/>
+              </w:rPr>
+              <w:t>__c.W_T_No__c</w:t>
+            </w:r>
+            <w:proofErr w:type="spellEnd"/>
+            <w:r>
+              <w:rPr>
+                <w:rFonts w:ascii="Courier New" w:hAnsi="Courier New" w:cs="Courier New"/>
+                <w:sz w:val="20"/>
+                <w:szCs w:val="20"/>
+                <w:lang w:val="en-US"/>
+              </w:rPr>
+              <w:t>}</w:t>
+            </w:r>
+          </w:p>
+        </w:tc>
+        <w:tc>
+          <w:tcPr>
+            <w:tcW w:w="1080" w:type="dxa"/>
+          </w:tcPr>
+          <w:p>
+            <w:pPr>
+              <w:widowControl w:val="0"/>
+              <w:autoSpaceDE w:val="0"/>
+              <w:autoSpaceDN w:val="0"/>
+              <w:adjustRightInd w:val="0"/>
+              <w:rPr>
+                <w:rFonts w:ascii="Courier New" w:hAnsi="Courier New" w:cs="Courier New"/>
+                <w:sz w:val="20"/>
+                <w:szCs w:val="20"/>
+                <w:lang w:val="en-US"/>
+              </w:rPr>
+            </w:pPr>
+            <w:r>
+              <w:rPr>
+                <w:rFonts w:ascii="Courier New" w:hAnsi="Courier New" w:cs="Courier New"/>
+                <w:sz w:val="20"/>
+                <w:szCs w:val="20"/>
+                <w:lang w:val="en-US"/>
+              </w:rPr>
+              <w:t>{</w:t>
+            </w:r>
+            <w:proofErr w:type="spellStart"/>
+            <w:r>
+              <w:rPr>
+                <w:rFonts w:ascii="Courier New" w:hAnsi="Courier New" w:cs="Courier New"/>
+                <w:sz w:val="20"/>
+                <w:szCs w:val="20"/>
+                <w:lang w:val="en-US"/>
+              </w:rPr>
+              <w:t>Invoice_Line__</w:t>
+            </w:r>
+            <w:proofErr w:type="gramStart"/>
+            <w:r>
+              <w:rPr>
+                <w:rFonts w:ascii="Courier New" w:hAnsi="Courier New" w:cs="Courier New"/>
+                <w:sz w:val="20"/>
+                <w:szCs w:val="20"/>
+                <w:lang w:val="en-US"/>
+              </w:rPr>
+              <w:t>c.Quantity</w:t>
+            </w:r>
+            <w:proofErr w:type="gramEnd"/>
+            <w:r>
+              <w:rPr>
+                <w:rFonts w:ascii="Courier New" w:hAnsi="Courier New" w:cs="Courier New"/>
+                <w:sz w:val="20"/>
+                <w:szCs w:val="20"/>
+                <w:lang w:val="en-US"/>
+              </w:rPr>
+              <w:t>__c</w:t>
+            </w:r>
+            <w:proofErr w:type="spellEnd"/>
+            <w:r>
+              <w:rPr>
+                <w:rFonts w:ascii="Courier New" w:hAnsi="Courier New" w:cs="Courier New"/>
+                <w:sz w:val="20"/>
+                <w:szCs w:val="20"/>
+                <w:lang w:val="en-US"/>
+              </w:rPr>
+              <w:t>}</w:t>
+            </w:r>
+          </w:p>
+        </w:tc>
+        <w:tc>
+          <w:tcPr>
+            <w:tcW w:w="1535" w:type="dxa"/>
+          </w:tcPr>
+          <w:p>
+            <w:pPr>
+              <w:widowControl w:val="0"/>
+              <w:autoSpaceDE w:val="0"/>
+              <w:autoSpaceDN w:val="0"/>
+              <w:adjustRightInd w:val="0"/>
+              <w:rPr>
+                <w:rFonts w:ascii="Courier New" w:hAnsi="Courier New" w:cs="Courier New"/>
+                <w:sz w:val="20"/>
+                <w:szCs w:val="20"/>
+                <w:lang w:val="en-US"/>
+              </w:rPr>
+            </w:pPr>
+            <w:r>
+              <w:rPr>
+                <w:rFonts w:ascii="Courier New" w:hAnsi="Courier New" w:cs="Courier New"/>
+                <w:sz w:val="20"/>
+                <w:szCs w:val="20"/>
+                <w:lang w:val="en-US"/>
+              </w:rPr>
+              <w:t>{Invoice_Line__</w:t>
+            </w:r>
+            <w:proofErr w:type="gramStart"/>
+            <w:r>
+              <w:rPr>
+                <w:rFonts w:ascii="Courier New" w:hAnsi="Courier New" w:cs="Courier New"/>
+                <w:sz w:val="20"/>
+                <w:szCs w:val="20"/>
+                <w:lang w:val="en-US"/>
+              </w:rPr>
+              <w:t>c.</w:t>
+            </w:r>
+            <w:proofErr w:type="spellStart"/>
+            <w:r>
+              <w:rPr>
+                <w:rFonts w:ascii="Courier New" w:hAnsi="Courier New" w:cs="Courier New"/>
+                <w:sz w:val="20"/>
+                <w:szCs w:val="20"/>
+                <w:lang w:val="en-US"/>
+              </w:rPr>
+              <w:t>Haulier</w:t>
+            </w:r>
+            <w:proofErr w:type="spellEnd"/>
+            <w:proofErr w:type="gramEnd"/>
+            <w:r>
+              <w:rPr>
+                <w:rFonts w:ascii="Courier New" w:hAnsi="Courier New" w:cs="Courier New"/>
+                <w:sz w:val="20"/>
+                <w:szCs w:val="20"/>
+                <w:lang w:val="en-US"/>
+              </w:rPr>
+              <w:t>__</w:t>
+            </w:r>
+            <w:proofErr w:type="spellStart"/>
+            <w:r>
+              <w:rPr>
+                <w:rFonts w:ascii="Courier New" w:hAnsi="Courier New" w:cs="Courier New"/>
+                <w:sz w:val="20"/>
+                <w:szCs w:val="20"/>
+                <w:lang w:val="en-US"/>
+              </w:rPr>
+              <w:t>c.Name</w:t>
+            </w:r>
+            <w:proofErr w:type="spellEnd"/>
+            <w:r>
+              <w:rPr>
+                <w:rFonts w:ascii="Courier New" w:hAnsi="Courier New" w:cs="Courier New"/>
+                <w:sz w:val="20"/>
+                <w:szCs w:val="20"/>
+                <w:lang w:val="en-US"/>
+              </w:rPr>
+              <w:t>}</w:t>
+            </w:r>
+          </w:p>
+          <w:p>
+            <w:pPr>
+              <w:widowControl w:val="0"/>
+              <w:autoSpaceDE w:val="0"/>
+              <w:autoSpaceDN w:val="0"/>
+              <w:adjustRightInd w:val="0"/>
+              <w:rPr>
+                <w:rFonts w:ascii="Courier New" w:hAnsi="Courier New" w:cs="Courier New"/>
+                <w:sz w:val="20"/>
+                <w:szCs w:val="20"/>
+                <w:lang w:val="en-US"/>
+              </w:rPr>
+            </w:pPr>
+            <w:r>
+              <w:rPr>
+                <w:rFonts w:ascii="Courier New" w:hAnsi="Courier New" w:cs="Courier New"/>
+                <w:sz w:val="20"/>
+                <w:szCs w:val="20"/>
+                <w:lang w:val="en-US"/>
+              </w:rPr>
+              <w:t>{</w:t>
+            </w:r>
+            <w:proofErr w:type="spellStart"/>
+            <w:r>
+              <w:rPr>
+                <w:rFonts w:ascii="Courier New" w:hAnsi="Courier New" w:cs="Courier New"/>
+                <w:sz w:val="20"/>
+                <w:szCs w:val="20"/>
+                <w:lang w:val="en-US"/>
+              </w:rPr>
+              <w:t>Invoice_Line__</w:t>
+            </w:r>
+            <w:proofErr w:type="gramStart"/>
+            <w:r>
+              <w:rPr>
+                <w:rFonts w:ascii="Courier New" w:hAnsi="Courier New" w:cs="Courier New"/>
+                <w:sz w:val="20"/>
+                <w:szCs w:val="20"/>
+                <w:lang w:val="en-US"/>
+              </w:rPr>
+              <w:t>c.Reg</w:t>
+            </w:r>
+            <w:proofErr w:type="gramEnd"/>
+            <w:r>
+              <w:rPr>
+                <w:rFonts w:ascii="Courier New" w:hAnsi="Courier New" w:cs="Courier New"/>
+                <w:sz w:val="20"/>
+                <w:szCs w:val="20"/>
+                <w:lang w:val="en-US"/>
+              </w:rPr>
+              <w:t>_No__c</w:t>
+            </w:r>
+            <w:proofErr w:type="spellEnd"/>
+            <w:r>
+              <w:rPr>
+                <w:rFonts w:ascii="Courier New" w:hAnsi="Courier New" w:cs="Courier New"/>
+                <w:sz w:val="20"/>
+                <w:szCs w:val="20"/>
+                <w:lang w:val="en-US"/>
+              </w:rPr>
+              <w:t>}</w:t>
+            </w:r>
+          </w:p>
+        </w:tc>
+        <w:tc>
+          <w:tcPr>
+            <w:tcW w:w="1980" w:type="dxa"/>
+          </w:tcPr>
+          <w:p>
+            <w:pPr>
+              <w:widowControl w:val="0"/>
+              <w:autoSpaceDE w:val="0"/>
+              <w:autoSpaceDN w:val="0"/>
+              <w:adjustRightInd w:val="0"/>
+              <w:rPr>
+                <w:rFonts w:ascii="Courier New" w:hAnsi="Courier New" w:cs="Courier New"/>
+                <w:sz w:val="20"/>
+                <w:szCs w:val="20"/>
+                <w:lang w:val="en-US"/>
+              </w:rPr>
+            </w:pPr>
+            <w:r>
+              <w:rPr>
+                <w:rFonts w:ascii="Courier New" w:hAnsi="Courier New" w:cs="Courier New"/>
+                <w:sz w:val="20"/>
+                <w:szCs w:val="20"/>
+                <w:lang w:val="en-US"/>
+              </w:rPr>
+              <w:t>{</w:t>
+            </w:r>
+            <w:proofErr w:type="spellStart"/>
+            <w:r>
+              <w:rPr>
+                <w:rFonts w:ascii="Courier New" w:hAnsi="Courier New" w:cs="Courier New"/>
+                <w:sz w:val="20"/>
+                <w:szCs w:val="20"/>
+                <w:lang w:val="en-US"/>
+              </w:rPr>
+              <w:t>Invoice_Line__</w:t>
+            </w:r>
+            <w:proofErr w:type="gramStart"/>
+            <w:r>
+              <w:rPr>
+                <w:rFonts w:ascii="Courier New" w:hAnsi="Courier New" w:cs="Courier New"/>
+                <w:sz w:val="20"/>
+                <w:szCs w:val="20"/>
+                <w:lang w:val="en-US"/>
+              </w:rPr>
+              <w:t>c.Line</w:t>
+            </w:r>
+            <w:proofErr w:type="gramEnd"/>
+            <w:r>
+              <w:rPr>
+                <w:rFonts w:ascii="Courier New" w:hAnsi="Courier New" w:cs="Courier New"/>
+                <w:sz w:val="20"/>
+                <w:szCs w:val="20"/>
+                <w:lang w:val="en-US"/>
+              </w:rPr>
+              <w:t>_Text__c</w:t>
+            </w:r>
+            <w:proofErr w:type="spellEnd"/>
+            <w:r>
+              <w:rPr>
+                <w:rFonts w:ascii="Courier New" w:hAnsi="Courier New" w:cs="Courier New"/>
+                <w:sz w:val="20"/>
+                <w:szCs w:val="20"/>
+                <w:lang w:val="en-US"/>
+              </w:rPr>
+              <w:t>}</w:t>
+            </w:r>
           </w:p>
         </w:tc>
         <w:tc>
@@ -2273,8 +2732,49 @@
                 <w:rFonts w:ascii="Courier New" w:hAnsi="Courier New" w:cs="Courier New"/>
                 <w:sz w:val="20"/>
                 <w:szCs w:val="20"/>
-              </w:rPr>
-              <w:t>Unit Price</w:t>
+                <w:lang w:val="en-US"/>
+              </w:rPr>
+              <w:t>{</w:t>
+            </w:r>
+            <w:proofErr w:type="spellStart"/>
+            <w:r>
+              <w:rPr>
+                <w:rFonts w:ascii="Courier New" w:hAnsi="Courier New" w:cs="Courier New"/>
+                <w:sz w:val="20"/>
+                <w:szCs w:val="20"/>
+                <w:lang w:val="en-US"/>
+              </w:rPr>
+              <w:t>Invoice_Line__</w:t>
+            </w:r>
+            <w:proofErr w:type="gramStart"/>
+            <w:r>
+              <w:rPr>
+                <w:rFonts w:ascii="Courier New" w:hAnsi="Courier New" w:cs="Courier New"/>
+                <w:sz w:val="20"/>
+                <w:szCs w:val="20"/>
+                <w:lang w:val="en-US"/>
+              </w:rPr>
+              <w:t>c.Unit</w:t>
+            </w:r>
+            <w:proofErr w:type="gramEnd"/>
+            <w:r>
+              <w:rPr>
+                <w:rFonts w:ascii="Courier New" w:hAnsi="Courier New" w:cs="Courier New"/>
+                <w:sz w:val="20"/>
+                <w:szCs w:val="20"/>
+                <w:lang w:val="en-US"/>
+              </w:rPr>
+              <w:t>_Price__c</w:t>
+            </w:r>
+            <w:proofErr w:type="spellEnd"/>
+            <w:r>
+              <w:rPr>
+                <w:rFonts w:ascii="Courier New" w:hAnsi="Courier New" w:cs="Courier New"/>
+                <w:sz w:val="20"/>
+                <w:szCs w:val="20"/>
+                <w:lang w:val="en-US"/>
+              </w:rPr>
+              <w:t>}</w:t>
             </w:r>
           </w:p>
         </w:tc>
@@ -2299,14 +2799,55 @@
                 <w:rFonts w:ascii="Courier New" w:hAnsi="Courier New" w:cs="Courier New"/>
                 <w:sz w:val="20"/>
                 <w:szCs w:val="20"/>
-              </w:rPr>
-              <w:t>Amount</w:t>
+                <w:lang w:val="en-US"/>
+              </w:rPr>
+              <w:t>{</w:t>
+            </w:r>
+            <w:proofErr w:type="spellStart"/>
+            <w:r>
+              <w:rPr>
+                <w:rFonts w:ascii="Courier New" w:hAnsi="Courier New" w:cs="Courier New"/>
+                <w:sz w:val="20"/>
+                <w:szCs w:val="20"/>
+                <w:lang w:val="en-US"/>
+              </w:rPr>
+              <w:t>Invoice_Line__</w:t>
+            </w:r>
+            <w:proofErr w:type="gramStart"/>
+            <w:r>
+              <w:rPr>
+                <w:rFonts w:ascii="Courier New" w:hAnsi="Courier New" w:cs="Courier New"/>
+                <w:sz w:val="20"/>
+                <w:szCs w:val="20"/>
+                <w:lang w:val="en-US"/>
+              </w:rPr>
+              <w:t>c.Pre</w:t>
+            </w:r>
+            <w:proofErr w:type="gramEnd"/>
+            <w:r>
+              <w:rPr>
+                <w:rFonts w:ascii="Courier New" w:hAnsi="Courier New" w:cs="Courier New"/>
+                <w:sz w:val="20"/>
+                <w:szCs w:val="20"/>
+                <w:lang w:val="en-US"/>
+              </w:rPr>
+              <w:t>_VAT_Total__c</w:t>
+            </w:r>
+            <w:proofErr w:type="spellEnd"/>
+            <w:r>
+              <w:rPr>
+                <w:rFonts w:ascii="Courier New" w:hAnsi="Courier New" w:cs="Courier New"/>
+                <w:sz w:val="20"/>
+                <w:szCs w:val="20"/>
+                <w:lang w:val="en-US"/>
+              </w:rPr>
+              <w:t>}</w:t>
             </w:r>
           </w:p>
         </w:tc>
         <w:tc>
           <w:tcPr>
-            <w:tcW w:w="1026" w:type="dxa"/>
+            <w:tcW w:w="1075" w:type="dxa"/>
           </w:tcPr>
           <w:p>
             <w:pPr>
@@ -2318,15 +2859,82 @@
                 <w:rFonts w:ascii="Courier New" w:hAnsi="Courier New" w:cs="Courier New"/>
                 <w:sz w:val="20"/>
                 <w:szCs w:val="20"/>
-              </w:rPr>
-            </w:pPr>
-            <w:r>
-              <w:rPr>
-                <w:rFonts w:ascii="Courier New" w:hAnsi="Courier New" w:cs="Courier New"/>
-                <w:sz w:val="20"/>
-                <w:szCs w:val="20"/>
-              </w:rPr>
-              <w:t>VAT</w:t>
+                <w:lang w:val="en-US"/>
+              </w:rPr>
+            </w:pPr>
+            <w:r>
+              <w:rPr>
+                <w:rFonts w:ascii="Courier New" w:hAnsi="Courier New" w:cs="Courier New"/>
+                <w:sz w:val="20"/>
+                <w:szCs w:val="20"/>
+                <w:lang w:val="en-US"/>
+              </w:rPr>
+              <w:t>{</w:t>
+            </w:r>
+            <w:proofErr w:type="spellStart"/>
+            <w:r>
+              <w:rPr>
+                <w:rFonts w:ascii="Courier New" w:hAnsi="Courier New" w:cs="Courier New"/>
+                <w:sz w:val="20"/>
+                <w:szCs w:val="20"/>
+                <w:lang w:val="en-US"/>
+              </w:rPr>
+              <w:t>Invoice_Line__c.VAT_Amount__</w:t>
+            </w:r>
+            <w:proofErr w:type="gramStart"/>
+            <w:r>
+              <w:rPr>
+                <w:rFonts w:ascii="Courier New" w:hAnsi="Courier New" w:cs="Courier New"/>
+                <w:sz w:val="20"/>
+                <w:szCs w:val="20"/>
+                <w:lang w:val="en-US"/>
+              </w:rPr>
+              <w:t>c</w:t>
+            </w:r>
+            <w:proofErr w:type="spellEnd"/>
+            <w:r>
+              <w:rPr>
+                <w:rFonts w:ascii="Courier New" w:hAnsi="Courier New" w:cs="Courier New"/>
+                <w:sz w:val="20"/>
+                <w:szCs w:val="20"/>
+                <w:lang w:val="en-US"/>
+              </w:rPr>
+              <w:t>}</w:t>
+            </w:r>
+            <w:r>
+              <w:rPr>
+                <w:rFonts w:ascii="Courier New" w:hAnsi="Courier New" w:cs="Courier New"/>
+                <w:sz w:val="20"/>
+                <w:szCs w:val="20"/>
+              </w:rPr>
+              <w:t>{</w:t>
+            </w:r>
+            <w:proofErr w:type="gramEnd"/>
+            <w:r>
+              <w:rPr>
+                <w:rFonts w:ascii="Courier New" w:hAnsi="Courier New" w:cs="Courier New"/>
+                <w:sz w:val="20"/>
+                <w:szCs w:val="20"/>
+              </w:rPr>
+              <w:t>/</w:t>
+            </w:r>
+            <w:proofErr w:type="spellStart"/>
+            <w:r>
+              <w:rPr>
+                <w:rFonts w:ascii="Courier New" w:hAnsi="Courier New" w:cs="Courier New"/>
+                <w:sz w:val="20"/>
+                <w:szCs w:val="20"/>
+              </w:rPr>
+              <w:t>invoice_line_rows</w:t>
+            </w:r>
+            <w:proofErr w:type="spellEnd"/>
+            <w:r>
+              <w:rPr>
+                <w:rFonts w:ascii="Courier New" w:hAnsi="Courier New" w:cs="Courier New"/>
+                <w:sz w:val="20"/>
+                <w:szCs w:val="20"/>
+              </w:rPr>
+              <w:t>}</w:t>
             </w:r>
           </w:p>
         </w:tc>
@@ -2334,7 +2942,7 @@
       <w:tr>
         <w:tc>
           <w:tcPr>
-            <w:tcW w:w="1526" w:type="dxa"/>
+            <w:tcW w:w="1795" w:type="dxa"/>
           </w:tcPr>
           <w:p>
             <w:pPr>
@@ -2349,58 +2957,11 @@
                 <w:lang w:val="en-US"/>
               </w:rPr>
             </w:pPr>
-            <w:r>
-              <w:rPr>
-                <w:rFonts w:ascii="Courier New" w:hAnsi="Courier New" w:cs="Courier New"/>
-                <w:sz w:val="22"/>
-                <w:szCs w:val="22"/>
-              </w:rPr>
-              <w:t>{#invoice_line_</w:t>
-            </w:r>
-            <w:proofErr w:type="gramStart"/>
-            <w:r>
-              <w:rPr>
-                <w:rFonts w:ascii="Courier New" w:hAnsi="Courier New" w:cs="Courier New"/>
-                <w:sz w:val="22"/>
-                <w:szCs w:val="22"/>
-              </w:rPr>
-              <w:t>rows}</w:t>
-            </w:r>
-            <w:r>
-              <w:rPr>
-                <w:rFonts w:ascii="Courier New" w:hAnsi="Courier New" w:cs="Courier New"/>
-                <w:sz w:val="22"/>
-                <w:szCs w:val="22"/>
-                <w:lang w:val="en-US"/>
-              </w:rPr>
-              <w:t>{</w:t>
-            </w:r>
-            <w:proofErr w:type="spellStart"/>
-            <w:proofErr w:type="gramEnd"/>
-            <w:r>
-              <w:rPr>
-                <w:rFonts w:ascii="Courier New" w:hAnsi="Courier New" w:cs="Courier New"/>
-                <w:sz w:val="22"/>
-                <w:szCs w:val="22"/>
-                <w:lang w:val="en-US"/>
-              </w:rPr>
-              <w:t>Invoice_Line__c.Delivery_Date__c</w:t>
-            </w:r>
-            <w:proofErr w:type="spellEnd"/>
-            <w:r>
-              <w:rPr>
-                <w:rFonts w:ascii="Courier New" w:hAnsi="Courier New" w:cs="Courier New"/>
-                <w:sz w:val="22"/>
-                <w:szCs w:val="22"/>
-                <w:lang w:val="en-US"/>
-              </w:rPr>
-              <w:t>}</w:t>
-            </w:r>
           </w:p>
         </w:tc>
         <w:tc>
           <w:tcPr>
-            <w:tcW w:w="992" w:type="dxa"/>
+            <w:tcW w:w="990" w:type="dxa"/>
           </w:tcPr>
           <w:p>
             <w:pPr>
@@ -2415,60 +2976,11 @@
                 <w:lang w:val="en-US"/>
               </w:rPr>
             </w:pPr>
-            <w:r>
-              <w:rPr>
-                <w:rFonts w:ascii="Courier New" w:hAnsi="Courier New" w:cs="Courier New"/>
-                <w:sz w:val="20"/>
-                <w:szCs w:val="20"/>
-                <w:lang w:val="en-US"/>
-              </w:rPr>
-              <w:t>{</w:t>
-            </w:r>
-            <w:proofErr w:type="spellStart"/>
-            <w:r>
-              <w:rPr>
-                <w:rFonts w:ascii="Courier New" w:hAnsi="Courier New" w:cs="Courier New"/>
-                <w:sz w:val="20"/>
-                <w:szCs w:val="20"/>
-                <w:lang w:val="en-US"/>
-              </w:rPr>
-              <w:t>Invoice_Line__</w:t>
-            </w:r>
-            <w:proofErr w:type="gramStart"/>
-            <w:r>
-              <w:rPr>
-                <w:rFonts w:ascii="Courier New" w:hAnsi="Courier New" w:cs="Courier New"/>
-                <w:sz w:val="20"/>
-                <w:szCs w:val="20"/>
-                <w:lang w:val="en-US"/>
-              </w:rPr>
-              <w:t>c.Movement</w:t>
-            </w:r>
-            <w:proofErr w:type="gramEnd"/>
-            <w:r>
-              <w:rPr>
-                <w:rFonts w:ascii="Courier New" w:hAnsi="Courier New" w:cs="Courier New"/>
-                <w:sz w:val="20"/>
-                <w:szCs w:val="20"/>
-                <w:lang w:val="en-US"/>
-              </w:rPr>
-              <w:t>__c.W_T_No__c</w:t>
-            </w:r>
-            <w:proofErr w:type="spellEnd"/>
-            <w:r>
-              <w:rPr>
-                <w:rFonts w:ascii="Courier New" w:hAnsi="Courier New" w:cs="Courier New"/>
-                <w:sz w:val="20"/>
-                <w:szCs w:val="20"/>
-                <w:lang w:val="en-US"/>
-              </w:rPr>
-              <w:t>}</w:t>
-            </w:r>
           </w:p>
         </w:tc>
         <w:tc>
           <w:tcPr>
-            <w:tcW w:w="992" w:type="dxa"/>
+            <w:tcW w:w="1080" w:type="dxa"/>
           </w:tcPr>
           <w:p>
             <w:pPr>
@@ -2500,7 +3012,7 @@
                 <w:szCs w:val="20"/>
                 <w:lang w:val="en-US"/>
               </w:rPr>
-              <w:t>Invoice_Line__</w:t>
+              <w:t>Invoice__</w:t>
             </w:r>
             <w:proofErr w:type="gramStart"/>
             <w:r>
@@ -2510,7 +3022,7 @@
                 <w:szCs w:val="20"/>
                 <w:lang w:val="en-US"/>
               </w:rPr>
-              <w:t>c.Quantity</w:t>
+              <w:t>c.Tonnage</w:t>
             </w:r>
             <w:proofErr w:type="gramEnd"/>
             <w:r>
@@ -2536,7 +3048,7 @@
         </w:tc>
         <w:tc>
           <w:tcPr>
-            <w:tcW w:w="1795" w:type="dxa"/>
+            <w:tcW w:w="1535" w:type="dxa"/>
           </w:tcPr>
           <w:p>
             <w:pPr>
@@ -2548,141 +3060,9 @@
                 <w:rFonts w:ascii="Courier New" w:hAnsi="Courier New" w:cs="Courier New"/>
                 <w:sz w:val="20"/>
                 <w:szCs w:val="20"/>
-                <w:lang w:val="en-US"/>
-              </w:rPr>
-            </w:pPr>
-            <w:r>
-              <w:rPr>
-                <w:rFonts w:ascii="Courier New" w:hAnsi="Courier New" w:cs="Courier New"/>
-                <w:sz w:val="20"/>
-                <w:szCs w:val="20"/>
-                <w:lang w:val="en-US"/>
-              </w:rPr>
-              <w:t>{</w:t>
-            </w:r>
-            <w:r>
-              <w:rPr>
-                <w:rFonts w:ascii="Courier New" w:hAnsi="Courier New" w:cs="Courier New"/>
-                <w:sz w:val="20"/>
-                <w:szCs w:val="20"/>
-                <w:lang w:val="en-US"/>
-              </w:rPr>
-              <w:t>Invoice_Line__</w:t>
-            </w:r>
-            <w:proofErr w:type="gramStart"/>
-            <w:r>
-              <w:rPr>
-                <w:rFonts w:ascii="Courier New" w:hAnsi="Courier New" w:cs="Courier New"/>
-                <w:sz w:val="20"/>
-                <w:szCs w:val="20"/>
-                <w:lang w:val="en-US"/>
-              </w:rPr>
-              <w:t>c.</w:t>
-            </w:r>
-            <w:proofErr w:type="spellStart"/>
-            <w:r>
-              <w:rPr>
-                <w:rFonts w:ascii="Courier New" w:hAnsi="Courier New" w:cs="Courier New"/>
-                <w:sz w:val="20"/>
-                <w:szCs w:val="20"/>
-                <w:lang w:val="en-US"/>
-              </w:rPr>
-              <w:t>Haulier</w:t>
-            </w:r>
-            <w:proofErr w:type="spellEnd"/>
-            <w:proofErr w:type="gramEnd"/>
-            <w:r>
-              <w:rPr>
-                <w:rFonts w:ascii="Courier New" w:hAnsi="Courier New" w:cs="Courier New"/>
-                <w:sz w:val="20"/>
-                <w:szCs w:val="20"/>
-                <w:lang w:val="en-US"/>
-              </w:rPr>
-              <w:t>__</w:t>
-            </w:r>
-            <w:proofErr w:type="spellStart"/>
-            <w:r>
-              <w:rPr>
-                <w:rFonts w:ascii="Courier New" w:hAnsi="Courier New" w:cs="Courier New"/>
-                <w:sz w:val="20"/>
-                <w:szCs w:val="20"/>
-                <w:lang w:val="en-US"/>
-              </w:rPr>
-              <w:t>c.Name</w:t>
-            </w:r>
-            <w:proofErr w:type="spellEnd"/>
-            <w:r>
-              <w:rPr>
-                <w:rFonts w:ascii="Courier New" w:hAnsi="Courier New" w:cs="Courier New"/>
-                <w:sz w:val="20"/>
-                <w:szCs w:val="20"/>
-                <w:lang w:val="en-US"/>
-              </w:rPr>
-              <w:t>}</w:t>
-            </w:r>
-          </w:p>
-          <w:p>
-            <w:pPr>
-              <w:widowControl w:val="0"/>
-              <w:autoSpaceDE w:val="0"/>
-              <w:autoSpaceDN w:val="0"/>
-              <w:adjustRightInd w:val="0"/>
-              <w:rPr>
-                <w:rFonts w:ascii="Courier New" w:hAnsi="Courier New" w:cs="Courier New"/>
-                <w:sz w:val="20"/>
-                <w:szCs w:val="20"/>
-                <w:lang w:val="en-US"/>
-              </w:rPr>
-            </w:pPr>
-            <w:r>
-              <w:rPr>
-                <w:rFonts w:ascii="Courier New" w:hAnsi="Courier New" w:cs="Courier New"/>
-                <w:sz w:val="20"/>
-                <w:szCs w:val="20"/>
-                <w:lang w:val="en-US"/>
-              </w:rPr>
-              <w:t>{</w:t>
-            </w:r>
-            <w:proofErr w:type="spellStart"/>
-            <w:r>
-              <w:rPr>
-                <w:rFonts w:ascii="Courier New" w:hAnsi="Courier New" w:cs="Courier New"/>
-                <w:sz w:val="20"/>
-                <w:szCs w:val="20"/>
-                <w:lang w:val="en-US"/>
-              </w:rPr>
-              <w:t>Invoice_Line__</w:t>
-            </w:r>
-            <w:proofErr w:type="gramStart"/>
-            <w:r>
-              <w:rPr>
-                <w:rFonts w:ascii="Courier New" w:hAnsi="Courier New" w:cs="Courier New"/>
-                <w:sz w:val="20"/>
-                <w:szCs w:val="20"/>
-                <w:lang w:val="en-US"/>
-              </w:rPr>
-              <w:t>c.Reg</w:t>
-            </w:r>
-            <w:proofErr w:type="gramEnd"/>
-            <w:r>
-              <w:rPr>
-                <w:rFonts w:ascii="Courier New" w:hAnsi="Courier New" w:cs="Courier New"/>
-                <w:sz w:val="20"/>
-                <w:szCs w:val="20"/>
-                <w:lang w:val="en-US"/>
-              </w:rPr>
-              <w:t>_No__c</w:t>
-            </w:r>
-            <w:proofErr w:type="spellEnd"/>
-            <w:r>
-              <w:rPr>
-                <w:rFonts w:ascii="Courier New" w:hAnsi="Courier New" w:cs="Courier New"/>
-                <w:sz w:val="20"/>
-                <w:szCs w:val="20"/>
-                <w:lang w:val="en-US"/>
-              </w:rPr>
-              <w:t>}</w:t>
-            </w:r>
+                <w:lang w:val="ru-RU"/>
+              </w:rPr>
+            </w:pPr>
           </w:p>
         </w:tc>
         <w:tc>
@@ -2699,75 +3079,6 @@
                 <w:rFonts w:ascii="Courier New" w:hAnsi="Courier New" w:cs="Courier New"/>
                 <w:sz w:val="20"/>
                 <w:szCs w:val="20"/>
-                <w:lang w:val="en-US"/>
-              </w:rPr>
-            </w:pPr>
-            <w:r>
-              <w:rPr>
-                <w:rFonts w:ascii="Courier New" w:hAnsi="Courier New" w:cs="Courier New"/>
-                <w:sz w:val="20"/>
-                <w:szCs w:val="20"/>
-                <w:lang w:val="en-US"/>
-              </w:rPr>
-              <w:t>{</w:t>
-            </w:r>
-            <w:proofErr w:type="spellStart"/>
-            <w:r>
-              <w:rPr>
-                <w:rFonts w:ascii="Courier New" w:hAnsi="Courier New" w:cs="Courier New"/>
-                <w:sz w:val="20"/>
-                <w:szCs w:val="20"/>
-                <w:lang w:val="en-US"/>
-              </w:rPr>
-              <w:t>Invoice_Line__</w:t>
-            </w:r>
-            <w:proofErr w:type="gramStart"/>
-            <w:r>
-              <w:rPr>
-                <w:rFonts w:ascii="Courier New" w:hAnsi="Courier New" w:cs="Courier New"/>
-                <w:sz w:val="20"/>
-                <w:szCs w:val="20"/>
-                <w:lang w:val="en-US"/>
-              </w:rPr>
-              <w:t>c.Line</w:t>
-            </w:r>
-            <w:proofErr w:type="gramEnd"/>
-            <w:r>
-              <w:rPr>
-                <w:rFonts w:ascii="Courier New" w:hAnsi="Courier New" w:cs="Courier New"/>
-                <w:sz w:val="20"/>
-                <w:szCs w:val="20"/>
-                <w:lang w:val="en-US"/>
-              </w:rPr>
-              <w:t>_Text__c</w:t>
-            </w:r>
-            <w:proofErr w:type="spellEnd"/>
-            <w:r>
-              <w:rPr>
-                <w:rFonts w:ascii="Courier New" w:hAnsi="Courier New" w:cs="Courier New"/>
-                <w:sz w:val="20"/>
-                <w:szCs w:val="20"/>
-                <w:lang w:val="en-US"/>
-              </w:rPr>
-              <w:t>}</w:t>
-            </w:r>
-          </w:p>
-        </w:tc>
-        <w:tc>
-          <w:tcPr>
-            <w:tcW w:w="270" w:type="dxa"/>
-          </w:tcPr>
-          <w:p>
-            <w:pPr>
-              <w:widowControl w:val="0"/>
-              <w:autoSpaceDE w:val="0"/>
-              <w:autoSpaceDN w:val="0"/>
-              <w:adjustRightInd w:val="0"/>
-              <w:rPr>
-                <w:rFonts w:ascii="Courier New" w:hAnsi="Courier New" w:cs="Courier New"/>
-                <w:sz w:val="20"/>
-                <w:szCs w:val="20"/>
-                <w:lang w:val="en-US"/>
               </w:rPr>
             </w:pPr>
           </w:p>
@@ -2788,55 +3099,6 @@
                 <w:szCs w:val="20"/>
               </w:rPr>
             </w:pPr>
-            <w:r>
-              <w:rPr>
-                <w:rFonts w:ascii="Courier New" w:hAnsi="Courier New" w:cs="Courier New"/>
-                <w:sz w:val="20"/>
-                <w:szCs w:val="20"/>
-                <w:lang w:val="en-US"/>
-              </w:rPr>
-              <w:t>{</w:t>
-            </w:r>
-            <w:proofErr w:type="spellStart"/>
-            <w:r>
-              <w:rPr>
-                <w:rFonts w:ascii="Courier New" w:hAnsi="Courier New" w:cs="Courier New"/>
-                <w:sz w:val="20"/>
-                <w:szCs w:val="20"/>
-                <w:lang w:val="en-US"/>
-              </w:rPr>
-              <w:t>Invoice_Line__</w:t>
-            </w:r>
-            <w:proofErr w:type="gramStart"/>
-            <w:r>
-              <w:rPr>
-                <w:rFonts w:ascii="Courier New" w:hAnsi="Courier New" w:cs="Courier New"/>
-                <w:sz w:val="20"/>
-                <w:szCs w:val="20"/>
-                <w:lang w:val="en-US"/>
-              </w:rPr>
-              <w:t>c.Unit</w:t>
-            </w:r>
-            <w:proofErr w:type="gramEnd"/>
-            <w:r>
-              <w:rPr>
-                <w:rFonts w:ascii="Courier New" w:hAnsi="Courier New" w:cs="Courier New"/>
-                <w:sz w:val="20"/>
-                <w:szCs w:val="20"/>
-                <w:lang w:val="en-US"/>
-              </w:rPr>
-              <w:t>_Price__c</w:t>
-            </w:r>
-            <w:proofErr w:type="spellEnd"/>
-            <w:r>
-              <w:rPr>
-                <w:rFonts w:ascii="Courier New" w:hAnsi="Courier New" w:cs="Courier New"/>
-                <w:sz w:val="20"/>
-                <w:szCs w:val="20"/>
-                <w:lang w:val="en-US"/>
-              </w:rPr>
-              <w:t>}</w:t>
-            </w:r>
           </w:p>
         </w:tc>
         <w:tc>
@@ -2860,7 +3122,6 @@
                 <w:rFonts w:ascii="Courier New" w:hAnsi="Courier New" w:cs="Courier New"/>
                 <w:sz w:val="20"/>
                 <w:szCs w:val="20"/>
-                <w:lang w:val="en-US"/>
               </w:rPr>
               <w:t>{</w:t>
             </w:r>
@@ -2870,9 +3131,8 @@
                 <w:rFonts w:ascii="Courier New" w:hAnsi="Courier New" w:cs="Courier New"/>
                 <w:sz w:val="20"/>
                 <w:szCs w:val="20"/>
-                <w:lang w:val="en-US"/>
-              </w:rPr>
-              <w:t>Invoice_Line__</w:t>
+              </w:rPr>
+              <w:t>Invoice__</w:t>
             </w:r>
             <w:proofErr w:type="gramStart"/>
             <w:r>
@@ -2880,7 +3140,6 @@
                 <w:rFonts w:ascii="Courier New" w:hAnsi="Courier New" w:cs="Courier New"/>
                 <w:sz w:val="20"/>
                 <w:szCs w:val="20"/>
-                <w:lang w:val="en-US"/>
               </w:rPr>
               <w:t>c.Pre</w:t>
             </w:r>
@@ -2890,9 +3149,8 @@
                 <w:rFonts w:ascii="Courier New" w:hAnsi="Courier New" w:cs="Courier New"/>
                 <w:sz w:val="20"/>
                 <w:szCs w:val="20"/>
-                <w:lang w:val="en-US"/>
-              </w:rPr>
-              <w:t>_VAT_Total__c</w:t>
+              </w:rPr>
+              <w:t>_VAT_Total_Purchase__c</w:t>
             </w:r>
             <w:proofErr w:type="spellEnd"/>
             <w:r>
@@ -2900,7 +3158,6 @@
                 <w:rFonts w:ascii="Courier New" w:hAnsi="Courier New" w:cs="Courier New"/>
                 <w:sz w:val="20"/>
                 <w:szCs w:val="20"/>
-                <w:lang w:val="en-US"/>
               </w:rPr>
               <w:t>}</w:t>
             </w:r>
@@ -2908,343 +3165,7 @@
         </w:tc>
         <w:tc>
           <w:tcPr>
-            <w:tcW w:w="1026" w:type="dxa"/>
-          </w:tcPr>
-          <w:p>
-            <w:pPr>
-              <w:widowControl w:val="0"/>
-              <w:autoSpaceDE w:val="0"/>
-              <w:autoSpaceDN w:val="0"/>
-              <w:adjustRightInd w:val="0"/>
-              <w:rPr>
-                <w:rFonts w:ascii="Courier New" w:hAnsi="Courier New" w:cs="Courier New"/>
-                <w:sz w:val="20"/>
-                <w:szCs w:val="20"/>
-                <w:lang w:val="en-US"/>
-              </w:rPr>
-            </w:pPr>
-            <w:r>
-              <w:rPr>
-                <w:rFonts w:ascii="Courier New" w:hAnsi="Courier New" w:cs="Courier New"/>
-                <w:sz w:val="20"/>
-                <w:szCs w:val="20"/>
-                <w:lang w:val="en-US"/>
-              </w:rPr>
-              <w:t>{</w:t>
-            </w:r>
-            <w:proofErr w:type="spellStart"/>
-            <w:r>
-              <w:rPr>
-                <w:rFonts w:ascii="Courier New" w:hAnsi="Courier New" w:cs="Courier New"/>
-                <w:sz w:val="20"/>
-                <w:szCs w:val="20"/>
-                <w:lang w:val="en-US"/>
-              </w:rPr>
-              <w:t>Invoice_Line__c.VAT_Amount__</w:t>
-            </w:r>
-            <w:proofErr w:type="gramStart"/>
-            <w:r>
-              <w:rPr>
-                <w:rFonts w:ascii="Courier New" w:hAnsi="Courier New" w:cs="Courier New"/>
-                <w:sz w:val="20"/>
-                <w:szCs w:val="20"/>
-                <w:lang w:val="en-US"/>
-              </w:rPr>
-              <w:t>c</w:t>
-            </w:r>
-            <w:proofErr w:type="spellEnd"/>
-            <w:r>
-              <w:rPr>
-                <w:rFonts w:ascii="Courier New" w:hAnsi="Courier New" w:cs="Courier New"/>
-                <w:sz w:val="20"/>
-                <w:szCs w:val="20"/>
-                <w:lang w:val="en-US"/>
-              </w:rPr>
-              <w:t>}</w:t>
-            </w:r>
-            <w:r>
-              <w:rPr>
-                <w:rFonts w:ascii="Courier New" w:hAnsi="Courier New" w:cs="Courier New"/>
-                <w:sz w:val="20"/>
-                <w:szCs w:val="20"/>
-              </w:rPr>
-              <w:t>{</w:t>
-            </w:r>
-            <w:proofErr w:type="gramEnd"/>
-            <w:r>
-              <w:rPr>
-                <w:rFonts w:ascii="Courier New" w:hAnsi="Courier New" w:cs="Courier New"/>
-                <w:sz w:val="20"/>
-                <w:szCs w:val="20"/>
-              </w:rPr>
-              <w:t>/</w:t>
-            </w:r>
-            <w:proofErr w:type="spellStart"/>
-            <w:r>
-              <w:rPr>
-                <w:rFonts w:ascii="Courier New" w:hAnsi="Courier New" w:cs="Courier New"/>
-                <w:sz w:val="20"/>
-                <w:szCs w:val="20"/>
-              </w:rPr>
-              <w:t>invoice_line_rows</w:t>
-            </w:r>
-            <w:proofErr w:type="spellEnd"/>
-            <w:r>
-              <w:rPr>
-                <w:rFonts w:ascii="Courier New" w:hAnsi="Courier New" w:cs="Courier New"/>
-                <w:sz w:val="20"/>
-                <w:szCs w:val="20"/>
-              </w:rPr>
-              <w:t>}</w:t>
-            </w:r>
-          </w:p>
-        </w:tc>
-      </w:tr>
-      <w:tr>
-        <w:tc>
-          <w:tcPr>
-            <w:tcW w:w="1526" w:type="dxa"/>
-          </w:tcPr>
-          <w:p>
-            <w:pPr>
-              <w:widowControl w:val="0"/>
-              <w:autoSpaceDE w:val="0"/>
-              <w:autoSpaceDN w:val="0"/>
-              <w:adjustRightInd w:val="0"/>
-              <w:rPr>
-                <w:rFonts w:ascii="Courier New" w:hAnsi="Courier New" w:cs="Courier New"/>
-                <w:sz w:val="20"/>
-                <w:szCs w:val="20"/>
-                <w:lang w:val="en-US"/>
-              </w:rPr>
-            </w:pPr>
-          </w:p>
-        </w:tc>
-        <w:tc>
-          <w:tcPr>
-            <w:tcW w:w="992" w:type="dxa"/>
-          </w:tcPr>
-          <w:p>
-            <w:pPr>
-              <w:widowControl w:val="0"/>
-              <w:autoSpaceDE w:val="0"/>
-              <w:autoSpaceDN w:val="0"/>
-              <w:adjustRightInd w:val="0"/>
-              <w:rPr>
-                <w:rFonts w:ascii="Courier New" w:hAnsi="Courier New" w:cs="Courier New"/>
-                <w:sz w:val="20"/>
-                <w:szCs w:val="20"/>
-                <w:lang w:val="en-US"/>
-              </w:rPr>
-            </w:pPr>
-          </w:p>
-        </w:tc>
-        <w:tc>
-          <w:tcPr>
-            <w:tcW w:w="992" w:type="dxa"/>
-          </w:tcPr>
-          <w:p>
-            <w:pPr>
-              <w:widowControl w:val="0"/>
-              <w:autoSpaceDE w:val="0"/>
-              <w:autoSpaceDN w:val="0"/>
-              <w:adjustRightInd w:val="0"/>
-              <w:rPr>
-                <w:rFonts w:ascii="Courier New" w:hAnsi="Courier New" w:cs="Courier New"/>
-                <w:sz w:val="20"/>
-                <w:szCs w:val="20"/>
-                <w:lang w:val="en-US"/>
-              </w:rPr>
-            </w:pPr>
-            <w:r>
-              <w:rPr>
-                <w:rFonts w:ascii="Courier New" w:hAnsi="Courier New" w:cs="Courier New"/>
-                <w:sz w:val="20"/>
-                <w:szCs w:val="20"/>
-                <w:lang w:val="en-US"/>
-              </w:rPr>
-              <w:t>{</w:t>
-            </w:r>
-            <w:proofErr w:type="spellStart"/>
-            <w:r>
-              <w:rPr>
-                <w:rFonts w:ascii="Courier New" w:hAnsi="Courier New" w:cs="Courier New"/>
-                <w:sz w:val="20"/>
-                <w:szCs w:val="20"/>
-                <w:lang w:val="en-US"/>
-              </w:rPr>
-              <w:t>Invoice__</w:t>
-            </w:r>
-            <w:proofErr w:type="gramStart"/>
-            <w:r>
-              <w:rPr>
-                <w:rFonts w:ascii="Courier New" w:hAnsi="Courier New" w:cs="Courier New"/>
-                <w:sz w:val="20"/>
-                <w:szCs w:val="20"/>
-                <w:lang w:val="en-US"/>
-              </w:rPr>
-              <w:t>c.Tonnage</w:t>
-            </w:r>
-            <w:proofErr w:type="gramEnd"/>
-            <w:r>
-              <w:rPr>
-                <w:rFonts w:ascii="Courier New" w:hAnsi="Courier New" w:cs="Courier New"/>
-                <w:sz w:val="20"/>
-                <w:szCs w:val="20"/>
-                <w:lang w:val="en-US"/>
-              </w:rPr>
-              <w:t>__c</w:t>
-            </w:r>
-            <w:proofErr w:type="spellEnd"/>
-            <w:r>
-              <w:rPr>
-                <w:rFonts w:ascii="Courier New" w:hAnsi="Courier New" w:cs="Courier New"/>
-                <w:sz w:val="20"/>
-                <w:szCs w:val="20"/>
-                <w:lang w:val="en-US"/>
-              </w:rPr>
-              <w:t>}</w:t>
-            </w:r>
-          </w:p>
-        </w:tc>
-        <w:tc>
-          <w:tcPr>
-            <w:tcW w:w="1795" w:type="dxa"/>
-          </w:tcPr>
-          <w:p>
-            <w:pPr>
-              <w:widowControl w:val="0"/>
-              <w:autoSpaceDE w:val="0"/>
-              <w:autoSpaceDN w:val="0"/>
-              <w:adjustRightInd w:val="0"/>
-              <w:rPr>
-                <w:rFonts w:ascii="Courier New" w:hAnsi="Courier New" w:cs="Courier New"/>
-                <w:sz w:val="20"/>
-                <w:szCs w:val="20"/>
-                <w:lang w:val="ru-RU"/>
-              </w:rPr>
-            </w:pPr>
-          </w:p>
-        </w:tc>
-        <w:tc>
-          <w:tcPr>
-            <w:tcW w:w="1980" w:type="dxa"/>
-          </w:tcPr>
-          <w:p>
-            <w:pPr>
-              <w:widowControl w:val="0"/>
-              <w:autoSpaceDE w:val="0"/>
-              <w:autoSpaceDN w:val="0"/>
-              <w:adjustRightInd w:val="0"/>
-              <w:rPr>
-                <w:rFonts w:ascii="Courier New" w:hAnsi="Courier New" w:cs="Courier New"/>
-                <w:sz w:val="20"/>
-                <w:szCs w:val="20"/>
-              </w:rPr>
-            </w:pPr>
-          </w:p>
-        </w:tc>
-        <w:tc>
-          <w:tcPr>
-            <w:tcW w:w="270" w:type="dxa"/>
-          </w:tcPr>
-          <w:p>
-            <w:pPr>
-              <w:widowControl w:val="0"/>
-              <w:autoSpaceDE w:val="0"/>
-              <w:autoSpaceDN w:val="0"/>
-              <w:adjustRightInd w:val="0"/>
-              <w:rPr>
-                <w:rFonts w:ascii="Courier New" w:hAnsi="Courier New" w:cs="Courier New"/>
-                <w:sz w:val="20"/>
-                <w:szCs w:val="20"/>
-              </w:rPr>
-            </w:pPr>
-          </w:p>
-        </w:tc>
-        <w:tc>
-          <w:tcPr>
-            <w:tcW w:w="1260" w:type="dxa"/>
-          </w:tcPr>
-          <w:p>
-            <w:pPr>
-              <w:widowControl w:val="0"/>
-              <w:autoSpaceDE w:val="0"/>
-              <w:autoSpaceDN w:val="0"/>
-              <w:adjustRightInd w:val="0"/>
-              <w:rPr>
-                <w:rFonts w:ascii="Courier New" w:hAnsi="Courier New" w:cs="Courier New"/>
-                <w:sz w:val="20"/>
-                <w:szCs w:val="20"/>
-              </w:rPr>
-            </w:pPr>
-          </w:p>
-        </w:tc>
-        <w:tc>
-          <w:tcPr>
-            <w:tcW w:w="1080" w:type="dxa"/>
-          </w:tcPr>
-          <w:p>
-            <w:pPr>
-              <w:widowControl w:val="0"/>
-              <w:autoSpaceDE w:val="0"/>
-              <w:autoSpaceDN w:val="0"/>
-              <w:adjustRightInd w:val="0"/>
-              <w:rPr>
-                <w:rFonts w:ascii="Courier New" w:hAnsi="Courier New" w:cs="Courier New"/>
-                <w:sz w:val="20"/>
-                <w:szCs w:val="20"/>
-              </w:rPr>
-            </w:pPr>
-            <w:r>
-              <w:rPr>
-                <w:rFonts w:ascii="Courier New" w:hAnsi="Courier New" w:cs="Courier New"/>
-                <w:sz w:val="20"/>
-                <w:szCs w:val="20"/>
-              </w:rPr>
-              <w:t>{</w:t>
-            </w:r>
-            <w:proofErr w:type="spellStart"/>
-            <w:r>
-              <w:rPr>
-                <w:rFonts w:ascii="Courier New" w:hAnsi="Courier New" w:cs="Courier New"/>
-                <w:sz w:val="20"/>
-                <w:szCs w:val="20"/>
-              </w:rPr>
-              <w:t>Invoice__</w:t>
-            </w:r>
-            <w:proofErr w:type="gramStart"/>
-            <w:r>
-              <w:rPr>
-                <w:rFonts w:ascii="Courier New" w:hAnsi="Courier New" w:cs="Courier New"/>
-                <w:sz w:val="20"/>
-                <w:szCs w:val="20"/>
-              </w:rPr>
-              <w:t>c.Pre</w:t>
-            </w:r>
-            <w:proofErr w:type="gramEnd"/>
-            <w:r>
-              <w:rPr>
-                <w:rFonts w:ascii="Courier New" w:hAnsi="Courier New" w:cs="Courier New"/>
-                <w:sz w:val="20"/>
-                <w:szCs w:val="20"/>
-              </w:rPr>
-              <w:t>_VAT_Total_Purchase__c</w:t>
-            </w:r>
-            <w:proofErr w:type="spellEnd"/>
-            <w:r>
-              <w:rPr>
-                <w:rFonts w:ascii="Courier New" w:hAnsi="Courier New" w:cs="Courier New"/>
-                <w:sz w:val="20"/>
-                <w:szCs w:val="20"/>
-              </w:rPr>
-              <w:t>}</w:t>
-            </w:r>
-          </w:p>
-        </w:tc>
-        <w:tc>
-          <w:tcPr>
-            <w:tcW w:w="1026" w:type="dxa"/>
+            <w:tcW w:w="1075" w:type="dxa"/>
           </w:tcPr>
           <w:p>
             <w:pPr>
@@ -3301,8 +3222,8 @@
     </w:p>
     <w:tbl>
       <w:tblPr>
-        <w:tblW w:w="4710" w:type="dxa"/>
-        <w:tblInd w:w="6084" w:type="dxa"/>
+        <w:tblW w:w="5277" w:type="dxa"/>
+        <w:tblInd w:w="5518" w:type="dxa"/>
         <w:tblBorders>
           <w:top w:val="single" w:sz="4" w:space="0" w:color="auto"/>
           <w:left w:val="single" w:sz="4" w:space="0" w:color="auto"/>
@@ -3315,15 +3236,15 @@
         <w:tblLook w:val="01E0" w:firstRow="1" w:lastRow="1" w:firstColumn="1" w:lastColumn="1" w:noHBand="0" w:noVBand="0"/>
       </w:tblPr>
       <w:tblGrid>
-        <w:gridCol w:w="1537"/>
-        <w:gridCol w:w="1057"/>
-        <w:gridCol w:w="1058"/>
-        <w:gridCol w:w="1058"/>
+        <w:gridCol w:w="2217"/>
+        <w:gridCol w:w="1079"/>
+        <w:gridCol w:w="990"/>
+        <w:gridCol w:w="991"/>
       </w:tblGrid>
       <w:tr>
         <w:tc>
           <w:tcPr>
-            <w:tcW w:w="1537" w:type="dxa"/>
+            <w:tcW w:w="2217" w:type="dxa"/>
           </w:tcPr>
           <w:p>
             <w:pPr>
@@ -3349,7 +3270,7 @@
         </w:tc>
         <w:tc>
           <w:tcPr>
-            <w:tcW w:w="1057" w:type="dxa"/>
+            <w:tcW w:w="1079" w:type="dxa"/>
           </w:tcPr>
           <w:p>
             <w:pPr>
@@ -3415,7 +3336,7 @@
         </w:tc>
         <w:tc>
           <w:tcPr>
-            <w:tcW w:w="1058" w:type="dxa"/>
+            <w:tcW w:w="990" w:type="dxa"/>
           </w:tcPr>
           <w:p>
             <w:pPr>
@@ -3463,7 +3384,7 @@
         </w:tc>
         <w:tc>
           <w:tcPr>
-            <w:tcW w:w="1058" w:type="dxa"/>
+            <w:tcW w:w="991" w:type="dxa"/>
           </w:tcPr>
           <w:p>
             <w:pPr>
@@ -3512,7 +3433,7 @@
       <w:tr>
         <w:tc>
           <w:tcPr>
-            <w:tcW w:w="1537" w:type="dxa"/>
+            <w:tcW w:w="2217" w:type="dxa"/>
           </w:tcPr>
           <w:p>
             <w:pPr>
@@ -3538,7 +3459,7 @@
         </w:tc>
         <w:tc>
           <w:tcPr>
-            <w:tcW w:w="1057" w:type="dxa"/>
+            <w:tcW w:w="1079" w:type="dxa"/>
           </w:tcPr>
           <w:p>
             <w:pPr>
@@ -3603,7 +3524,7 @@
         </w:tc>
         <w:tc>
           <w:tcPr>
-            <w:tcW w:w="1058" w:type="dxa"/>
+            <w:tcW w:w="990" w:type="dxa"/>
           </w:tcPr>
           <w:p>
             <w:pPr>
@@ -3650,7 +3571,7 @@
         </w:tc>
         <w:tc>
           <w:tcPr>
-            <w:tcW w:w="1058" w:type="dxa"/>
+            <w:tcW w:w="991" w:type="dxa"/>
           </w:tcPr>
           <w:p>
             <w:pPr>
@@ -3699,7 +3620,7 @@
       <w:tr>
         <w:tc>
           <w:tcPr>
-            <w:tcW w:w="1537" w:type="dxa"/>
+            <w:tcW w:w="2217" w:type="dxa"/>
           </w:tcPr>
           <w:p>
             <w:pPr>
@@ -3725,7 +3646,7 @@
         </w:tc>
         <w:tc>
           <w:tcPr>
-            <w:tcW w:w="1057" w:type="dxa"/>
+            <w:tcW w:w="1079" w:type="dxa"/>
           </w:tcPr>
           <w:p>
             <w:pPr>
@@ -3780,7 +3701,7 @@
         </w:tc>
         <w:tc>
           <w:tcPr>
-            <w:tcW w:w="1058" w:type="dxa"/>
+            <w:tcW w:w="990" w:type="dxa"/>
           </w:tcPr>
           <w:p>
             <w:pPr>
@@ -3802,7 +3723,7 @@
                 <w:lang w:val="en-US"/>
               </w:rPr>
               <w:lastRenderedPageBreak/>
-              <w:t>{Invoice_Line_</w:t>
+              <w:t>{Invoice_Lin</w:t>
             </w:r>
             <w:r>
               <w:rPr>
@@ -3812,13 +3733,13 @@
                 <w:lang w:val="en-US"/>
               </w:rPr>
               <w:lastRenderedPageBreak/>
-              <w:t>_c.VAT_Amount__c_2}</w:t>
+              <w:t>e__c.VAT_Amount__c_2}</w:t>
             </w:r>
           </w:p>
         </w:tc>
         <w:tc>
           <w:tcPr>
-            <w:tcW w:w="1058" w:type="dxa"/>
+            <w:tcW w:w="991" w:type="dxa"/>
           </w:tcPr>
           <w:p>
             <w:pPr>
@@ -3840,7 +3761,7 @@
                 <w:lang w:val="en-US"/>
               </w:rPr>
               <w:lastRenderedPageBreak/>
-              <w:t>{Invoice_Line_</w:t>
+              <w:t>{Invoice_Lin</w:t>
             </w:r>
             <w:r>
               <w:rPr>
@@ -3850,7 +3771,7 @@
                 <w:lang w:val="en-US"/>
               </w:rPr>
               <w:lastRenderedPageBreak/>
-              <w:t>_c.VAT_Amount__c_3}</w:t>
+              <w:t>e__c.VAT_Amount__c_3}</w:t>
             </w:r>
           </w:p>
         </w:tc>

--- a/src/templates/template_Purchase_Invoice_BACS.docx
+++ b/src/templates/template_Purchase_Invoice_BACS.docx
@@ -2391,6 +2391,25 @@
               </w:rPr>
               <w:t>{</w:t>
             </w:r>
+            <w:r>
+              <w:rPr>
+                <w:rFonts w:ascii="Courier New" w:hAnsi="Courier New" w:cs="Courier New"/>
+                <w:sz w:val="20"/>
+                <w:szCs w:val="20"/>
+                <w:lang w:val="en-US"/>
+              </w:rPr>
+              <w:t>Invoice_Line__</w:t>
+            </w:r>
+            <w:proofErr w:type="gramStart"/>
+            <w:r>
+              <w:rPr>
+                <w:rFonts w:ascii="Courier New" w:hAnsi="Courier New" w:cs="Courier New"/>
+                <w:sz w:val="20"/>
+                <w:szCs w:val="20"/>
+                <w:lang w:val="en-US"/>
+              </w:rPr>
+              <w:t>c.</w:t>
+            </w:r>
             <w:proofErr w:type="spellStart"/>
             <w:r>
               <w:rPr>
@@ -2399,18 +2418,9 @@
                 <w:szCs w:val="20"/>
                 <w:lang w:val="en-US"/>
               </w:rPr>
-              <w:t>Invoice_Line__</w:t>
-            </w:r>
-            <w:proofErr w:type="gramStart"/>
-            <w:r>
-              <w:rPr>
-                <w:rFonts w:ascii="Courier New" w:hAnsi="Courier New" w:cs="Courier New"/>
-                <w:sz w:val="20"/>
-                <w:szCs w:val="20"/>
-                <w:lang w:val="en-US"/>
-              </w:rPr>
-              <w:t>c.Movement</w:t>
-            </w:r>
+              <w:t>WTNo</w:t>
+            </w:r>
+            <w:proofErr w:type="spellEnd"/>
             <w:proofErr w:type="gramEnd"/>
             <w:r>
               <w:rPr>
@@ -2419,9 +2429,8 @@
                 <w:szCs w:val="20"/>
                 <w:lang w:val="en-US"/>
               </w:rPr>
-              <w:t>__c.W_T_No__c</w:t>
-            </w:r>
-            <w:proofErr w:type="spellEnd"/>
+              <w:t>__c</w:t>
+            </w:r>
             <w:r>
               <w:rPr>
                 <w:rFonts w:ascii="Courier New" w:hAnsi="Courier New" w:cs="Courier New"/>
@@ -3222,8 +3231,8 @@
     </w:p>
     <w:tbl>
       <w:tblPr>
-        <w:tblW w:w="5277" w:type="dxa"/>
-        <w:tblInd w:w="5518" w:type="dxa"/>
+        <w:tblW w:w="5580" w:type="dxa"/>
+        <w:tblInd w:w="5215" w:type="dxa"/>
         <w:tblBorders>
           <w:top w:val="single" w:sz="4" w:space="0" w:color="auto"/>
           <w:left w:val="single" w:sz="4" w:space="0" w:color="auto"/>
@@ -3236,15 +3245,15 @@
         <w:tblLook w:val="01E0" w:firstRow="1" w:lastRow="1" w:firstColumn="1" w:lastColumn="1" w:noHBand="0" w:noVBand="0"/>
       </w:tblPr>
       <w:tblGrid>
-        <w:gridCol w:w="2217"/>
-        <w:gridCol w:w="1079"/>
-        <w:gridCol w:w="990"/>
-        <w:gridCol w:w="991"/>
+        <w:gridCol w:w="2160"/>
+        <w:gridCol w:w="1260"/>
+        <w:gridCol w:w="1080"/>
+        <w:gridCol w:w="1080"/>
       </w:tblGrid>
       <w:tr>
         <w:tc>
           <w:tcPr>
-            <w:tcW w:w="2217" w:type="dxa"/>
+            <w:tcW w:w="2160" w:type="dxa"/>
           </w:tcPr>
           <w:p>
             <w:pPr>
@@ -3270,7 +3279,7 @@
         </w:tc>
         <w:tc>
           <w:tcPr>
-            <w:tcW w:w="1079" w:type="dxa"/>
+            <w:tcW w:w="1260" w:type="dxa"/>
           </w:tcPr>
           <w:p>
             <w:pPr>
@@ -3290,39 +3299,19 @@
                 <w:rFonts w:ascii="Courier New" w:hAnsi="Courier New" w:cs="Courier New"/>
                 <w:sz w:val="20"/>
                 <w:szCs w:val="20"/>
-                <w:lang w:val="en-US"/>
-              </w:rPr>
-              <w:t>{Invoice_Line__</w:t>
-            </w:r>
-            <w:proofErr w:type="gramStart"/>
-            <w:r>
-              <w:rPr>
-                <w:rFonts w:ascii="Courier New" w:hAnsi="Courier New" w:cs="Courier New"/>
-                <w:sz w:val="20"/>
-                <w:szCs w:val="20"/>
-                <w:lang w:val="en-US"/>
-              </w:rPr>
-              <w:t>c.Unit</w:t>
-            </w:r>
-            <w:proofErr w:type="gramEnd"/>
-            <w:r>
-              <w:rPr>
-                <w:rFonts w:ascii="Courier New" w:hAnsi="Courier New" w:cs="Courier New"/>
-                <w:sz w:val="20"/>
-                <w:szCs w:val="20"/>
-                <w:lang w:val="en-US"/>
-              </w:rPr>
-              <w:t>_Price__c</w:t>
-            </w:r>
-            <w:r>
-              <w:rPr>
-                <w:rFonts w:ascii="Courier New" w:hAnsi="Courier New" w:cs="Courier New"/>
-                <w:sz w:val="20"/>
-                <w:szCs w:val="20"/>
-                <w:lang w:val="en-US"/>
-              </w:rPr>
-              <w:t>_1</w:t>
-            </w:r>
+              </w:rPr>
+              <w:t>{</w:t>
+            </w:r>
+            <w:proofErr w:type="spellStart"/>
+            <w:r>
+              <w:rPr>
+                <w:rFonts w:ascii="Courier New" w:hAnsi="Courier New" w:cs="Courier New"/>
+                <w:sz w:val="20"/>
+                <w:szCs w:val="20"/>
+              </w:rPr>
+              <w:t>invoice_line_type_h_g_c_a_levy_unit_price_sum</w:t>
+            </w:r>
+            <w:proofErr w:type="spellEnd"/>
             <w:r>
               <w:rPr>
                 <w:rFonts w:ascii="Courier New" w:hAnsi="Courier New" w:cs="Courier New"/>
@@ -3336,7 +3325,7 @@
         </w:tc>
         <w:tc>
           <w:tcPr>
-            <w:tcW w:w="990" w:type="dxa"/>
+            <w:tcW w:w="1080" w:type="dxa"/>
           </w:tcPr>
           <w:p>
             <w:pPr>
@@ -3358,33 +3347,32 @@
                 <w:szCs w:val="20"/>
                 <w:lang w:val="en-US"/>
               </w:rPr>
-              <w:t>{Invoice_Line__</w:t>
-            </w:r>
-            <w:proofErr w:type="gramStart"/>
-            <w:r>
-              <w:rPr>
-                <w:rFonts w:ascii="Courier New" w:hAnsi="Courier New" w:cs="Courier New"/>
-                <w:sz w:val="20"/>
-                <w:szCs w:val="20"/>
-                <w:lang w:val="en-US"/>
-              </w:rPr>
-              <w:t>c.Unit</w:t>
-            </w:r>
-            <w:proofErr w:type="gramEnd"/>
-            <w:r>
-              <w:rPr>
-                <w:rFonts w:ascii="Courier New" w:hAnsi="Courier New" w:cs="Courier New"/>
-                <w:sz w:val="20"/>
-                <w:szCs w:val="20"/>
-                <w:lang w:val="en-US"/>
-              </w:rPr>
-              <w:t>_Price__c_2}</w:t>
+              <w:t>{</w:t>
+            </w:r>
+            <w:proofErr w:type="spellStart"/>
+            <w:r>
+              <w:rPr>
+                <w:rFonts w:ascii="Courier New" w:hAnsi="Courier New" w:cs="Courier New"/>
+                <w:sz w:val="20"/>
+                <w:szCs w:val="20"/>
+              </w:rPr>
+              <w:t>invoice_line_type_h_g_c_a_levy_amount_sum</w:t>
+            </w:r>
+            <w:proofErr w:type="spellEnd"/>
+            <w:r>
+              <w:rPr>
+                <w:rFonts w:ascii="Courier New" w:hAnsi="Courier New" w:cs="Courier New"/>
+                <w:sz w:val="20"/>
+                <w:szCs w:val="20"/>
+                <w:lang w:val="en-US"/>
+              </w:rPr>
+              <w:t>}</w:t>
             </w:r>
           </w:p>
         </w:tc>
         <w:tc>
           <w:tcPr>
-            <w:tcW w:w="991" w:type="dxa"/>
+            <w:tcW w:w="1080" w:type="dxa"/>
           </w:tcPr>
           <w:p>
             <w:pPr>
@@ -3403,29 +3391,26 @@
                 <w:rFonts w:ascii="Courier New" w:hAnsi="Courier New" w:cs="Courier New"/>
                 <w:sz w:val="20"/>
                 <w:szCs w:val="20"/>
-                <w:lang w:val="en-US"/>
-              </w:rPr>
-              <w:t>{Invoice_Line__</w:t>
-            </w:r>
-            <w:proofErr w:type="gramStart"/>
-            <w:r>
-              <w:rPr>
-                <w:rFonts w:ascii="Courier New" w:hAnsi="Courier New" w:cs="Courier New"/>
-                <w:sz w:val="20"/>
-                <w:szCs w:val="20"/>
-                <w:lang w:val="en-US"/>
-              </w:rPr>
-              <w:t>c.Unit</w:t>
-            </w:r>
-            <w:proofErr w:type="gramEnd"/>
-            <w:r>
-              <w:rPr>
-                <w:rFonts w:ascii="Courier New" w:hAnsi="Courier New" w:cs="Courier New"/>
-                <w:sz w:val="20"/>
-                <w:szCs w:val="20"/>
-                <w:lang w:val="en-US"/>
-              </w:rPr>
-              <w:t>_Price__c_3}</w:t>
+              </w:rPr>
+              <w:t>{</w:t>
+            </w:r>
+            <w:proofErr w:type="spellStart"/>
+            <w:r>
+              <w:rPr>
+                <w:rFonts w:ascii="Courier New" w:hAnsi="Courier New" w:cs="Courier New"/>
+                <w:sz w:val="20"/>
+                <w:szCs w:val="20"/>
+              </w:rPr>
+              <w:t>invoice_line_type_h_g_c_a_levy_vat_sum</w:t>
+            </w:r>
+            <w:proofErr w:type="spellEnd"/>
+            <w:r>
+              <w:rPr>
+                <w:rFonts w:ascii="Courier New" w:hAnsi="Courier New" w:cs="Courier New"/>
+                <w:sz w:val="20"/>
+                <w:szCs w:val="20"/>
+              </w:rPr>
+              <w:t>}</w:t>
             </w:r>
           </w:p>
         </w:tc>
@@ -3433,7 +3418,7 @@
       <w:tr>
         <w:tc>
           <w:tcPr>
-            <w:tcW w:w="2217" w:type="dxa"/>
+            <w:tcW w:w="2160" w:type="dxa"/>
           </w:tcPr>
           <w:p>
             <w:pPr>
@@ -3459,7 +3444,7 @@
         </w:tc>
         <w:tc>
           <w:tcPr>
-            <w:tcW w:w="1079" w:type="dxa"/>
+            <w:tcW w:w="1260" w:type="dxa"/>
           </w:tcPr>
           <w:p>
             <w:pPr>
@@ -3478,45 +3463,24 @@
                 <w:rFonts w:ascii="Courier New" w:hAnsi="Courier New" w:cs="Courier New"/>
                 <w:sz w:val="20"/>
                 <w:szCs w:val="20"/>
-                <w:lang w:val="en-US"/>
-              </w:rPr>
-              <w:t>{Invoice_Line__</w:t>
-            </w:r>
-            <w:proofErr w:type="gramStart"/>
-            <w:r>
-              <w:rPr>
-                <w:rFonts w:ascii="Courier New" w:hAnsi="Courier New" w:cs="Courier New"/>
-                <w:sz w:val="20"/>
-                <w:szCs w:val="20"/>
-                <w:lang w:val="en-US"/>
-              </w:rPr>
-              <w:t>c.Pre</w:t>
-            </w:r>
-            <w:proofErr w:type="gramEnd"/>
-            <w:r>
-              <w:rPr>
-                <w:rFonts w:ascii="Courier New" w:hAnsi="Courier New" w:cs="Courier New"/>
-                <w:sz w:val="20"/>
-                <w:szCs w:val="20"/>
-                <w:lang w:val="en-US"/>
-              </w:rPr>
-              <w:t>_VAT_Total__c</w:t>
-            </w:r>
-            <w:r>
-              <w:rPr>
-                <w:rFonts w:ascii="Courier New" w:hAnsi="Courier New" w:cs="Courier New"/>
-                <w:sz w:val="20"/>
-                <w:szCs w:val="20"/>
-                <w:lang w:val="en-US"/>
-              </w:rPr>
-              <w:t>_1</w:t>
-            </w:r>
-            <w:r>
-              <w:rPr>
-                <w:rFonts w:ascii="Courier New" w:hAnsi="Courier New" w:cs="Courier New"/>
-                <w:sz w:val="20"/>
-                <w:szCs w:val="20"/>
-                <w:lang w:val="en-US"/>
+              </w:rPr>
+              <w:t>{</w:t>
+            </w:r>
+            <w:proofErr w:type="spellStart"/>
+            <w:r>
+              <w:rPr>
+                <w:rFonts w:ascii="Courier New" w:hAnsi="Courier New" w:cs="Courier New"/>
+                <w:sz w:val="20"/>
+                <w:szCs w:val="20"/>
+              </w:rPr>
+              <w:t>invoice_line_type_credit_insurance_levy_unit_price_sum</w:t>
+            </w:r>
+            <w:proofErr w:type="spellEnd"/>
+            <w:r>
+              <w:rPr>
+                <w:rFonts w:ascii="Courier New" w:hAnsi="Courier New" w:cs="Courier New"/>
+                <w:sz w:val="20"/>
+                <w:szCs w:val="20"/>
               </w:rPr>
               <w:t>}</w:t>
             </w:r>
@@ -3524,7 +3488,7 @@
         </w:tc>
         <w:tc>
           <w:tcPr>
-            <w:tcW w:w="990" w:type="dxa"/>
+            <w:tcW w:w="1080" w:type="dxa"/>
           </w:tcPr>
           <w:p>
             <w:pPr>
@@ -3543,35 +3507,41 @@
                 <w:rFonts w:ascii="Courier New" w:hAnsi="Courier New" w:cs="Courier New"/>
                 <w:sz w:val="20"/>
                 <w:szCs w:val="20"/>
-                <w:lang w:val="en-US"/>
-              </w:rPr>
-              <w:t>{Invoice_Line__</w:t>
-            </w:r>
-            <w:proofErr w:type="gramStart"/>
-            <w:r>
-              <w:rPr>
-                <w:rFonts w:ascii="Courier New" w:hAnsi="Courier New" w:cs="Courier New"/>
-                <w:sz w:val="20"/>
-                <w:szCs w:val="20"/>
-                <w:lang w:val="en-US"/>
-              </w:rPr>
-              <w:t>c.Pre</w:t>
-            </w:r>
-            <w:proofErr w:type="gramEnd"/>
-            <w:r>
-              <w:rPr>
-                <w:rFonts w:ascii="Courier New" w:hAnsi="Courier New" w:cs="Courier New"/>
-                <w:sz w:val="20"/>
-                <w:szCs w:val="20"/>
-                <w:lang w:val="en-US"/>
-              </w:rPr>
-              <w:t>_VAT_Total__c_2}</w:t>
+              </w:rPr>
+              <w:t>{</w:t>
+            </w:r>
+            <w:proofErr w:type="spellStart"/>
+            <w:r>
+              <w:rPr>
+                <w:rFonts w:ascii="Courier New" w:hAnsi="Courier New" w:cs="Courier New"/>
+                <w:sz w:val="20"/>
+                <w:szCs w:val="20"/>
+              </w:rPr>
+              <w:t>invoice_line_type_credit_insurance_levy_amount_s</w:t>
+            </w:r>
+            <w:r>
+              <w:rPr>
+                <w:rFonts w:ascii="Courier New" w:hAnsi="Courier New" w:cs="Courier New"/>
+                <w:sz w:val="20"/>
+                <w:szCs w:val="20"/>
+              </w:rPr>
+              <w:lastRenderedPageBreak/>
+              <w:t>um</w:t>
+            </w:r>
+            <w:proofErr w:type="spellEnd"/>
+            <w:r>
+              <w:rPr>
+                <w:rFonts w:ascii="Courier New" w:hAnsi="Courier New" w:cs="Courier New"/>
+                <w:sz w:val="20"/>
+                <w:szCs w:val="20"/>
+              </w:rPr>
+              <w:t>}</w:t>
             </w:r>
           </w:p>
         </w:tc>
         <w:tc>
           <w:tcPr>
-            <w:tcW w:w="991" w:type="dxa"/>
+            <w:tcW w:w="1080" w:type="dxa"/>
           </w:tcPr>
           <w:p>
             <w:pPr>
@@ -3590,29 +3560,27 @@
                 <w:rFonts w:ascii="Courier New" w:hAnsi="Courier New" w:cs="Courier New"/>
                 <w:sz w:val="20"/>
                 <w:szCs w:val="20"/>
-                <w:lang w:val="en-US"/>
-              </w:rPr>
-              <w:t>{Invoice_Line__</w:t>
-            </w:r>
-            <w:proofErr w:type="gramStart"/>
-            <w:r>
-              <w:rPr>
-                <w:rFonts w:ascii="Courier New" w:hAnsi="Courier New" w:cs="Courier New"/>
-                <w:sz w:val="20"/>
-                <w:szCs w:val="20"/>
-                <w:lang w:val="en-US"/>
-              </w:rPr>
-              <w:t>c.Pre</w:t>
-            </w:r>
-            <w:proofErr w:type="gramEnd"/>
-            <w:r>
-              <w:rPr>
-                <w:rFonts w:ascii="Courier New" w:hAnsi="Courier New" w:cs="Courier New"/>
-                <w:sz w:val="20"/>
-                <w:szCs w:val="20"/>
-                <w:lang w:val="en-US"/>
-              </w:rPr>
-              <w:t>_VAT_Total__c_3}</w:t>
+              </w:rPr>
+              <w:lastRenderedPageBreak/>
+              <w:t>{</w:t>
+            </w:r>
+            <w:proofErr w:type="spellStart"/>
+            <w:r>
+              <w:rPr>
+                <w:rFonts w:ascii="Courier New" w:hAnsi="Courier New" w:cs="Courier New"/>
+                <w:sz w:val="20"/>
+                <w:szCs w:val="20"/>
+              </w:rPr>
+              <w:t>invoice_line_type_credit_insurance_levy_vat_sum</w:t>
+            </w:r>
+            <w:proofErr w:type="spellEnd"/>
+            <w:r>
+              <w:rPr>
+                <w:rFonts w:ascii="Courier New" w:hAnsi="Courier New" w:cs="Courier New"/>
+                <w:sz w:val="20"/>
+                <w:szCs w:val="20"/>
+              </w:rPr>
+              <w:t>}</w:t>
             </w:r>
           </w:p>
         </w:tc>
@@ -3620,7 +3588,7 @@
       <w:tr>
         <w:tc>
           <w:tcPr>
-            <w:tcW w:w="2217" w:type="dxa"/>
+            <w:tcW w:w="2160" w:type="dxa"/>
           </w:tcPr>
           <w:p>
             <w:pPr>
@@ -3646,7 +3614,7 @@
         </w:tc>
         <w:tc>
           <w:tcPr>
-            <w:tcW w:w="1079" w:type="dxa"/>
+            <w:tcW w:w="1260" w:type="dxa"/>
           </w:tcPr>
           <w:p>
             <w:pPr>
@@ -3665,35 +3633,24 @@
                 <w:rFonts w:ascii="Courier New" w:hAnsi="Courier New" w:cs="Courier New"/>
                 <w:sz w:val="20"/>
                 <w:szCs w:val="20"/>
-                <w:lang w:val="en-US"/>
-              </w:rPr>
-              <w:t>{Invoice_Line_</w:t>
-            </w:r>
-            <w:r>
-              <w:rPr>
-                <w:rFonts w:ascii="Courier New" w:hAnsi="Courier New" w:cs="Courier New"/>
-                <w:sz w:val="20"/>
-                <w:szCs w:val="20"/>
-                <w:lang w:val="en-US"/>
-              </w:rPr>
-              <w:lastRenderedPageBreak/>
-              <w:t>_c.VAT_Amount__c</w:t>
-            </w:r>
-            <w:r>
-              <w:rPr>
-                <w:rFonts w:ascii="Courier New" w:hAnsi="Courier New" w:cs="Courier New"/>
-                <w:sz w:val="20"/>
-                <w:szCs w:val="20"/>
-                <w:lang w:val="en-US"/>
-              </w:rPr>
-              <w:t>_1</w:t>
-            </w:r>
-            <w:r>
-              <w:rPr>
-                <w:rFonts w:ascii="Courier New" w:hAnsi="Courier New" w:cs="Courier New"/>
-                <w:sz w:val="20"/>
-                <w:szCs w:val="20"/>
-                <w:lang w:val="en-US"/>
+              </w:rPr>
+              <w:t>{</w:t>
+            </w:r>
+            <w:proofErr w:type="spellStart"/>
+            <w:r>
+              <w:rPr>
+                <w:rFonts w:ascii="Courier New" w:hAnsi="Courier New" w:cs="Courier New"/>
+                <w:sz w:val="20"/>
+                <w:szCs w:val="20"/>
+              </w:rPr>
+              <w:t>invoice_line_type_weighbridge_unit_price_sum</w:t>
+            </w:r>
+            <w:proofErr w:type="spellEnd"/>
+            <w:r>
+              <w:rPr>
+                <w:rFonts w:ascii="Courier New" w:hAnsi="Courier New" w:cs="Courier New"/>
+                <w:sz w:val="20"/>
+                <w:szCs w:val="20"/>
               </w:rPr>
               <w:t>}</w:t>
             </w:r>
@@ -3701,7 +3658,7 @@
         </w:tc>
         <w:tc>
           <w:tcPr>
-            <w:tcW w:w="990" w:type="dxa"/>
+            <w:tcW w:w="1080" w:type="dxa"/>
           </w:tcPr>
           <w:p>
             <w:pPr>
@@ -3720,26 +3677,32 @@
                 <w:rFonts w:ascii="Courier New" w:hAnsi="Courier New" w:cs="Courier New"/>
                 <w:sz w:val="20"/>
                 <w:szCs w:val="20"/>
-                <w:lang w:val="en-US"/>
-              </w:rPr>
-              <w:lastRenderedPageBreak/>
-              <w:t>{Invoice_Lin</w:t>
-            </w:r>
-            <w:r>
-              <w:rPr>
-                <w:rFonts w:ascii="Courier New" w:hAnsi="Courier New" w:cs="Courier New"/>
-                <w:sz w:val="20"/>
-                <w:szCs w:val="20"/>
-                <w:lang w:val="en-US"/>
-              </w:rPr>
-              <w:lastRenderedPageBreak/>
-              <w:t>e__c.VAT_Amount__c_2}</w:t>
+              </w:rPr>
+              <w:t>{</w:t>
+            </w:r>
+            <w:proofErr w:type="spellStart"/>
+            <w:r>
+              <w:rPr>
+                <w:rFonts w:ascii="Courier New" w:hAnsi="Courier New" w:cs="Courier New"/>
+                <w:sz w:val="20"/>
+                <w:szCs w:val="20"/>
+              </w:rPr>
+              <w:t>invoice_line_type_weighbridge_amount_sum</w:t>
+            </w:r>
+            <w:proofErr w:type="spellEnd"/>
+            <w:r>
+              <w:rPr>
+                <w:rFonts w:ascii="Courier New" w:hAnsi="Courier New" w:cs="Courier New"/>
+                <w:sz w:val="20"/>
+                <w:szCs w:val="20"/>
+              </w:rPr>
+              <w:t>}</w:t>
             </w:r>
           </w:p>
         </w:tc>
         <w:tc>
           <w:tcPr>
-            <w:tcW w:w="991" w:type="dxa"/>
+            <w:tcW w:w="1080" w:type="dxa"/>
           </w:tcPr>
           <w:p>
             <w:pPr>
@@ -3758,20 +3721,26 @@
                 <w:rFonts w:ascii="Courier New" w:hAnsi="Courier New" w:cs="Courier New"/>
                 <w:sz w:val="20"/>
                 <w:szCs w:val="20"/>
-                <w:lang w:val="en-US"/>
-              </w:rPr>
-              <w:lastRenderedPageBreak/>
-              <w:t>{Invoice_Lin</w:t>
-            </w:r>
-            <w:r>
-              <w:rPr>
-                <w:rFonts w:ascii="Courier New" w:hAnsi="Courier New" w:cs="Courier New"/>
-                <w:sz w:val="20"/>
-                <w:szCs w:val="20"/>
-                <w:lang w:val="en-US"/>
-              </w:rPr>
-              <w:lastRenderedPageBreak/>
-              <w:t>e__c.VAT_Amount__c_3}</w:t>
+              </w:rPr>
+              <w:t>{</w:t>
+            </w:r>
+            <w:proofErr w:type="spellStart"/>
+            <w:r>
+              <w:rPr>
+                <w:rFonts w:ascii="Courier New" w:hAnsi="Courier New" w:cs="Courier New"/>
+                <w:sz w:val="20"/>
+                <w:szCs w:val="20"/>
+              </w:rPr>
+              <w:t>invoice_line_type_weighbridge_vat_sum</w:t>
+            </w:r>
+            <w:proofErr w:type="spellEnd"/>
+            <w:r>
+              <w:rPr>
+                <w:rFonts w:ascii="Courier New" w:hAnsi="Courier New" w:cs="Courier New"/>
+                <w:sz w:val="20"/>
+                <w:szCs w:val="20"/>
+              </w:rPr>
+              <w:t>}</w:t>
             </w:r>
           </w:p>
         </w:tc>

--- a/src/templates/template_Purchase_Invoice_BACS.docx
+++ b/src/templates/template_Purchase_Invoice_BACS.docx
@@ -3141,6 +3141,184 @@
                 <w:sz w:val="20"/>
                 <w:szCs w:val="20"/>
               </w:rPr>
+              <w:t>quality_adjustment_pre_vat_total</w:t>
+            </w:r>
+            <w:proofErr w:type="spellEnd"/>
+            <w:r>
+              <w:rPr>
+                <w:rFonts w:ascii="Courier New" w:hAnsi="Courier New" w:cs="Courier New"/>
+                <w:sz w:val="20"/>
+                <w:szCs w:val="20"/>
+                <w:lang w:val="en-US"/>
+              </w:rPr>
+              <w:t>}</w:t>
+            </w:r>
+          </w:p>
+        </w:tc>
+        <w:tc>
+          <w:tcPr>
+            <w:tcW w:w="1075" w:type="dxa"/>
+          </w:tcPr>
+          <w:p>
+            <w:pPr>
+              <w:widowControl w:val="0"/>
+              <w:autoSpaceDE w:val="0"/>
+              <w:autoSpaceDN w:val="0"/>
+              <w:adjustRightInd w:val="0"/>
+              <w:rPr>
+                <w:rFonts w:ascii="Courier New" w:hAnsi="Courier New" w:cs="Courier New"/>
+                <w:sz w:val="20"/>
+                <w:szCs w:val="20"/>
+                <w:lang w:val="en-US"/>
+              </w:rPr>
+            </w:pPr>
+          </w:p>
+        </w:tc>
+      </w:tr>
+      <w:tr>
+        <w:tc>
+          <w:tcPr>
+            <w:tcW w:w="1795" w:type="dxa"/>
+          </w:tcPr>
+          <w:p>
+            <w:pPr>
+              <w:widowControl w:val="0"/>
+              <w:autoSpaceDE w:val="0"/>
+              <w:autoSpaceDN w:val="0"/>
+              <w:adjustRightInd w:val="0"/>
+              <w:rPr>
+                <w:rFonts w:ascii="Courier New" w:hAnsi="Courier New" w:cs="Courier New"/>
+                <w:sz w:val="20"/>
+                <w:szCs w:val="20"/>
+                <w:lang w:val="en-US"/>
+              </w:rPr>
+            </w:pPr>
+          </w:p>
+        </w:tc>
+        <w:tc>
+          <w:tcPr>
+            <w:tcW w:w="990" w:type="dxa"/>
+          </w:tcPr>
+          <w:p>
+            <w:pPr>
+              <w:widowControl w:val="0"/>
+              <w:autoSpaceDE w:val="0"/>
+              <w:autoSpaceDN w:val="0"/>
+              <w:adjustRightInd w:val="0"/>
+              <w:rPr>
+                <w:rFonts w:ascii="Courier New" w:hAnsi="Courier New" w:cs="Courier New"/>
+                <w:sz w:val="20"/>
+                <w:szCs w:val="20"/>
+                <w:lang w:val="en-US"/>
+              </w:rPr>
+            </w:pPr>
+          </w:p>
+        </w:tc>
+        <w:tc>
+          <w:tcPr>
+            <w:tcW w:w="1080" w:type="dxa"/>
+          </w:tcPr>
+          <w:p>
+            <w:pPr>
+              <w:widowControl w:val="0"/>
+              <w:autoSpaceDE w:val="0"/>
+              <w:autoSpaceDN w:val="0"/>
+              <w:adjustRightInd w:val="0"/>
+              <w:rPr>
+                <w:rFonts w:ascii="Courier New" w:hAnsi="Courier New" w:cs="Courier New"/>
+                <w:sz w:val="20"/>
+                <w:szCs w:val="20"/>
+                <w:lang w:val="en-US"/>
+              </w:rPr>
+            </w:pPr>
+          </w:p>
+        </w:tc>
+        <w:tc>
+          <w:tcPr>
+            <w:tcW w:w="1535" w:type="dxa"/>
+          </w:tcPr>
+          <w:p>
+            <w:pPr>
+              <w:widowControl w:val="0"/>
+              <w:autoSpaceDE w:val="0"/>
+              <w:autoSpaceDN w:val="0"/>
+              <w:adjustRightInd w:val="0"/>
+              <w:rPr>
+                <w:rFonts w:ascii="Courier New" w:hAnsi="Courier New" w:cs="Courier New"/>
+                <w:sz w:val="20"/>
+                <w:szCs w:val="20"/>
+                <w:lang w:val="en-US"/>
+              </w:rPr>
+            </w:pPr>
+          </w:p>
+        </w:tc>
+        <w:tc>
+          <w:tcPr>
+            <w:tcW w:w="1980" w:type="dxa"/>
+          </w:tcPr>
+          <w:p>
+            <w:pPr>
+              <w:widowControl w:val="0"/>
+              <w:autoSpaceDE w:val="0"/>
+              <w:autoSpaceDN w:val="0"/>
+              <w:adjustRightInd w:val="0"/>
+              <w:rPr>
+                <w:rFonts w:ascii="Courier New" w:hAnsi="Courier New" w:cs="Courier New"/>
+                <w:sz w:val="20"/>
+                <w:szCs w:val="20"/>
+              </w:rPr>
+            </w:pPr>
+          </w:p>
+        </w:tc>
+        <w:tc>
+          <w:tcPr>
+            <w:tcW w:w="1260" w:type="dxa"/>
+          </w:tcPr>
+          <w:p>
+            <w:pPr>
+              <w:widowControl w:val="0"/>
+              <w:autoSpaceDE w:val="0"/>
+              <w:autoSpaceDN w:val="0"/>
+              <w:adjustRightInd w:val="0"/>
+              <w:rPr>
+                <w:rFonts w:ascii="Courier New" w:hAnsi="Courier New" w:cs="Courier New"/>
+                <w:sz w:val="20"/>
+                <w:szCs w:val="20"/>
+              </w:rPr>
+            </w:pPr>
+          </w:p>
+        </w:tc>
+        <w:tc>
+          <w:tcPr>
+            <w:tcW w:w="1080" w:type="dxa"/>
+          </w:tcPr>
+          <w:p>
+            <w:pPr>
+              <w:widowControl w:val="0"/>
+              <w:autoSpaceDE w:val="0"/>
+              <w:autoSpaceDN w:val="0"/>
+              <w:adjustRightInd w:val="0"/>
+              <w:rPr>
+                <w:rFonts w:ascii="Courier New" w:hAnsi="Courier New" w:cs="Courier New"/>
+                <w:sz w:val="20"/>
+                <w:szCs w:val="20"/>
+              </w:rPr>
+            </w:pPr>
+            <w:r>
+              <w:rPr>
+                <w:rFonts w:ascii="Courier New" w:hAnsi="Courier New" w:cs="Courier New"/>
+                <w:sz w:val="20"/>
+                <w:szCs w:val="20"/>
+              </w:rPr>
+              <w:t>{</w:t>
+            </w:r>
+            <w:proofErr w:type="spellStart"/>
+            <w:r>
+              <w:rPr>
+                <w:rFonts w:ascii="Courier New" w:hAnsi="Courier New" w:cs="Courier New"/>
+                <w:sz w:val="20"/>
+                <w:szCs w:val="20"/>
+              </w:rPr>
               <w:t>Invoice__</w:t>
             </w:r>
             <w:proofErr w:type="gramStart"/>
@@ -3473,51 +3651,7 @@
                 <w:sz w:val="20"/>
                 <w:szCs w:val="20"/>
               </w:rPr>
-              <w:t>invoice_line_type_credit_insurance_levy_unit_price_sum</w:t>
-            </w:r>
-            <w:proofErr w:type="spellEnd"/>
-            <w:r>
-              <w:rPr>
-                <w:rFonts w:ascii="Courier New" w:hAnsi="Courier New" w:cs="Courier New"/>
-                <w:sz w:val="20"/>
-                <w:szCs w:val="20"/>
-              </w:rPr>
-              <w:t>}</w:t>
-            </w:r>
-          </w:p>
-        </w:tc>
-        <w:tc>
-          <w:tcPr>
-            <w:tcW w:w="1080" w:type="dxa"/>
-          </w:tcPr>
-          <w:p>
-            <w:pPr>
-              <w:widowControl w:val="0"/>
-              <w:autoSpaceDE w:val="0"/>
-              <w:autoSpaceDN w:val="0"/>
-              <w:adjustRightInd w:val="0"/>
-              <w:rPr>
-                <w:rFonts w:ascii="Courier New" w:hAnsi="Courier New" w:cs="Courier New"/>
-                <w:sz w:val="20"/>
-                <w:szCs w:val="20"/>
-              </w:rPr>
-            </w:pPr>
-            <w:r>
-              <w:rPr>
-                <w:rFonts w:ascii="Courier New" w:hAnsi="Courier New" w:cs="Courier New"/>
-                <w:sz w:val="20"/>
-                <w:szCs w:val="20"/>
-              </w:rPr>
-              <w:t>{</w:t>
-            </w:r>
-            <w:proofErr w:type="spellStart"/>
-            <w:r>
-              <w:rPr>
-                <w:rFonts w:ascii="Courier New" w:hAnsi="Courier New" w:cs="Courier New"/>
-                <w:sz w:val="20"/>
-                <w:szCs w:val="20"/>
-              </w:rPr>
-              <w:t>invoice_line_type_credit_insurance_levy_amount_s</w:t>
+              <w:t>invoice_line_ty</w:t>
             </w:r>
             <w:r>
               <w:rPr>
@@ -3526,7 +3660,7 @@
                 <w:szCs w:val="20"/>
               </w:rPr>
               <w:lastRenderedPageBreak/>
-              <w:t>um</w:t>
+              <w:t>pe_credit_insurance_levy_unit_price_sum</w:t>
             </w:r>
             <w:proofErr w:type="spellEnd"/>
             <w:r>
@@ -3571,7 +3705,70 @@
                 <w:sz w:val="20"/>
                 <w:szCs w:val="20"/>
               </w:rPr>
-              <w:t>invoice_line_type_credit_insurance_levy_vat_sum</w:t>
+              <w:t>invoice_line_</w:t>
+            </w:r>
+            <w:r>
+              <w:rPr>
+                <w:rFonts w:ascii="Courier New" w:hAnsi="Courier New" w:cs="Courier New"/>
+                <w:sz w:val="20"/>
+                <w:szCs w:val="20"/>
+              </w:rPr>
+              <w:lastRenderedPageBreak/>
+              <w:t>type_credit_insurance_levy_amount_sum</w:t>
+            </w:r>
+            <w:proofErr w:type="spellEnd"/>
+            <w:r>
+              <w:rPr>
+                <w:rFonts w:ascii="Courier New" w:hAnsi="Courier New" w:cs="Courier New"/>
+                <w:sz w:val="20"/>
+                <w:szCs w:val="20"/>
+              </w:rPr>
+              <w:t>}</w:t>
+            </w:r>
+          </w:p>
+        </w:tc>
+        <w:tc>
+          <w:tcPr>
+            <w:tcW w:w="1080" w:type="dxa"/>
+          </w:tcPr>
+          <w:p>
+            <w:pPr>
+              <w:widowControl w:val="0"/>
+              <w:autoSpaceDE w:val="0"/>
+              <w:autoSpaceDN w:val="0"/>
+              <w:adjustRightInd w:val="0"/>
+              <w:rPr>
+                <w:rFonts w:ascii="Courier New" w:hAnsi="Courier New" w:cs="Courier New"/>
+                <w:sz w:val="20"/>
+                <w:szCs w:val="20"/>
+              </w:rPr>
+            </w:pPr>
+            <w:r>
+              <w:rPr>
+                <w:rFonts w:ascii="Courier New" w:hAnsi="Courier New" w:cs="Courier New"/>
+                <w:sz w:val="20"/>
+                <w:szCs w:val="20"/>
+              </w:rPr>
+              <w:lastRenderedPageBreak/>
+              <w:t>{</w:t>
+            </w:r>
+            <w:proofErr w:type="spellStart"/>
+            <w:r>
+              <w:rPr>
+                <w:rFonts w:ascii="Courier New" w:hAnsi="Courier New" w:cs="Courier New"/>
+                <w:sz w:val="20"/>
+                <w:szCs w:val="20"/>
+              </w:rPr>
+              <w:t>invoice_line_</w:t>
+            </w:r>
+            <w:r>
+              <w:rPr>
+                <w:rFonts w:ascii="Courier New" w:hAnsi="Courier New" w:cs="Courier New"/>
+                <w:sz w:val="20"/>
+                <w:szCs w:val="20"/>
+              </w:rPr>
+              <w:lastRenderedPageBreak/>
+              <w:t>type_credit_insurance_levy_vat_sum</w:t>
             </w:r>
             <w:proofErr w:type="spellEnd"/>
             <w:r>
@@ -5031,7 +5228,6 @@
   <w:style w:type="character" w:default="1" w:styleId="DefaultParagraphFont">
     <w:name w:val="Default Paragraph Font"/>
     <w:uiPriority w:val="1"/>
-    <w:semiHidden/>
     <w:unhideWhenUsed/>
   </w:style>
   <w:style w:type="table" w:default="1" w:styleId="TableNormal">

--- a/src/templates/template_Purchase_Invoice_BACS.docx
+++ b/src/templates/template_Purchase_Invoice_BACS.docx
@@ -3126,6 +3126,168 @@
                 <w:szCs w:val="20"/>
               </w:rPr>
             </w:pPr>
+          </w:p>
+        </w:tc>
+        <w:tc>
+          <w:tcPr>
+            <w:tcW w:w="1075" w:type="dxa"/>
+          </w:tcPr>
+          <w:p>
+            <w:pPr>
+              <w:widowControl w:val="0"/>
+              <w:autoSpaceDE w:val="0"/>
+              <w:autoSpaceDN w:val="0"/>
+              <w:adjustRightInd w:val="0"/>
+              <w:rPr>
+                <w:rFonts w:ascii="Courier New" w:hAnsi="Courier New" w:cs="Courier New"/>
+                <w:sz w:val="20"/>
+                <w:szCs w:val="20"/>
+                <w:lang w:val="en-US"/>
+              </w:rPr>
+            </w:pPr>
+          </w:p>
+        </w:tc>
+      </w:tr>
+      <w:tr>
+        <w:tc>
+          <w:tcPr>
+            <w:tcW w:w="1795" w:type="dxa"/>
+          </w:tcPr>
+          <w:p>
+            <w:pPr>
+              <w:widowControl w:val="0"/>
+              <w:autoSpaceDE w:val="0"/>
+              <w:autoSpaceDN w:val="0"/>
+              <w:adjustRightInd w:val="0"/>
+              <w:rPr>
+                <w:rFonts w:ascii="Courier New" w:hAnsi="Courier New" w:cs="Courier New"/>
+                <w:sz w:val="20"/>
+                <w:szCs w:val="20"/>
+                <w:lang w:val="en-US"/>
+              </w:rPr>
+            </w:pPr>
+          </w:p>
+        </w:tc>
+        <w:tc>
+          <w:tcPr>
+            <w:tcW w:w="990" w:type="dxa"/>
+          </w:tcPr>
+          <w:p>
+            <w:pPr>
+              <w:widowControl w:val="0"/>
+              <w:autoSpaceDE w:val="0"/>
+              <w:autoSpaceDN w:val="0"/>
+              <w:adjustRightInd w:val="0"/>
+              <w:rPr>
+                <w:rFonts w:ascii="Courier New" w:hAnsi="Courier New" w:cs="Courier New"/>
+                <w:sz w:val="20"/>
+                <w:szCs w:val="20"/>
+                <w:lang w:val="en-US"/>
+              </w:rPr>
+            </w:pPr>
+          </w:p>
+        </w:tc>
+        <w:tc>
+          <w:tcPr>
+            <w:tcW w:w="1080" w:type="dxa"/>
+          </w:tcPr>
+          <w:p>
+            <w:pPr>
+              <w:widowControl w:val="0"/>
+              <w:autoSpaceDE w:val="0"/>
+              <w:autoSpaceDN w:val="0"/>
+              <w:adjustRightInd w:val="0"/>
+              <w:rPr>
+                <w:rFonts w:ascii="Courier New" w:hAnsi="Courier New" w:cs="Courier New"/>
+                <w:sz w:val="20"/>
+                <w:szCs w:val="20"/>
+                <w:lang w:val="en-US"/>
+              </w:rPr>
+            </w:pPr>
+          </w:p>
+        </w:tc>
+        <w:tc>
+          <w:tcPr>
+            <w:tcW w:w="1535" w:type="dxa"/>
+          </w:tcPr>
+          <w:p>
+            <w:pPr>
+              <w:widowControl w:val="0"/>
+              <w:autoSpaceDE w:val="0"/>
+              <w:autoSpaceDN w:val="0"/>
+              <w:adjustRightInd w:val="0"/>
+              <w:rPr>
+                <w:rFonts w:ascii="Courier New" w:hAnsi="Courier New" w:cs="Courier New"/>
+                <w:sz w:val="20"/>
+                <w:szCs w:val="20"/>
+                <w:lang w:val="en-US"/>
+              </w:rPr>
+            </w:pPr>
+          </w:p>
+        </w:tc>
+        <w:tc>
+          <w:tcPr>
+            <w:tcW w:w="1980" w:type="dxa"/>
+          </w:tcPr>
+          <w:p>
+            <w:pPr>
+              <w:widowControl w:val="0"/>
+              <w:autoSpaceDE w:val="0"/>
+              <w:autoSpaceDN w:val="0"/>
+              <w:adjustRightInd w:val="0"/>
+              <w:rPr>
+                <w:rFonts w:ascii="Courier New" w:hAnsi="Courier New" w:cs="Courier New"/>
+                <w:sz w:val="20"/>
+                <w:szCs w:val="20"/>
+              </w:rPr>
+            </w:pPr>
+            <w:r>
+              <w:rPr>
+                <w:rFonts w:ascii="Courier New" w:hAnsi="Courier New" w:cs="Courier New"/>
+                <w:sz w:val="20"/>
+                <w:szCs w:val="20"/>
+                <w:lang w:val="en-US"/>
+              </w:rPr>
+              <w:t>{#quality_adjustment_</w:t>
+            </w:r>
+            <w:proofErr w:type="gramStart"/>
+            <w:r>
+              <w:rPr>
+                <w:rFonts w:ascii="Courier New" w:hAnsi="Courier New" w:cs="Courier New"/>
+                <w:sz w:val="20"/>
+                <w:szCs w:val="20"/>
+                <w:lang w:val="en-US"/>
+              </w:rPr>
+              <w:t>rows}{</w:t>
+            </w:r>
+            <w:proofErr w:type="gramEnd"/>
+            <w:r>
+              <w:rPr>
+                <w:rFonts w:ascii="Courier New" w:hAnsi="Courier New" w:cs="Courier New"/>
+                <w:sz w:val="20"/>
+                <w:szCs w:val="20"/>
+                <w:lang w:val="en-US"/>
+              </w:rPr>
+              <w:t>quality_adjustment_description}</w:t>
+            </w:r>
+          </w:p>
+        </w:tc>
+        <w:tc>
+          <w:tcPr>
+            <w:tcW w:w="1260" w:type="dxa"/>
+          </w:tcPr>
+          <w:p>
+            <w:pPr>
+              <w:widowControl w:val="0"/>
+              <w:autoSpaceDE w:val="0"/>
+              <w:autoSpaceDN w:val="0"/>
+              <w:adjustRightInd w:val="0"/>
+              <w:rPr>
+                <w:rFonts w:ascii="Courier New" w:hAnsi="Courier New" w:cs="Courier New"/>
+                <w:sz w:val="20"/>
+                <w:szCs w:val="20"/>
+              </w:rPr>
+            </w:pPr>
             <w:r>
               <w:rPr>
                 <w:rFonts w:ascii="Courier New" w:hAnsi="Courier New" w:cs="Courier New"/>
@@ -3141,6 +3303,50 @@
                 <w:sz w:val="20"/>
                 <w:szCs w:val="20"/>
               </w:rPr>
+              <w:t>quality_adjustment_unit_price</w:t>
+            </w:r>
+            <w:proofErr w:type="spellEnd"/>
+            <w:r>
+              <w:rPr>
+                <w:rFonts w:ascii="Courier New" w:hAnsi="Courier New" w:cs="Courier New"/>
+                <w:sz w:val="20"/>
+                <w:szCs w:val="20"/>
+              </w:rPr>
+              <w:t>}</w:t>
+            </w:r>
+          </w:p>
+        </w:tc>
+        <w:tc>
+          <w:tcPr>
+            <w:tcW w:w="1080" w:type="dxa"/>
+          </w:tcPr>
+          <w:p>
+            <w:pPr>
+              <w:widowControl w:val="0"/>
+              <w:autoSpaceDE w:val="0"/>
+              <w:autoSpaceDN w:val="0"/>
+              <w:adjustRightInd w:val="0"/>
+              <w:rPr>
+                <w:rFonts w:ascii="Courier New" w:hAnsi="Courier New" w:cs="Courier New"/>
+                <w:sz w:val="20"/>
+                <w:szCs w:val="20"/>
+              </w:rPr>
+            </w:pPr>
+            <w:r>
+              <w:rPr>
+                <w:rFonts w:ascii="Courier New" w:hAnsi="Courier New" w:cs="Courier New"/>
+                <w:sz w:val="20"/>
+                <w:szCs w:val="20"/>
+              </w:rPr>
+              <w:t>{</w:t>
+            </w:r>
+            <w:proofErr w:type="spellStart"/>
+            <w:r>
+              <w:rPr>
+                <w:rFonts w:ascii="Courier New" w:hAnsi="Courier New" w:cs="Courier New"/>
+                <w:sz w:val="20"/>
+                <w:szCs w:val="20"/>
+              </w:rPr>
               <w:t>quality_adjustment_pre_vat_total</w:t>
             </w:r>
             <w:proofErr w:type="spellEnd"/>
@@ -3172,6 +3378,80 @@
                 <w:lang w:val="en-US"/>
               </w:rPr>
             </w:pPr>
+            <w:r>
+              <w:rPr>
+                <w:rFonts w:ascii="Courier New" w:hAnsi="Courier New" w:cs="Courier New"/>
+                <w:sz w:val="20"/>
+                <w:szCs w:val="20"/>
+              </w:rPr>
+              <w:t>{</w:t>
+            </w:r>
+            <w:proofErr w:type="spellStart"/>
+            <w:r>
+              <w:rPr>
+                <w:rFonts w:ascii="Courier New" w:hAnsi="Courier New" w:cs="Courier New"/>
+                <w:sz w:val="20"/>
+                <w:szCs w:val="20"/>
+              </w:rPr>
+              <w:t>quality_adjustment_vat_</w:t>
+            </w:r>
+            <w:proofErr w:type="gramStart"/>
+            <w:r>
+              <w:rPr>
+                <w:rFonts w:ascii="Courier New" w:hAnsi="Courier New" w:cs="Courier New"/>
+                <w:sz w:val="20"/>
+                <w:szCs w:val="20"/>
+              </w:rPr>
+              <w:t>amount</w:t>
+            </w:r>
+            <w:proofErr w:type="spellEnd"/>
+            <w:r>
+              <w:rPr>
+                <w:rFonts w:ascii="Courier New" w:hAnsi="Courier New" w:cs="Courier New"/>
+                <w:sz w:val="20"/>
+                <w:szCs w:val="20"/>
+              </w:rPr>
+              <w:t>}</w:t>
+            </w:r>
+            <w:r>
+              <w:rPr>
+                <w:rFonts w:ascii="Courier New" w:hAnsi="Courier New" w:cs="Courier New"/>
+                <w:sz w:val="20"/>
+                <w:szCs w:val="20"/>
+                <w:lang w:val="en-US"/>
+              </w:rPr>
+              <w:t>{</w:t>
+            </w:r>
+            <w:proofErr w:type="gramEnd"/>
+            <w:r>
+              <w:rPr>
+                <w:rFonts w:ascii="Courier New" w:hAnsi="Courier New" w:cs="Courier New"/>
+                <w:sz w:val="20"/>
+                <w:szCs w:val="20"/>
+                <w:lang w:val="en-US"/>
+              </w:rPr>
+              <w:t>/</w:t>
+            </w:r>
+            <w:proofErr w:type="spellStart"/>
+            <w:r>
+              <w:rPr>
+                <w:rFonts w:ascii="Courier New" w:hAnsi="Courier New" w:cs="Courier New"/>
+                <w:sz w:val="20"/>
+                <w:szCs w:val="20"/>
+                <w:lang w:val="en-US"/>
+              </w:rPr>
+              <w:t>quality_adjustment_rows</w:t>
+            </w:r>
+            <w:proofErr w:type="spellEnd"/>
+            <w:r>
+              <w:rPr>
+                <w:rFonts w:ascii="Courier New" w:hAnsi="Courier New" w:cs="Courier New"/>
+                <w:sz w:val="20"/>
+                <w:szCs w:val="20"/>
+                <w:lang w:val="en-US"/>
+              </w:rPr>
+              <w:t>}</w:t>
+            </w:r>
           </w:p>
         </w:tc>
       </w:tr>
@@ -3487,7 +3767,16 @@
                 <w:sz w:val="20"/>
                 <w:szCs w:val="20"/>
               </w:rPr>
-              <w:t>invoice_line_type_h_g_c_a_levy_unit_price_sum</w:t>
+              <w:t>invoice</w:t>
+            </w:r>
+            <w:r>
+              <w:rPr>
+                <w:rFonts w:ascii="Courier New" w:hAnsi="Courier New" w:cs="Courier New"/>
+                <w:sz w:val="20"/>
+                <w:szCs w:val="20"/>
+              </w:rPr>
+              <w:lastRenderedPageBreak/>
+              <w:t>_line_type_h_g_c_a_levy_unit_price_sum</w:t>
             </w:r>
             <w:proofErr w:type="spellEnd"/>
             <w:r>
@@ -3525,6 +3814,7 @@
                 <w:szCs w:val="20"/>
                 <w:lang w:val="en-US"/>
               </w:rPr>
+              <w:lastRenderedPageBreak/>
               <w:t>{</w:t>
             </w:r>
             <w:proofErr w:type="spellStart"/>
@@ -3534,7 +3824,16 @@
                 <w:sz w:val="20"/>
                 <w:szCs w:val="20"/>
               </w:rPr>
-              <w:t>invoice_line_type_h_g_c_a_levy_amount_sum</w:t>
+              <w:t>invoic</w:t>
+            </w:r>
+            <w:r>
+              <w:rPr>
+                <w:rFonts w:ascii="Courier New" w:hAnsi="Courier New" w:cs="Courier New"/>
+                <w:sz w:val="20"/>
+                <w:szCs w:val="20"/>
+              </w:rPr>
+              <w:lastRenderedPageBreak/>
+              <w:t>e_line_type_h_g_c_a_levy_amount_sum</w:t>
             </w:r>
             <w:proofErr w:type="spellEnd"/>
             <w:r>
@@ -3570,6 +3869,7 @@
                 <w:sz w:val="20"/>
                 <w:szCs w:val="20"/>
               </w:rPr>
+              <w:lastRenderedPageBreak/>
               <w:t>{</w:t>
             </w:r>
             <w:proofErr w:type="spellStart"/>
@@ -3579,7 +3879,16 @@
                 <w:sz w:val="20"/>
                 <w:szCs w:val="20"/>
               </w:rPr>
-              <w:t>invoice_line_type_h_g_c_a_levy_vat_sum</w:t>
+              <w:t>invoic</w:t>
+            </w:r>
+            <w:r>
+              <w:rPr>
+                <w:rFonts w:ascii="Courier New" w:hAnsi="Courier New" w:cs="Courier New"/>
+                <w:sz w:val="20"/>
+                <w:szCs w:val="20"/>
+              </w:rPr>
+              <w:lastRenderedPageBreak/>
+              <w:t>e_line_type_h_g_c_a_levy_vat_sum</w:t>
             </w:r>
             <w:proofErr w:type="spellEnd"/>
             <w:r>
@@ -3616,6 +3925,7 @@
                 <w:sz w:val="20"/>
                 <w:szCs w:val="20"/>
               </w:rPr>
+              <w:lastRenderedPageBreak/>
               <w:t>Credit Insurance Levy</w:t>
             </w:r>
           </w:p>
@@ -3651,16 +3961,7 @@
                 <w:sz w:val="20"/>
                 <w:szCs w:val="20"/>
               </w:rPr>
-              <w:t>invoice_line_ty</w:t>
-            </w:r>
-            <w:r>
-              <w:rPr>
-                <w:rFonts w:ascii="Courier New" w:hAnsi="Courier New" w:cs="Courier New"/>
-                <w:sz w:val="20"/>
-                <w:szCs w:val="20"/>
-              </w:rPr>
-              <w:lastRenderedPageBreak/>
-              <w:t>pe_credit_insurance_levy_unit_price_sum</w:t>
+              <w:t>invoice_line_type_credit_insurance_levy_unit_price_sum</w:t>
             </w:r>
             <w:proofErr w:type="spellEnd"/>
             <w:r>
@@ -3695,7 +3996,6 @@
                 <w:sz w:val="20"/>
                 <w:szCs w:val="20"/>
               </w:rPr>
-              <w:lastRenderedPageBreak/>
               <w:t>{</w:t>
             </w:r>
             <w:proofErr w:type="spellStart"/>
@@ -3705,16 +4005,7 @@
                 <w:sz w:val="20"/>
                 <w:szCs w:val="20"/>
               </w:rPr>
-              <w:t>invoice_line_</w:t>
-            </w:r>
-            <w:r>
-              <w:rPr>
-                <w:rFonts w:ascii="Courier New" w:hAnsi="Courier New" w:cs="Courier New"/>
-                <w:sz w:val="20"/>
-                <w:szCs w:val="20"/>
-              </w:rPr>
-              <w:lastRenderedPageBreak/>
-              <w:t>type_credit_insurance_levy_amount_sum</w:t>
+              <w:t>invoice_line_type_credit_insurance_levy_amount_sum</w:t>
             </w:r>
             <w:proofErr w:type="spellEnd"/>
             <w:r>
@@ -3749,7 +4040,6 @@
                 <w:sz w:val="20"/>
                 <w:szCs w:val="20"/>
               </w:rPr>
-              <w:lastRenderedPageBreak/>
               <w:t>{</w:t>
             </w:r>
             <w:proofErr w:type="spellStart"/>
@@ -3759,16 +4049,7 @@
                 <w:sz w:val="20"/>
                 <w:szCs w:val="20"/>
               </w:rPr>
-              <w:t>invoice_line_</w:t>
-            </w:r>
-            <w:r>
-              <w:rPr>
-                <w:rFonts w:ascii="Courier New" w:hAnsi="Courier New" w:cs="Courier New"/>
-                <w:sz w:val="20"/>
-                <w:szCs w:val="20"/>
-              </w:rPr>
-              <w:lastRenderedPageBreak/>
-              <w:t>type_credit_insurance_levy_vat_sum</w:t>
+              <w:t>invoice_line_type_credit_insurance_levy_vat_sum</w:t>
             </w:r>
             <w:proofErr w:type="spellEnd"/>
             <w:r>
@@ -5228,6 +5509,7 @@
   <w:style w:type="character" w:default="1" w:styleId="DefaultParagraphFont">
     <w:name w:val="Default Paragraph Font"/>
     <w:uiPriority w:val="1"/>
+    <w:semiHidden/>
     <w:unhideWhenUsed/>
   </w:style>
   <w:style w:type="table" w:default="1" w:styleId="TableNormal">

--- a/src/templates/template_Purchase_Invoice_BACS.docx
+++ b/src/templates/template_Purchase_Invoice_BACS.docx
@@ -1091,7 +1091,7 @@
         <mc:AlternateContent>
           <mc:Choice Requires="wps">
             <w:drawing>
-              <wp:anchor distT="0" distB="0" distL="114300" distR="114300" simplePos="0" relativeHeight="251659264" behindDoc="0" locked="0" layoutInCell="1" allowOverlap="1" wp14:anchorId="5A442EDA" wp14:editId="5206B4D4">
+              <wp:anchor distT="0" distB="0" distL="114300" distR="114300" simplePos="0" relativeHeight="251659264" behindDoc="0" locked="0" layoutInCell="1" allowOverlap="1" wp14:anchorId="5A442EDA" wp14:editId="214E5C55">
                 <wp:simplePos x="0" y="0"/>
                 <wp:positionH relativeFrom="column">
                   <wp:posOffset>-19050</wp:posOffset>
@@ -1261,42 +1261,116 @@
       </w:r>
     </w:p>
     <w:p/>
+    <w:p>
+      <w:pPr>
+        <w:widowControl w:val="0"/>
+        <w:autoSpaceDE w:val="0"/>
+        <w:autoSpaceDN w:val="0"/>
+        <w:adjustRightInd w:val="0"/>
+        <w:rPr>
+          <w:rFonts w:ascii="Courier New" w:hAnsi="Courier New" w:cs="Courier New"/>
+          <w:sz w:val="20"/>
+          <w:szCs w:val="20"/>
+          <w:lang w:val="en-US"/>
+        </w:rPr>
+      </w:pPr>
+    </w:p>
     <w:tbl>
       <w:tblPr>
-        <w:tblW w:w="10795" w:type="dxa"/>
-        <w:tblBorders>
-          <w:top w:val="single" w:sz="4" w:space="0" w:color="auto"/>
-          <w:left w:val="single" w:sz="4" w:space="0" w:color="auto"/>
-          <w:bottom w:val="single" w:sz="4" w:space="0" w:color="auto"/>
-          <w:right w:val="single" w:sz="4" w:space="0" w:color="auto"/>
-          <w:insideH w:val="single" w:sz="4" w:space="0" w:color="auto"/>
-          <w:insideV w:val="single" w:sz="4" w:space="0" w:color="auto"/>
-        </w:tblBorders>
+        <w:tblStyle w:val="TableGrid"/>
+        <w:tblW w:w="0" w:type="auto"/>
         <w:tblLayout w:type="fixed"/>
-        <w:tblLook w:val="01E0" w:firstRow="1" w:lastRow="1" w:firstColumn="1" w:lastColumn="1" w:noHBand="0" w:noVBand="0"/>
+        <w:tblLook w:val="04A0" w:firstRow="1" w:lastRow="0" w:firstColumn="1" w:lastColumn="0" w:noHBand="0" w:noVBand="1"/>
       </w:tblPr>
       <w:tblGrid>
         <w:gridCol w:w="5125"/>
-        <w:gridCol w:w="5670"/>
+        <w:gridCol w:w="1980"/>
+        <w:gridCol w:w="3685"/>
       </w:tblGrid>
       <w:tr>
-        <w:trPr>
-          <w:trHeight w:hRule="exact" w:val="3421"/>
-        </w:trPr>
         <w:tc>
           <w:tcPr>
             <w:tcW w:w="5125" w:type="dxa"/>
-          </w:tcPr>
-          <w:p>
-            <w:pPr>
-              <w:rPr>
-                <w:rFonts w:ascii="Courier New" w:hAnsi="Courier New" w:cs="Courier New"/>
-                <w:sz w:val="20"/>
-                <w:szCs w:val="20"/>
-                <w:lang w:val="en-US"/>
-              </w:rPr>
-            </w:pPr>
-            <w:bookmarkStart w:id="0" w:name="_Hlk229041826"/>
+            <w:vMerge w:val="restart"/>
+          </w:tcPr>
+          <w:p>
+            <w:pPr>
+              <w:rPr>
+                <w:rFonts w:ascii="Courier New" w:hAnsi="Courier New" w:cs="Courier New"/>
+                <w:sz w:val="20"/>
+                <w:szCs w:val="20"/>
+                <w:lang w:val="en-US"/>
+              </w:rPr>
+            </w:pPr>
+            <w:r>
+              <w:rPr>
+                <w:rFonts w:ascii="Courier New" w:hAnsi="Courier New" w:cs="Courier New"/>
+                <w:sz w:val="20"/>
+                <w:szCs w:val="20"/>
+                <w:lang w:val="en-US"/>
+              </w:rPr>
+              <w:t>{Contract_Lookup__</w:t>
+            </w:r>
+            <w:proofErr w:type="gramStart"/>
+            <w:r>
+              <w:rPr>
+                <w:rFonts w:ascii="Courier New" w:hAnsi="Courier New" w:cs="Courier New"/>
+                <w:sz w:val="20"/>
+                <w:szCs w:val="20"/>
+                <w:lang w:val="en-US"/>
+              </w:rPr>
+              <w:t>c.Account</w:t>
+            </w:r>
+            <w:proofErr w:type="gramEnd"/>
+            <w:r>
+              <w:rPr>
+                <w:rFonts w:ascii="Courier New" w:hAnsi="Courier New" w:cs="Courier New"/>
+                <w:sz w:val="20"/>
+                <w:szCs w:val="20"/>
+                <w:lang w:val="en-US"/>
+              </w:rPr>
+              <w:t>__</w:t>
+            </w:r>
+            <w:proofErr w:type="spellStart"/>
+            <w:r>
+              <w:rPr>
+                <w:rFonts w:ascii="Courier New" w:hAnsi="Courier New" w:cs="Courier New"/>
+                <w:sz w:val="20"/>
+                <w:szCs w:val="20"/>
+                <w:lang w:val="en-US"/>
+              </w:rPr>
+              <w:t>c.Name</w:t>
+            </w:r>
+            <w:proofErr w:type="spellEnd"/>
+            <w:r>
+              <w:rPr>
+                <w:rFonts w:ascii="Courier New" w:hAnsi="Courier New" w:cs="Courier New"/>
+                <w:sz w:val="20"/>
+                <w:szCs w:val="20"/>
+                <w:lang w:val="en-US"/>
+              </w:rPr>
+              <w:t>}</w:t>
+            </w:r>
+          </w:p>
+          <w:p>
+            <w:pPr>
+              <w:rPr>
+                <w:rFonts w:ascii="Courier New" w:hAnsi="Courier New" w:cs="Courier New"/>
+                <w:sz w:val="20"/>
+                <w:szCs w:val="20"/>
+                <w:lang w:val="en-US"/>
+              </w:rPr>
+            </w:pPr>
+          </w:p>
+          <w:p>
+            <w:pPr>
+              <w:rPr>
+                <w:rFonts w:ascii="Courier New" w:hAnsi="Courier New" w:cs="Courier New"/>
+                <w:sz w:val="20"/>
+                <w:szCs w:val="20"/>
+                <w:lang w:val="en-US"/>
+              </w:rPr>
+            </w:pPr>
             <w:r>
               <w:rPr>
                 <w:rFonts w:ascii="Courier New" w:hAnsi="Courier New" w:cs="Courier New"/>
@@ -1306,22 +1380,568 @@
               </w:rPr>
               <w:t>{</w:t>
             </w:r>
-            <w:r>
-              <w:rPr>
-                <w:rFonts w:ascii="Courier New" w:hAnsi="Courier New" w:cs="Courier New"/>
-                <w:sz w:val="20"/>
-                <w:szCs w:val="20"/>
+            <w:proofErr w:type="spellStart"/>
+            <w:r>
+              <w:rPr>
+                <w:rFonts w:ascii="Courier New" w:hAnsi="Courier New" w:cs="Courier New"/>
+                <w:sz w:val="20"/>
+                <w:szCs w:val="20"/>
+                <w:lang w:val="en-US"/>
+              </w:rPr>
+              <w:t>Invoice__</w:t>
+            </w:r>
+            <w:proofErr w:type="gramStart"/>
+            <w:r>
+              <w:rPr>
+                <w:rFonts w:ascii="Courier New" w:hAnsi="Courier New" w:cs="Courier New"/>
+                <w:sz w:val="20"/>
+                <w:szCs w:val="20"/>
+                <w:lang w:val="en-US"/>
+              </w:rPr>
+              <w:t>c.Grower</w:t>
+            </w:r>
+            <w:proofErr w:type="gramEnd"/>
+            <w:r>
+              <w:rPr>
+                <w:rFonts w:ascii="Courier New" w:hAnsi="Courier New" w:cs="Courier New"/>
+                <w:sz w:val="20"/>
+                <w:szCs w:val="20"/>
+                <w:lang w:val="en-US"/>
+              </w:rPr>
+              <w:t>_Address__c</w:t>
+            </w:r>
+            <w:proofErr w:type="spellEnd"/>
+            <w:r>
+              <w:rPr>
+                <w:rFonts w:ascii="Courier New" w:hAnsi="Courier New" w:cs="Courier New"/>
+                <w:sz w:val="20"/>
+                <w:szCs w:val="20"/>
+                <w:lang w:val="en-US"/>
+              </w:rPr>
+              <w:t>}</w:t>
+            </w:r>
+          </w:p>
+          <w:p>
+            <w:pPr>
+              <w:rPr>
+                <w:rFonts w:ascii="Courier New" w:hAnsi="Courier New" w:cs="Courier New"/>
+                <w:sz w:val="20"/>
+                <w:szCs w:val="20"/>
+                <w:lang w:val="en-US"/>
+              </w:rPr>
+            </w:pPr>
+          </w:p>
+          <w:p>
+            <w:pPr>
+              <w:rPr>
+                <w:rFonts w:ascii="Courier New" w:hAnsi="Courier New" w:cs="Courier New"/>
+                <w:sz w:val="20"/>
+                <w:szCs w:val="20"/>
+                <w:lang w:val="en-US"/>
+              </w:rPr>
+            </w:pPr>
+            <w:r>
+              <w:rPr>
+                <w:rFonts w:ascii="Courier New" w:hAnsi="Courier New" w:cs="Courier New"/>
+                <w:sz w:val="20"/>
+                <w:szCs w:val="20"/>
+                <w:lang w:val="en-US"/>
+              </w:rPr>
+              <w:t>{</w:t>
+            </w:r>
+            <w:proofErr w:type="spellStart"/>
+            <w:r>
+              <w:rPr>
+                <w:rFonts w:ascii="Courier New" w:hAnsi="Courier New" w:cs="Courier New"/>
+                <w:sz w:val="20"/>
+                <w:szCs w:val="20"/>
+                <w:lang w:val="en-US"/>
+              </w:rPr>
+              <w:t>Invoice__</w:t>
+            </w:r>
+            <w:proofErr w:type="gramStart"/>
+            <w:r>
+              <w:rPr>
+                <w:rFonts w:ascii="Courier New" w:hAnsi="Courier New" w:cs="Courier New"/>
+                <w:sz w:val="20"/>
+                <w:szCs w:val="20"/>
+                <w:lang w:val="en-US"/>
+              </w:rPr>
+              <w:t>c.Grower</w:t>
+            </w:r>
+            <w:proofErr w:type="gramEnd"/>
+            <w:r>
+              <w:rPr>
+                <w:rFonts w:ascii="Courier New" w:hAnsi="Courier New" w:cs="Courier New"/>
+                <w:sz w:val="20"/>
+                <w:szCs w:val="20"/>
+                <w:lang w:val="en-US"/>
+              </w:rPr>
+              <w:t>_Post_Code__c</w:t>
+            </w:r>
+            <w:proofErr w:type="spellEnd"/>
+            <w:r>
+              <w:rPr>
+                <w:rFonts w:ascii="Courier New" w:hAnsi="Courier New" w:cs="Courier New"/>
+                <w:sz w:val="20"/>
+                <w:szCs w:val="20"/>
+                <w:lang w:val="en-US"/>
+              </w:rPr>
+              <w:t>}</w:t>
+            </w:r>
+          </w:p>
+          <w:p>
+            <w:pPr>
+              <w:rPr>
+                <w:rFonts w:ascii="Courier New" w:hAnsi="Courier New" w:cs="Courier New"/>
+                <w:sz w:val="20"/>
+                <w:szCs w:val="20"/>
+                <w:lang w:val="en-US"/>
+              </w:rPr>
+            </w:pPr>
+          </w:p>
+          <w:p>
+            <w:pPr>
+              <w:widowControl w:val="0"/>
+              <w:autoSpaceDE w:val="0"/>
+              <w:autoSpaceDN w:val="0"/>
+              <w:adjustRightInd w:val="0"/>
+              <w:rPr>
+                <w:rFonts w:ascii="Courier New" w:hAnsi="Courier New" w:cs="Courier New"/>
+                <w:sz w:val="20"/>
+                <w:szCs w:val="20"/>
+                <w:lang w:val="en-US"/>
+              </w:rPr>
+            </w:pPr>
+            <w:r>
+              <w:rPr>
+                <w:rFonts w:ascii="Courier New" w:hAnsi="Courier New" w:cs="Courier New"/>
+                <w:sz w:val="20"/>
+                <w:szCs w:val="20"/>
+                <w:lang w:val="en-US"/>
+              </w:rPr>
+              <w:t>{</w:t>
+            </w:r>
+            <w:proofErr w:type="spellStart"/>
+            <w:r>
+              <w:rPr>
+                <w:rFonts w:ascii="Courier New" w:hAnsi="Courier New" w:cs="Courier New"/>
+                <w:sz w:val="20"/>
+                <w:szCs w:val="20"/>
+                <w:lang w:val="en-US"/>
+              </w:rPr>
+              <w:t>Invoice__</w:t>
+            </w:r>
+            <w:proofErr w:type="gramStart"/>
+            <w:r>
+              <w:rPr>
+                <w:rFonts w:ascii="Courier New" w:hAnsi="Courier New" w:cs="Courier New"/>
+                <w:sz w:val="20"/>
+                <w:szCs w:val="20"/>
+                <w:lang w:val="en-US"/>
+              </w:rPr>
+              <w:t>c.Supplier</w:t>
+            </w:r>
+            <w:proofErr w:type="gramEnd"/>
+            <w:r>
+              <w:rPr>
+                <w:rFonts w:ascii="Courier New" w:hAnsi="Courier New" w:cs="Courier New"/>
+                <w:sz w:val="20"/>
+                <w:szCs w:val="20"/>
+                <w:lang w:val="en-US"/>
+              </w:rPr>
+              <w:t>_VAT_Number__c</w:t>
+            </w:r>
+            <w:proofErr w:type="spellEnd"/>
+            <w:r>
+              <w:rPr>
+                <w:rFonts w:ascii="Courier New" w:hAnsi="Courier New" w:cs="Courier New"/>
+                <w:sz w:val="20"/>
+                <w:szCs w:val="20"/>
+                <w:lang w:val="en-US"/>
+              </w:rPr>
+              <w:t>}</w:t>
+            </w:r>
+          </w:p>
+        </w:tc>
+        <w:tc>
+          <w:tcPr>
+            <w:tcW w:w="1980" w:type="dxa"/>
+          </w:tcPr>
+          <w:p>
+            <w:pPr>
+              <w:widowControl w:val="0"/>
+              <w:autoSpaceDE w:val="0"/>
+              <w:autoSpaceDN w:val="0"/>
+              <w:adjustRightInd w:val="0"/>
+              <w:rPr>
+                <w:rFonts w:ascii="Courier New" w:hAnsi="Courier New" w:cs="Courier New"/>
+                <w:sz w:val="20"/>
+                <w:szCs w:val="20"/>
+                <w:lang w:val="en-US"/>
+              </w:rPr>
+            </w:pPr>
+            <w:r>
+              <w:rPr>
+                <w:rFonts w:ascii="Courier New" w:hAnsi="Courier New" w:cs="Courier New"/>
+                <w:sz w:val="22"/>
+                <w:szCs w:val="22"/>
+              </w:rPr>
+              <w:t xml:space="preserve">Self-Billing Purchase Invoice No: </w:t>
+            </w:r>
+          </w:p>
+        </w:tc>
+        <w:tc>
+          <w:tcPr>
+            <w:tcW w:w="3685" w:type="dxa"/>
+          </w:tcPr>
+          <w:p>
+            <w:pPr>
+              <w:widowControl w:val="0"/>
+              <w:autoSpaceDE w:val="0"/>
+              <w:autoSpaceDN w:val="0"/>
+              <w:adjustRightInd w:val="0"/>
+              <w:rPr>
+                <w:rFonts w:ascii="Courier New" w:hAnsi="Courier New" w:cs="Courier New"/>
+                <w:sz w:val="20"/>
+                <w:szCs w:val="20"/>
+                <w:lang w:val="en-US"/>
+              </w:rPr>
+            </w:pPr>
+            <w:r>
+              <w:rPr>
+                <w:rFonts w:ascii="Courier New" w:hAnsi="Courier New" w:cs="Courier New"/>
+                <w:bCs/>
+              </w:rPr>
+              <w:t>{Invoice__</w:t>
+            </w:r>
+            <w:proofErr w:type="spellStart"/>
+            <w:proofErr w:type="gramStart"/>
+            <w:r>
+              <w:rPr>
+                <w:rFonts w:ascii="Courier New" w:hAnsi="Courier New" w:cs="Courier New"/>
+                <w:bCs/>
+              </w:rPr>
+              <w:t>c.Name</w:t>
+            </w:r>
+            <w:proofErr w:type="spellEnd"/>
+            <w:proofErr w:type="gramEnd"/>
+            <w:r>
+              <w:rPr>
+                <w:rFonts w:ascii="Courier New" w:hAnsi="Courier New" w:cs="Courier New"/>
+                <w:bCs/>
+              </w:rPr>
+              <w:t>}</w:t>
+            </w:r>
+          </w:p>
+        </w:tc>
+      </w:tr>
+      <w:tr>
+        <w:tc>
+          <w:tcPr>
+            <w:tcW w:w="5125" w:type="dxa"/>
+            <w:vMerge/>
+          </w:tcPr>
+          <w:p>
+            <w:pPr>
+              <w:widowControl w:val="0"/>
+              <w:autoSpaceDE w:val="0"/>
+              <w:autoSpaceDN w:val="0"/>
+              <w:adjustRightInd w:val="0"/>
+              <w:rPr>
+                <w:rFonts w:ascii="Courier New" w:hAnsi="Courier New" w:cs="Courier New"/>
+                <w:sz w:val="20"/>
+                <w:szCs w:val="20"/>
+                <w:lang w:val="en-US"/>
+              </w:rPr>
+            </w:pPr>
+          </w:p>
+        </w:tc>
+        <w:tc>
+          <w:tcPr>
+            <w:tcW w:w="1980" w:type="dxa"/>
+          </w:tcPr>
+          <w:p>
+            <w:pPr>
+              <w:widowControl w:val="0"/>
+              <w:autoSpaceDE w:val="0"/>
+              <w:autoSpaceDN w:val="0"/>
+              <w:adjustRightInd w:val="0"/>
+              <w:rPr>
+                <w:rFonts w:ascii="Courier New" w:hAnsi="Courier New" w:cs="Courier New"/>
+                <w:sz w:val="20"/>
+                <w:szCs w:val="20"/>
+                <w:lang w:val="en-US"/>
+              </w:rPr>
+            </w:pPr>
+            <w:r>
+              <w:rPr>
+                <w:rFonts w:ascii="Courier New" w:hAnsi="Courier New" w:cs="Courier New"/>
+                <w:sz w:val="22"/>
+                <w:szCs w:val="22"/>
+              </w:rPr>
+              <w:t>Contract No:</w:t>
+            </w:r>
+          </w:p>
+        </w:tc>
+        <w:tc>
+          <w:tcPr>
+            <w:tcW w:w="3685" w:type="dxa"/>
+          </w:tcPr>
+          <w:p>
+            <w:pPr>
+              <w:widowControl w:val="0"/>
+              <w:autoSpaceDE w:val="0"/>
+              <w:autoSpaceDN w:val="0"/>
+              <w:adjustRightInd w:val="0"/>
+              <w:rPr>
+                <w:rFonts w:ascii="Courier New" w:hAnsi="Courier New" w:cs="Courier New"/>
+                <w:sz w:val="20"/>
+                <w:szCs w:val="20"/>
+                <w:lang w:val="en-US"/>
+              </w:rPr>
+            </w:pPr>
+            <w:r>
+              <w:rPr>
+                <w:rFonts w:ascii="Courier New" w:hAnsi="Courier New" w:cs="Courier New"/>
+                <w:sz w:val="22"/>
+                <w:szCs w:val="22"/>
+              </w:rPr>
+              <w:t>{</w:t>
+            </w:r>
+            <w:r>
+              <w:rPr>
+                <w:rFonts w:ascii="Courier New" w:hAnsi="Courier New" w:cs="Courier New"/>
+                <w:sz w:val="22"/>
+                <w:szCs w:val="22"/>
                 <w:lang w:val="en-US"/>
               </w:rPr>
               <w:t>Contract_Lookup__</w:t>
             </w:r>
+            <w:proofErr w:type="spellStart"/>
             <w:proofErr w:type="gramStart"/>
             <w:r>
               <w:rPr>
                 <w:rFonts w:ascii="Courier New" w:hAnsi="Courier New" w:cs="Courier New"/>
-                <w:sz w:val="20"/>
-                <w:szCs w:val="20"/>
-                <w:lang w:val="en-US"/>
+                <w:sz w:val="22"/>
+                <w:szCs w:val="22"/>
+                <w:lang w:val="en-US"/>
+              </w:rPr>
+              <w:t>c.Name</w:t>
+            </w:r>
+            <w:proofErr w:type="spellEnd"/>
+            <w:proofErr w:type="gramEnd"/>
+            <w:r>
+              <w:rPr>
+                <w:rFonts w:ascii="Courier New" w:hAnsi="Courier New" w:cs="Courier New"/>
+                <w:sz w:val="22"/>
+                <w:szCs w:val="22"/>
+              </w:rPr>
+              <w:t>}</w:t>
+            </w:r>
+          </w:p>
+        </w:tc>
+      </w:tr>
+      <w:tr>
+        <w:tc>
+          <w:tcPr>
+            <w:tcW w:w="5125" w:type="dxa"/>
+            <w:vMerge/>
+          </w:tcPr>
+          <w:p>
+            <w:pPr>
+              <w:widowControl w:val="0"/>
+              <w:autoSpaceDE w:val="0"/>
+              <w:autoSpaceDN w:val="0"/>
+              <w:adjustRightInd w:val="0"/>
+              <w:rPr>
+                <w:rFonts w:ascii="Courier New" w:hAnsi="Courier New" w:cs="Courier New"/>
+                <w:sz w:val="20"/>
+                <w:szCs w:val="20"/>
+                <w:lang w:val="en-US"/>
+              </w:rPr>
+            </w:pPr>
+          </w:p>
+        </w:tc>
+        <w:tc>
+          <w:tcPr>
+            <w:tcW w:w="1980" w:type="dxa"/>
+          </w:tcPr>
+          <w:p>
+            <w:pPr>
+              <w:widowControl w:val="0"/>
+              <w:autoSpaceDE w:val="0"/>
+              <w:autoSpaceDN w:val="0"/>
+              <w:adjustRightInd w:val="0"/>
+              <w:rPr>
+                <w:rFonts w:ascii="Courier New" w:hAnsi="Courier New" w:cs="Courier New"/>
+                <w:sz w:val="20"/>
+                <w:szCs w:val="20"/>
+                <w:lang w:val="en-US"/>
+              </w:rPr>
+            </w:pPr>
+            <w:r>
+              <w:rPr>
+                <w:rFonts w:ascii="Courier New" w:hAnsi="Courier New" w:cs="Courier New"/>
+                <w:sz w:val="22"/>
+                <w:szCs w:val="22"/>
+              </w:rPr>
+              <w:t>Date:</w:t>
+            </w:r>
+          </w:p>
+        </w:tc>
+        <w:tc>
+          <w:tcPr>
+            <w:tcW w:w="3685" w:type="dxa"/>
+          </w:tcPr>
+          <w:p>
+            <w:pPr>
+              <w:widowControl w:val="0"/>
+              <w:autoSpaceDE w:val="0"/>
+              <w:autoSpaceDN w:val="0"/>
+              <w:adjustRightInd w:val="0"/>
+              <w:rPr>
+                <w:rFonts w:ascii="Courier New" w:hAnsi="Courier New" w:cs="Courier New"/>
+                <w:sz w:val="20"/>
+                <w:szCs w:val="20"/>
+                <w:lang w:val="en-US"/>
+              </w:rPr>
+            </w:pPr>
+            <w:r>
+              <w:rPr>
+                <w:rFonts w:ascii="Courier New" w:hAnsi="Courier New" w:cs="Courier New"/>
+                <w:sz w:val="22"/>
+                <w:szCs w:val="22"/>
+              </w:rPr>
+              <w:t>{</w:t>
+            </w:r>
+            <w:proofErr w:type="spellStart"/>
+            <w:r>
+              <w:rPr>
+                <w:rFonts w:ascii="Courier New" w:hAnsi="Courier New" w:cs="Courier New"/>
+                <w:sz w:val="22"/>
+                <w:szCs w:val="22"/>
+              </w:rPr>
+              <w:t>Invoice__</w:t>
+            </w:r>
+            <w:proofErr w:type="gramStart"/>
+            <w:r>
+              <w:rPr>
+                <w:rFonts w:ascii="Courier New" w:hAnsi="Courier New" w:cs="Courier New"/>
+                <w:sz w:val="22"/>
+                <w:szCs w:val="22"/>
+              </w:rPr>
+              <w:t>c.Tax</w:t>
+            </w:r>
+            <w:proofErr w:type="gramEnd"/>
+            <w:r>
+              <w:rPr>
+                <w:rFonts w:ascii="Courier New" w:hAnsi="Courier New" w:cs="Courier New"/>
+                <w:sz w:val="22"/>
+                <w:szCs w:val="22"/>
+              </w:rPr>
+              <w:t>_Point__c</w:t>
+            </w:r>
+            <w:proofErr w:type="spellEnd"/>
+            <w:r>
+              <w:rPr>
+                <w:rFonts w:ascii="Courier New" w:hAnsi="Courier New" w:cs="Courier New"/>
+                <w:sz w:val="22"/>
+                <w:szCs w:val="22"/>
+              </w:rPr>
+              <w:t>}</w:t>
+            </w:r>
+          </w:p>
+        </w:tc>
+      </w:tr>
+      <w:tr>
+        <w:tc>
+          <w:tcPr>
+            <w:tcW w:w="5125" w:type="dxa"/>
+            <w:vMerge/>
+          </w:tcPr>
+          <w:p>
+            <w:pPr>
+              <w:widowControl w:val="0"/>
+              <w:autoSpaceDE w:val="0"/>
+              <w:autoSpaceDN w:val="0"/>
+              <w:adjustRightInd w:val="0"/>
+              <w:rPr>
+                <w:rFonts w:ascii="Courier New" w:hAnsi="Courier New" w:cs="Courier New"/>
+                <w:sz w:val="20"/>
+                <w:szCs w:val="20"/>
+                <w:lang w:val="en-US"/>
+              </w:rPr>
+            </w:pPr>
+          </w:p>
+        </w:tc>
+        <w:tc>
+          <w:tcPr>
+            <w:tcW w:w="1980" w:type="dxa"/>
+          </w:tcPr>
+          <w:p>
+            <w:pPr>
+              <w:widowControl w:val="0"/>
+              <w:autoSpaceDE w:val="0"/>
+              <w:autoSpaceDN w:val="0"/>
+              <w:adjustRightInd w:val="0"/>
+              <w:rPr>
+                <w:rFonts w:ascii="Courier New" w:hAnsi="Courier New" w:cs="Courier New"/>
+                <w:sz w:val="20"/>
+                <w:szCs w:val="20"/>
+                <w:lang w:val="en-US"/>
+              </w:rPr>
+            </w:pPr>
+            <w:r>
+              <w:rPr>
+                <w:rFonts w:ascii="Courier New" w:hAnsi="Courier New" w:cs="Courier New"/>
+                <w:sz w:val="22"/>
+                <w:szCs w:val="22"/>
+              </w:rPr>
+              <w:t>Account No:</w:t>
+            </w:r>
+          </w:p>
+        </w:tc>
+        <w:tc>
+          <w:tcPr>
+            <w:tcW w:w="3685" w:type="dxa"/>
+          </w:tcPr>
+          <w:p>
+            <w:pPr>
+              <w:widowControl w:val="0"/>
+              <w:autoSpaceDE w:val="0"/>
+              <w:autoSpaceDN w:val="0"/>
+              <w:adjustRightInd w:val="0"/>
+              <w:rPr>
+                <w:rFonts w:ascii="Courier New" w:hAnsi="Courier New" w:cs="Courier New"/>
+                <w:sz w:val="20"/>
+                <w:szCs w:val="20"/>
+                <w:lang w:val="en-US"/>
+              </w:rPr>
+            </w:pPr>
+            <w:r>
+              <w:rPr>
+                <w:rFonts w:ascii="Courier New" w:hAnsi="Courier New" w:cs="Courier New"/>
+                <w:sz w:val="22"/>
+                <w:szCs w:val="22"/>
+              </w:rPr>
+              <w:t>{</w:t>
+            </w:r>
+            <w:proofErr w:type="spellStart"/>
+            <w:r>
+              <w:rPr>
+                <w:rFonts w:ascii="Courier New" w:hAnsi="Courier New" w:cs="Courier New"/>
+                <w:sz w:val="22"/>
+                <w:szCs w:val="22"/>
+              </w:rPr>
+              <w:t>Invoice__</w:t>
+            </w:r>
+            <w:proofErr w:type="gramStart"/>
+            <w:r>
+              <w:rPr>
+                <w:rFonts w:ascii="Courier New" w:hAnsi="Courier New" w:cs="Courier New"/>
+                <w:sz w:val="22"/>
+                <w:szCs w:val="22"/>
               </w:rPr>
               <w:t>c.Account</w:t>
             </w:r>
@@ -1329,698 +1949,99 @@
             <w:r>
               <w:rPr>
                 <w:rFonts w:ascii="Courier New" w:hAnsi="Courier New" w:cs="Courier New"/>
-                <w:sz w:val="20"/>
-                <w:szCs w:val="20"/>
-                <w:lang w:val="en-US"/>
-              </w:rPr>
-              <w:t>__</w:t>
-            </w:r>
-            <w:proofErr w:type="spellStart"/>
-            <w:r>
-              <w:rPr>
-                <w:rFonts w:ascii="Courier New" w:hAnsi="Courier New" w:cs="Courier New"/>
-                <w:sz w:val="20"/>
-                <w:szCs w:val="20"/>
-                <w:lang w:val="en-US"/>
-              </w:rPr>
-              <w:t>c.Name</w:t>
+                <w:sz w:val="22"/>
+                <w:szCs w:val="22"/>
+              </w:rPr>
+              <w:t>_Number__c</w:t>
             </w:r>
             <w:proofErr w:type="spellEnd"/>
             <w:r>
               <w:rPr>
                 <w:rFonts w:ascii="Courier New" w:hAnsi="Courier New" w:cs="Courier New"/>
-                <w:sz w:val="20"/>
-                <w:szCs w:val="20"/>
-                <w:lang w:val="en-US"/>
+                <w:sz w:val="22"/>
+                <w:szCs w:val="22"/>
               </w:rPr>
               <w:t>}</w:t>
             </w:r>
           </w:p>
-          <w:p>
-            <w:pPr>
-              <w:rPr>
-                <w:rFonts w:ascii="Courier New" w:hAnsi="Courier New" w:cs="Courier New"/>
-                <w:sz w:val="20"/>
-                <w:szCs w:val="20"/>
-                <w:lang w:val="en-US"/>
-              </w:rPr>
-            </w:pPr>
-          </w:p>
-          <w:p>
-            <w:pPr>
-              <w:rPr>
-                <w:rFonts w:ascii="Courier New" w:hAnsi="Courier New" w:cs="Courier New"/>
-                <w:sz w:val="20"/>
-                <w:szCs w:val="20"/>
-                <w:lang w:val="en-US"/>
-              </w:rPr>
-            </w:pPr>
-            <w:r>
-              <w:rPr>
-                <w:rFonts w:ascii="Courier New" w:hAnsi="Courier New" w:cs="Courier New"/>
-                <w:sz w:val="20"/>
-                <w:szCs w:val="20"/>
-                <w:lang w:val="en-US"/>
-              </w:rPr>
-              <w:t>{</w:t>
-            </w:r>
-            <w:proofErr w:type="spellStart"/>
-            <w:r>
-              <w:rPr>
-                <w:rFonts w:ascii="Courier New" w:hAnsi="Courier New" w:cs="Courier New"/>
-                <w:sz w:val="20"/>
-                <w:szCs w:val="20"/>
-                <w:lang w:val="en-US"/>
-              </w:rPr>
-              <w:t>Invoice__</w:t>
-            </w:r>
-            <w:proofErr w:type="gramStart"/>
-            <w:r>
-              <w:rPr>
-                <w:rFonts w:ascii="Courier New" w:hAnsi="Courier New" w:cs="Courier New"/>
-                <w:sz w:val="20"/>
-                <w:szCs w:val="20"/>
-                <w:lang w:val="en-US"/>
-              </w:rPr>
-              <w:t>c.Grower</w:t>
-            </w:r>
-            <w:proofErr w:type="gramEnd"/>
-            <w:r>
-              <w:rPr>
-                <w:rFonts w:ascii="Courier New" w:hAnsi="Courier New" w:cs="Courier New"/>
-                <w:sz w:val="20"/>
-                <w:szCs w:val="20"/>
-                <w:lang w:val="en-US"/>
-              </w:rPr>
-              <w:t>_Address__c</w:t>
-            </w:r>
-            <w:proofErr w:type="spellEnd"/>
-            <w:r>
-              <w:rPr>
-                <w:rFonts w:ascii="Courier New" w:hAnsi="Courier New" w:cs="Courier New"/>
-                <w:sz w:val="20"/>
-                <w:szCs w:val="20"/>
-                <w:lang w:val="en-US"/>
-              </w:rPr>
-              <w:t>}</w:t>
-            </w:r>
-          </w:p>
-          <w:p>
-            <w:pPr>
-              <w:rPr>
-                <w:rFonts w:ascii="Courier New" w:hAnsi="Courier New" w:cs="Courier New"/>
-                <w:sz w:val="20"/>
-                <w:szCs w:val="20"/>
-                <w:lang w:val="en-US"/>
-              </w:rPr>
-            </w:pPr>
-          </w:p>
-          <w:p>
-            <w:pPr>
-              <w:rPr>
-                <w:rFonts w:ascii="Courier New" w:hAnsi="Courier New" w:cs="Courier New"/>
-                <w:sz w:val="20"/>
-                <w:szCs w:val="20"/>
-                <w:lang w:val="en-US"/>
-              </w:rPr>
-            </w:pPr>
-            <w:r>
-              <w:rPr>
-                <w:rFonts w:ascii="Courier New" w:hAnsi="Courier New" w:cs="Courier New"/>
-                <w:sz w:val="20"/>
-                <w:szCs w:val="20"/>
-                <w:lang w:val="en-US"/>
-              </w:rPr>
-              <w:t>{</w:t>
-            </w:r>
-            <w:proofErr w:type="spellStart"/>
-            <w:r>
-              <w:rPr>
-                <w:rFonts w:ascii="Courier New" w:hAnsi="Courier New" w:cs="Courier New"/>
-                <w:sz w:val="20"/>
-                <w:szCs w:val="20"/>
-                <w:lang w:val="en-US"/>
-              </w:rPr>
-              <w:t>Invoice__</w:t>
-            </w:r>
-            <w:proofErr w:type="gramStart"/>
-            <w:r>
-              <w:rPr>
-                <w:rFonts w:ascii="Courier New" w:hAnsi="Courier New" w:cs="Courier New"/>
-                <w:sz w:val="20"/>
-                <w:szCs w:val="20"/>
-                <w:lang w:val="en-US"/>
-              </w:rPr>
-              <w:t>c.Grower</w:t>
-            </w:r>
-            <w:proofErr w:type="gramEnd"/>
-            <w:r>
-              <w:rPr>
-                <w:rFonts w:ascii="Courier New" w:hAnsi="Courier New" w:cs="Courier New"/>
-                <w:sz w:val="20"/>
-                <w:szCs w:val="20"/>
-                <w:lang w:val="en-US"/>
-              </w:rPr>
-              <w:t>_Post_Code__c</w:t>
-            </w:r>
-            <w:proofErr w:type="spellEnd"/>
-            <w:r>
-              <w:rPr>
-                <w:rFonts w:ascii="Courier New" w:hAnsi="Courier New" w:cs="Courier New"/>
-                <w:sz w:val="20"/>
-                <w:szCs w:val="20"/>
-                <w:lang w:val="en-US"/>
-              </w:rPr>
-              <w:t>}</w:t>
-            </w:r>
-          </w:p>
-          <w:p>
-            <w:pPr>
-              <w:rPr>
-                <w:rFonts w:ascii="Courier New" w:hAnsi="Courier New" w:cs="Courier New"/>
-                <w:sz w:val="20"/>
-                <w:szCs w:val="20"/>
-                <w:lang w:val="en-US"/>
-              </w:rPr>
-            </w:pPr>
-          </w:p>
-          <w:p>
-            <w:pPr>
-              <w:rPr>
-                <w:rFonts w:ascii="Courier New" w:hAnsi="Courier New" w:cs="Courier New"/>
-                <w:sz w:val="20"/>
-                <w:szCs w:val="20"/>
-                <w:lang w:val="en-US"/>
-              </w:rPr>
-            </w:pPr>
-            <w:r>
-              <w:rPr>
-                <w:rFonts w:ascii="Courier New" w:hAnsi="Courier New" w:cs="Courier New"/>
-                <w:sz w:val="20"/>
-                <w:szCs w:val="20"/>
-                <w:lang w:val="en-US"/>
-              </w:rPr>
-              <w:t>{</w:t>
-            </w:r>
-            <w:proofErr w:type="spellStart"/>
-            <w:r>
-              <w:rPr>
-                <w:rFonts w:ascii="Courier New" w:hAnsi="Courier New" w:cs="Courier New"/>
-                <w:sz w:val="20"/>
-                <w:szCs w:val="20"/>
-                <w:lang w:val="en-US"/>
-              </w:rPr>
-              <w:t>Invoice__</w:t>
-            </w:r>
-            <w:proofErr w:type="gramStart"/>
-            <w:r>
-              <w:rPr>
-                <w:rFonts w:ascii="Courier New" w:hAnsi="Courier New" w:cs="Courier New"/>
-                <w:sz w:val="20"/>
-                <w:szCs w:val="20"/>
-                <w:lang w:val="en-US"/>
-              </w:rPr>
-              <w:t>c.Supplier</w:t>
-            </w:r>
-            <w:proofErr w:type="gramEnd"/>
-            <w:r>
-              <w:rPr>
-                <w:rFonts w:ascii="Courier New" w:hAnsi="Courier New" w:cs="Courier New"/>
-                <w:sz w:val="20"/>
-                <w:szCs w:val="20"/>
-                <w:lang w:val="en-US"/>
-              </w:rPr>
-              <w:t>_VAT_Number__c</w:t>
-            </w:r>
-            <w:proofErr w:type="spellEnd"/>
-            <w:r>
-              <w:rPr>
-                <w:rFonts w:ascii="Courier New" w:hAnsi="Courier New" w:cs="Courier New"/>
-                <w:sz w:val="20"/>
-                <w:szCs w:val="20"/>
-                <w:lang w:val="en-US"/>
-              </w:rPr>
-              <w:t>}</w:t>
-            </w:r>
-          </w:p>
-        </w:tc>
-        <w:tc>
-          <w:tcPr>
-            <w:tcW w:w="5670" w:type="dxa"/>
-          </w:tcPr>
-          <w:tbl>
-            <w:tblPr>
-              <w:tblpPr w:leftFromText="180" w:rightFromText="180" w:vertAnchor="page" w:horzAnchor="page" w:tblpXSpec="right" w:tblpY="1"/>
-              <w:tblOverlap w:val="never"/>
-              <w:tblW w:w="5670" w:type="dxa"/>
-              <w:tblBorders>
-                <w:insideH w:val="single" w:sz="4" w:space="0" w:color="auto"/>
-                <w:insideV w:val="single" w:sz="4" w:space="0" w:color="auto"/>
-              </w:tblBorders>
-              <w:tblLayout w:type="fixed"/>
-              <w:tblLook w:val="01E0" w:firstRow="1" w:lastRow="1" w:firstColumn="1" w:lastColumn="1" w:noHBand="0" w:noVBand="0"/>
-            </w:tblPr>
-            <w:tblGrid>
-              <w:gridCol w:w="1980"/>
-              <w:gridCol w:w="3690"/>
-            </w:tblGrid>
-            <w:tr>
-              <w:trPr>
-                <w:cantSplit/>
-                <w:trHeight w:val="1152"/>
-              </w:trPr>
-              <w:tc>
-                <w:tcPr>
-                  <w:tcW w:w="1980" w:type="dxa"/>
-                </w:tcPr>
-                <w:p>
-                  <w:pPr>
-                    <w:widowControl w:val="0"/>
-                    <w:autoSpaceDE w:val="0"/>
-                    <w:autoSpaceDN w:val="0"/>
-                    <w:adjustRightInd w:val="0"/>
-                    <w:rPr>
-                      <w:rFonts w:ascii="Courier New" w:hAnsi="Courier New" w:cs="Courier New"/>
-                      <w:sz w:val="22"/>
-                      <w:szCs w:val="22"/>
-                    </w:rPr>
-                  </w:pPr>
-                  <w:r>
-                    <w:rPr>
-                      <w:rFonts w:ascii="Courier New" w:hAnsi="Courier New" w:cs="Courier New"/>
-                      <w:sz w:val="22"/>
-                      <w:szCs w:val="22"/>
-                    </w:rPr>
-                    <w:t xml:space="preserve">Self-Billing Purchase Invoice No: </w:t>
-                  </w:r>
-                </w:p>
-              </w:tc>
-              <w:tc>
-                <w:tcPr>
-                  <w:tcW w:w="3690" w:type="dxa"/>
-                </w:tcPr>
-                <w:p>
-                  <w:pPr>
-                    <w:widowControl w:val="0"/>
-                    <w:tabs>
-                      <w:tab w:val="center" w:pos="2048"/>
-                    </w:tabs>
-                    <w:autoSpaceDE w:val="0"/>
-                    <w:autoSpaceDN w:val="0"/>
-                    <w:adjustRightInd w:val="0"/>
-                    <w:rPr>
-                      <w:rFonts w:ascii="Courier New" w:hAnsi="Courier New" w:cs="Courier New"/>
-                      <w:bCs/>
-                    </w:rPr>
-                  </w:pPr>
-                  <w:r>
-                    <w:rPr>
-                      <w:rFonts w:ascii="Courier New" w:hAnsi="Courier New" w:cs="Courier New"/>
-                      <w:bCs/>
-                    </w:rPr>
-                    <w:t>{Invoice__</w:t>
-                  </w:r>
-                  <w:proofErr w:type="spellStart"/>
-                  <w:proofErr w:type="gramStart"/>
-                  <w:r>
-                    <w:rPr>
-                      <w:rFonts w:ascii="Courier New" w:hAnsi="Courier New" w:cs="Courier New"/>
-                      <w:bCs/>
-                    </w:rPr>
-                    <w:t>c.Name</w:t>
-                  </w:r>
-                  <w:proofErr w:type="spellEnd"/>
-                  <w:proofErr w:type="gramEnd"/>
-                  <w:r>
-                    <w:rPr>
-                      <w:rFonts w:ascii="Courier New" w:hAnsi="Courier New" w:cs="Courier New"/>
-                      <w:bCs/>
-                    </w:rPr>
-                    <w:t>}</w:t>
-                  </w:r>
-                </w:p>
-              </w:tc>
-            </w:tr>
-            <w:tr>
-              <w:trPr>
-                <w:trHeight w:val="556"/>
-              </w:trPr>
-              <w:tc>
-                <w:tcPr>
-                  <w:tcW w:w="1980" w:type="dxa"/>
-                </w:tcPr>
-                <w:p>
-                  <w:pPr>
-                    <w:widowControl w:val="0"/>
-                    <w:autoSpaceDE w:val="0"/>
-                    <w:autoSpaceDN w:val="0"/>
-                    <w:adjustRightInd w:val="0"/>
-                    <w:rPr>
-                      <w:rFonts w:ascii="Courier New" w:hAnsi="Courier New" w:cs="Courier New"/>
-                      <w:sz w:val="22"/>
-                      <w:szCs w:val="22"/>
-                    </w:rPr>
-                  </w:pPr>
-                  <w:r>
-                    <w:rPr>
-                      <w:rFonts w:ascii="Courier New" w:hAnsi="Courier New" w:cs="Courier New"/>
-                      <w:sz w:val="22"/>
-                      <w:szCs w:val="22"/>
-                    </w:rPr>
-                    <w:t>Contract No:</w:t>
-                  </w:r>
-                </w:p>
-              </w:tc>
-              <w:tc>
-                <w:tcPr>
-                  <w:tcW w:w="3690" w:type="dxa"/>
-                </w:tcPr>
-                <w:p>
-                  <w:pPr>
-                    <w:widowControl w:val="0"/>
-                    <w:tabs>
-                      <w:tab w:val="center" w:pos="2048"/>
-                    </w:tabs>
-                    <w:autoSpaceDE w:val="0"/>
-                    <w:autoSpaceDN w:val="0"/>
-                    <w:adjustRightInd w:val="0"/>
-                    <w:rPr>
-                      <w:rFonts w:ascii="Courier New" w:hAnsi="Courier New" w:cs="Courier New"/>
-                      <w:sz w:val="22"/>
-                      <w:szCs w:val="22"/>
-                      <w:lang w:val="en-US"/>
-                    </w:rPr>
-                  </w:pPr>
-                  <w:r>
-                    <w:rPr>
-                      <w:rFonts w:ascii="Courier New" w:hAnsi="Courier New" w:cs="Courier New"/>
-                      <w:sz w:val="22"/>
-                      <w:szCs w:val="22"/>
-                    </w:rPr>
-                    <w:t>{</w:t>
-                  </w:r>
-                  <w:r>
-                    <w:rPr>
-                      <w:rFonts w:ascii="Courier New" w:hAnsi="Courier New" w:cs="Courier New"/>
-                      <w:sz w:val="22"/>
-                      <w:szCs w:val="22"/>
-                      <w:lang w:val="en-US"/>
-                    </w:rPr>
-                    <w:t>Contract_Lookup__</w:t>
-                  </w:r>
-                  <w:proofErr w:type="spellStart"/>
-                  <w:proofErr w:type="gramStart"/>
-                  <w:r>
-                    <w:rPr>
-                      <w:rFonts w:ascii="Courier New" w:hAnsi="Courier New" w:cs="Courier New"/>
-                      <w:sz w:val="22"/>
-                      <w:szCs w:val="22"/>
-                      <w:lang w:val="en-US"/>
-                    </w:rPr>
-                    <w:t>c.Name</w:t>
-                  </w:r>
-                  <w:proofErr w:type="spellEnd"/>
-                  <w:proofErr w:type="gramEnd"/>
-                  <w:r>
-                    <w:rPr>
-                      <w:rFonts w:ascii="Courier New" w:hAnsi="Courier New" w:cs="Courier New"/>
-                      <w:sz w:val="22"/>
-                      <w:szCs w:val="22"/>
-                    </w:rPr>
-                    <w:t>}</w:t>
-                  </w:r>
-                </w:p>
-              </w:tc>
-            </w:tr>
-            <w:tr>
-              <w:trPr>
-                <w:trHeight w:val="556"/>
-              </w:trPr>
-              <w:tc>
-                <w:tcPr>
-                  <w:tcW w:w="1980" w:type="dxa"/>
-                </w:tcPr>
-                <w:p>
-                  <w:pPr>
-                    <w:widowControl w:val="0"/>
-                    <w:autoSpaceDE w:val="0"/>
-                    <w:autoSpaceDN w:val="0"/>
-                    <w:adjustRightInd w:val="0"/>
-                    <w:rPr>
-                      <w:rFonts w:ascii="Courier New" w:hAnsi="Courier New" w:cs="Courier New"/>
-                      <w:sz w:val="22"/>
-                      <w:szCs w:val="22"/>
-                    </w:rPr>
-                  </w:pPr>
-                  <w:r>
-                    <w:rPr>
-                      <w:rFonts w:ascii="Courier New" w:hAnsi="Courier New" w:cs="Courier New"/>
-                      <w:sz w:val="22"/>
-                      <w:szCs w:val="22"/>
-                    </w:rPr>
-                    <w:t>Date:</w:t>
-                  </w:r>
-                </w:p>
-              </w:tc>
-              <w:tc>
-                <w:tcPr>
-                  <w:tcW w:w="3690" w:type="dxa"/>
-                  <w:tcBorders>
-                    <w:bottom w:val="single" w:sz="4" w:space="0" w:color="auto"/>
-                  </w:tcBorders>
-                </w:tcPr>
-                <w:p>
-                  <w:pPr>
-                    <w:widowControl w:val="0"/>
-                    <w:tabs>
-                      <w:tab w:val="center" w:pos="2048"/>
-                    </w:tabs>
-                    <w:autoSpaceDE w:val="0"/>
-                    <w:autoSpaceDN w:val="0"/>
-                    <w:adjustRightInd w:val="0"/>
-                    <w:rPr>
-                      <w:rFonts w:ascii="Courier New" w:hAnsi="Courier New" w:cs="Courier New"/>
-                      <w:sz w:val="22"/>
-                      <w:szCs w:val="22"/>
-                    </w:rPr>
-                  </w:pPr>
-                  <w:r>
-                    <w:rPr>
-                      <w:rFonts w:ascii="Courier New" w:hAnsi="Courier New" w:cs="Courier New"/>
-                      <w:sz w:val="22"/>
-                      <w:szCs w:val="22"/>
-                    </w:rPr>
-                    <w:t>{</w:t>
-                  </w:r>
-                  <w:proofErr w:type="spellStart"/>
-                  <w:r>
-                    <w:rPr>
-                      <w:rFonts w:ascii="Courier New" w:hAnsi="Courier New" w:cs="Courier New"/>
-                      <w:sz w:val="22"/>
-                      <w:szCs w:val="22"/>
-                    </w:rPr>
-                    <w:t>Invoice__</w:t>
-                  </w:r>
-                  <w:proofErr w:type="gramStart"/>
-                  <w:r>
-                    <w:rPr>
-                      <w:rFonts w:ascii="Courier New" w:hAnsi="Courier New" w:cs="Courier New"/>
-                      <w:sz w:val="22"/>
-                      <w:szCs w:val="22"/>
-                    </w:rPr>
-                    <w:t>c.Tax</w:t>
-                  </w:r>
-                  <w:proofErr w:type="gramEnd"/>
-                  <w:r>
-                    <w:rPr>
-                      <w:rFonts w:ascii="Courier New" w:hAnsi="Courier New" w:cs="Courier New"/>
-                      <w:sz w:val="22"/>
-                      <w:szCs w:val="22"/>
-                    </w:rPr>
-                    <w:t>_Point__c</w:t>
-                  </w:r>
-                  <w:proofErr w:type="spellEnd"/>
-                  <w:r>
-                    <w:rPr>
-                      <w:rFonts w:ascii="Courier New" w:hAnsi="Courier New" w:cs="Courier New"/>
-                      <w:sz w:val="22"/>
-                      <w:szCs w:val="22"/>
-                    </w:rPr>
-                    <w:t>}</w:t>
-                  </w:r>
-                </w:p>
-              </w:tc>
-            </w:tr>
-            <w:tr>
-              <w:trPr>
-                <w:trHeight w:val="773"/>
-              </w:trPr>
-              <w:tc>
-                <w:tcPr>
-                  <w:tcW w:w="1980" w:type="dxa"/>
-                </w:tcPr>
-                <w:p>
-                  <w:pPr>
-                    <w:widowControl w:val="0"/>
-                    <w:autoSpaceDE w:val="0"/>
-                    <w:autoSpaceDN w:val="0"/>
-                    <w:adjustRightInd w:val="0"/>
-                    <w:rPr>
-                      <w:rFonts w:ascii="Courier New" w:hAnsi="Courier New" w:cs="Courier New"/>
-                      <w:sz w:val="22"/>
-                      <w:szCs w:val="22"/>
-                    </w:rPr>
-                  </w:pPr>
-                  <w:r>
-                    <w:rPr>
-                      <w:rFonts w:ascii="Courier New" w:hAnsi="Courier New" w:cs="Courier New"/>
-                      <w:sz w:val="22"/>
-                      <w:szCs w:val="22"/>
-                    </w:rPr>
-                    <w:t>Account No:</w:t>
-                  </w:r>
-                </w:p>
-              </w:tc>
-              <w:tc>
-                <w:tcPr>
-                  <w:tcW w:w="3690" w:type="dxa"/>
-                  <w:tcBorders>
-                    <w:top w:val="single" w:sz="4" w:space="0" w:color="auto"/>
-                    <w:bottom w:val="single" w:sz="4" w:space="0" w:color="auto"/>
-                  </w:tcBorders>
-                </w:tcPr>
-                <w:p>
-                  <w:pPr>
-                    <w:widowControl w:val="0"/>
-                    <w:autoSpaceDE w:val="0"/>
-                    <w:autoSpaceDN w:val="0"/>
-                    <w:adjustRightInd w:val="0"/>
-                    <w:rPr>
-                      <w:rFonts w:ascii="Courier New" w:hAnsi="Courier New" w:cs="Courier New"/>
-                      <w:sz w:val="22"/>
-                      <w:szCs w:val="22"/>
-                    </w:rPr>
-                  </w:pPr>
-                  <w:r>
-                    <w:rPr>
-                      <w:rFonts w:ascii="Courier New" w:hAnsi="Courier New" w:cs="Courier New"/>
-                      <w:sz w:val="22"/>
-                      <w:szCs w:val="22"/>
-                    </w:rPr>
-                    <w:t>{</w:t>
-                  </w:r>
-                  <w:proofErr w:type="spellStart"/>
-                  <w:r>
-                    <w:rPr>
-                      <w:rFonts w:ascii="Courier New" w:hAnsi="Courier New" w:cs="Courier New"/>
-                      <w:sz w:val="22"/>
-                      <w:szCs w:val="22"/>
-                    </w:rPr>
-                    <w:t>Invoice__</w:t>
-                  </w:r>
-                  <w:proofErr w:type="gramStart"/>
-                  <w:r>
-                    <w:rPr>
-                      <w:rFonts w:ascii="Courier New" w:hAnsi="Courier New" w:cs="Courier New"/>
-                      <w:sz w:val="22"/>
-                      <w:szCs w:val="22"/>
-                    </w:rPr>
-                    <w:t>c.Account</w:t>
-                  </w:r>
-                  <w:proofErr w:type="gramEnd"/>
-                  <w:r>
-                    <w:rPr>
-                      <w:rFonts w:ascii="Courier New" w:hAnsi="Courier New" w:cs="Courier New"/>
-                      <w:sz w:val="22"/>
-                      <w:szCs w:val="22"/>
-                    </w:rPr>
-                    <w:t>_Number__c</w:t>
-                  </w:r>
-                  <w:proofErr w:type="spellEnd"/>
-                  <w:r>
-                    <w:rPr>
-                      <w:rFonts w:ascii="Courier New" w:hAnsi="Courier New" w:cs="Courier New"/>
-                      <w:sz w:val="22"/>
-                      <w:szCs w:val="22"/>
-                    </w:rPr>
-                    <w:t>}</w:t>
-                  </w:r>
-                </w:p>
-              </w:tc>
-            </w:tr>
-            <w:tr>
-              <w:trPr>
-                <w:trHeight w:val="332"/>
-              </w:trPr>
-              <w:tc>
-                <w:tcPr>
-                  <w:tcW w:w="1980" w:type="dxa"/>
-                </w:tcPr>
-                <w:p>
-                  <w:pPr>
-                    <w:widowControl w:val="0"/>
-                    <w:autoSpaceDE w:val="0"/>
-                    <w:autoSpaceDN w:val="0"/>
-                    <w:adjustRightInd w:val="0"/>
-                    <w:rPr>
-                      <w:rFonts w:ascii="Courier New" w:hAnsi="Courier New" w:cs="Courier New"/>
-                      <w:sz w:val="22"/>
-                      <w:szCs w:val="22"/>
-                    </w:rPr>
-                  </w:pPr>
-                  <w:r>
-                    <w:rPr>
-                      <w:rFonts w:ascii="Courier New" w:hAnsi="Courier New" w:cs="Courier New"/>
-                      <w:sz w:val="22"/>
-                      <w:szCs w:val="22"/>
-                    </w:rPr>
-                    <w:t>V.A.T. No:</w:t>
-                  </w:r>
-                </w:p>
-              </w:tc>
-              <w:tc>
-                <w:tcPr>
-                  <w:tcW w:w="3690" w:type="dxa"/>
-                  <w:tcBorders>
-                    <w:top w:val="single" w:sz="4" w:space="0" w:color="auto"/>
-                  </w:tcBorders>
-                </w:tcPr>
-                <w:p>
-                  <w:pPr>
-                    <w:widowControl w:val="0"/>
-                    <w:autoSpaceDE w:val="0"/>
-                    <w:autoSpaceDN w:val="0"/>
-                    <w:adjustRightInd w:val="0"/>
-                    <w:rPr>
-                      <w:rFonts w:ascii="Courier New" w:hAnsi="Courier New" w:cs="Courier New"/>
-                      <w:sz w:val="22"/>
-                      <w:szCs w:val="22"/>
-                    </w:rPr>
-                  </w:pPr>
-                  <w:r>
-                    <w:rPr>
-                      <w:rFonts w:ascii="Courier New" w:hAnsi="Courier New" w:cs="Courier New"/>
-                      <w:sz w:val="22"/>
-                      <w:szCs w:val="22"/>
-                    </w:rPr>
-                    <w:t>618 1972 25</w:t>
-                  </w:r>
-                </w:p>
-              </w:tc>
-            </w:tr>
-          </w:tbl>
-          <w:p>
-            <w:pPr>
-              <w:rPr>
-                <w:rFonts w:ascii="Courier New" w:hAnsi="Courier New" w:cs="Courier New"/>
-                <w:sz w:val="20"/>
-                <w:szCs w:val="20"/>
-              </w:rPr>
-            </w:pPr>
-          </w:p>
         </w:tc>
       </w:tr>
-      <w:bookmarkEnd w:id="0"/>
+      <w:tr>
+        <w:tc>
+          <w:tcPr>
+            <w:tcW w:w="5125" w:type="dxa"/>
+            <w:vMerge/>
+          </w:tcPr>
+          <w:p>
+            <w:pPr>
+              <w:widowControl w:val="0"/>
+              <w:autoSpaceDE w:val="0"/>
+              <w:autoSpaceDN w:val="0"/>
+              <w:adjustRightInd w:val="0"/>
+              <w:rPr>
+                <w:rFonts w:ascii="Courier New" w:hAnsi="Courier New" w:cs="Courier New"/>
+                <w:sz w:val="20"/>
+                <w:szCs w:val="20"/>
+                <w:lang w:val="en-US"/>
+              </w:rPr>
+            </w:pPr>
+          </w:p>
+        </w:tc>
+        <w:tc>
+          <w:tcPr>
+            <w:tcW w:w="1980" w:type="dxa"/>
+          </w:tcPr>
+          <w:p>
+            <w:pPr>
+              <w:widowControl w:val="0"/>
+              <w:autoSpaceDE w:val="0"/>
+              <w:autoSpaceDN w:val="0"/>
+              <w:adjustRightInd w:val="0"/>
+              <w:rPr>
+                <w:rFonts w:ascii="Courier New" w:hAnsi="Courier New" w:cs="Courier New"/>
+                <w:sz w:val="20"/>
+                <w:szCs w:val="20"/>
+                <w:lang w:val="en-US"/>
+              </w:rPr>
+            </w:pPr>
+            <w:r>
+              <w:rPr>
+                <w:rFonts w:ascii="Courier New" w:hAnsi="Courier New" w:cs="Courier New"/>
+                <w:sz w:val="22"/>
+                <w:szCs w:val="22"/>
+              </w:rPr>
+              <w:t>V.A.T. No:</w:t>
+            </w:r>
+          </w:p>
+        </w:tc>
+        <w:tc>
+          <w:tcPr>
+            <w:tcW w:w="3685" w:type="dxa"/>
+          </w:tcPr>
+          <w:p>
+            <w:pPr>
+              <w:widowControl w:val="0"/>
+              <w:autoSpaceDE w:val="0"/>
+              <w:autoSpaceDN w:val="0"/>
+              <w:adjustRightInd w:val="0"/>
+              <w:rPr>
+                <w:rFonts w:ascii="Courier New" w:hAnsi="Courier New" w:cs="Courier New"/>
+                <w:sz w:val="20"/>
+                <w:szCs w:val="20"/>
+                <w:lang w:val="en-US"/>
+              </w:rPr>
+            </w:pPr>
+            <w:r>
+              <w:rPr>
+                <w:rFonts w:ascii="Courier New" w:hAnsi="Courier New" w:cs="Courier New"/>
+                <w:sz w:val="22"/>
+                <w:szCs w:val="22"/>
+              </w:rPr>
+              <w:t>618 1972 25</w:t>
+            </w:r>
+          </w:p>
+        </w:tc>
+      </w:tr>
     </w:tbl>
     <w:p>
       <w:pPr>
@@ -2032,7 +2053,7 @@
           <w:rFonts w:ascii="Courier New" w:hAnsi="Courier New" w:cs="Courier New"/>
           <w:sz w:val="20"/>
           <w:szCs w:val="20"/>
-          <w:lang w:val="ru-RU"/>
+          <w:lang w:val="en-US"/>
         </w:rPr>
       </w:pPr>
     </w:p>
@@ -3149,6 +3170,9 @@
         </w:tc>
       </w:tr>
       <w:tr>
+        <w:trPr>
+          <w:trHeight w:val="1517"/>
+        </w:trPr>
         <w:tc>
           <w:tcPr>
             <w:tcW w:w="1795" w:type="dxa"/>
@@ -3767,25 +3791,64 @@
                 <w:sz w:val="20"/>
                 <w:szCs w:val="20"/>
               </w:rPr>
-              <w:t>invoice</w:t>
-            </w:r>
-            <w:r>
-              <w:rPr>
-                <w:rFonts w:ascii="Courier New" w:hAnsi="Courier New" w:cs="Courier New"/>
-                <w:sz w:val="20"/>
-                <w:szCs w:val="20"/>
+              <w:t>invoice_line_type_h_g_c_a_levy_unit_price_sum</w:t>
+            </w:r>
+            <w:proofErr w:type="spellEnd"/>
+            <w:r>
+              <w:rPr>
+                <w:rFonts w:ascii="Courier New" w:hAnsi="Courier New" w:cs="Courier New"/>
+                <w:sz w:val="20"/>
+                <w:szCs w:val="20"/>
+                <w:lang w:val="en-US"/>
+              </w:rPr>
+              <w:t>}</w:t>
+            </w:r>
+          </w:p>
+        </w:tc>
+        <w:tc>
+          <w:tcPr>
+            <w:tcW w:w="1080" w:type="dxa"/>
+          </w:tcPr>
+          <w:p>
+            <w:pPr>
+              <w:widowControl w:val="0"/>
+              <w:autoSpaceDE w:val="0"/>
+              <w:autoSpaceDN w:val="0"/>
+              <w:adjustRightInd w:val="0"/>
+              <w:rPr>
+                <w:rFonts w:ascii="Courier New" w:hAnsi="Courier New" w:cs="Courier New"/>
+                <w:sz w:val="20"/>
+                <w:szCs w:val="20"/>
+                <w:lang w:val="en-US"/>
+              </w:rPr>
+            </w:pPr>
+            <w:r>
+              <w:rPr>
+                <w:rFonts w:ascii="Courier New" w:hAnsi="Courier New" w:cs="Courier New"/>
+                <w:sz w:val="20"/>
+                <w:szCs w:val="20"/>
+                <w:lang w:val="en-US"/>
+              </w:rPr>
+              <w:t>{</w:t>
+            </w:r>
+            <w:proofErr w:type="spellStart"/>
+            <w:r>
+              <w:rPr>
+                <w:rFonts w:ascii="Courier New" w:hAnsi="Courier New" w:cs="Courier New"/>
+                <w:sz w:val="20"/>
+                <w:szCs w:val="20"/>
+              </w:rPr>
+              <w:t>invoice_line_type_h_g_c_a_levy_amount_sum</w:t>
+            </w:r>
+            <w:proofErr w:type="spellEnd"/>
+            <w:r>
+              <w:rPr>
+                <w:rFonts w:ascii="Courier New" w:hAnsi="Courier New" w:cs="Courier New"/>
+                <w:sz w:val="20"/>
+                <w:szCs w:val="20"/>
+                <w:lang w:val="en-US"/>
               </w:rPr>
               <w:lastRenderedPageBreak/>
-              <w:t>_line_type_h_g_c_a_levy_unit_price_sum</w:t>
-            </w:r>
-            <w:proofErr w:type="spellEnd"/>
-            <w:r>
-              <w:rPr>
-                <w:rFonts w:ascii="Courier New" w:hAnsi="Courier New" w:cs="Courier New"/>
-                <w:sz w:val="20"/>
-                <w:szCs w:val="20"/>
-                <w:lang w:val="en-US"/>
-              </w:rPr>
               <w:t>}</w:t>
             </w:r>
           </w:p>
@@ -3804,15 +3867,13 @@
                 <w:rFonts w:ascii="Courier New" w:hAnsi="Courier New" w:cs="Courier New"/>
                 <w:sz w:val="20"/>
                 <w:szCs w:val="20"/>
-                <w:lang w:val="en-US"/>
-              </w:rPr>
-            </w:pPr>
-            <w:r>
-              <w:rPr>
-                <w:rFonts w:ascii="Courier New" w:hAnsi="Courier New" w:cs="Courier New"/>
-                <w:sz w:val="20"/>
-                <w:szCs w:val="20"/>
-                <w:lang w:val="en-US"/>
+              </w:rPr>
+            </w:pPr>
+            <w:r>
+              <w:rPr>
+                <w:rFonts w:ascii="Courier New" w:hAnsi="Courier New" w:cs="Courier New"/>
+                <w:sz w:val="20"/>
+                <w:szCs w:val="20"/>
               </w:rPr>
               <w:lastRenderedPageBreak/>
               <w:t>{</w:t>
@@ -3824,71 +3885,7 @@
                 <w:sz w:val="20"/>
                 <w:szCs w:val="20"/>
               </w:rPr>
-              <w:t>invoic</w:t>
-            </w:r>
-            <w:r>
-              <w:rPr>
-                <w:rFonts w:ascii="Courier New" w:hAnsi="Courier New" w:cs="Courier New"/>
-                <w:sz w:val="20"/>
-                <w:szCs w:val="20"/>
-              </w:rPr>
-              <w:lastRenderedPageBreak/>
-              <w:t>e_line_type_h_g_c_a_levy_amount_sum</w:t>
-            </w:r>
-            <w:proofErr w:type="spellEnd"/>
-            <w:r>
-              <w:rPr>
-                <w:rFonts w:ascii="Courier New" w:hAnsi="Courier New" w:cs="Courier New"/>
-                <w:sz w:val="20"/>
-                <w:szCs w:val="20"/>
-                <w:lang w:val="en-US"/>
-              </w:rPr>
-              <w:t>}</w:t>
-            </w:r>
-          </w:p>
-        </w:tc>
-        <w:tc>
-          <w:tcPr>
-            <w:tcW w:w="1080" w:type="dxa"/>
-          </w:tcPr>
-          <w:p>
-            <w:pPr>
-              <w:widowControl w:val="0"/>
-              <w:autoSpaceDE w:val="0"/>
-              <w:autoSpaceDN w:val="0"/>
-              <w:adjustRightInd w:val="0"/>
-              <w:rPr>
-                <w:rFonts w:ascii="Courier New" w:hAnsi="Courier New" w:cs="Courier New"/>
-                <w:sz w:val="20"/>
-                <w:szCs w:val="20"/>
-              </w:rPr>
-            </w:pPr>
-            <w:r>
-              <w:rPr>
-                <w:rFonts w:ascii="Courier New" w:hAnsi="Courier New" w:cs="Courier New"/>
-                <w:sz w:val="20"/>
-                <w:szCs w:val="20"/>
-              </w:rPr>
-              <w:lastRenderedPageBreak/>
-              <w:t>{</w:t>
-            </w:r>
-            <w:proofErr w:type="spellStart"/>
-            <w:r>
-              <w:rPr>
-                <w:rFonts w:ascii="Courier New" w:hAnsi="Courier New" w:cs="Courier New"/>
-                <w:sz w:val="20"/>
-                <w:szCs w:val="20"/>
-              </w:rPr>
-              <w:t>invoic</w:t>
-            </w:r>
-            <w:r>
-              <w:rPr>
-                <w:rFonts w:ascii="Courier New" w:hAnsi="Courier New" w:cs="Courier New"/>
-                <w:sz w:val="20"/>
-                <w:szCs w:val="20"/>
-              </w:rPr>
-              <w:lastRenderedPageBreak/>
-              <w:t>e_line_type_h_g_c_a_levy_vat_sum</w:t>
+              <w:t>invoice_line_type_h_g_c_a_levy_vat_sum</w:t>
             </w:r>
             <w:proofErr w:type="spellEnd"/>
             <w:r>
@@ -3925,7 +3922,6 @@
                 <w:sz w:val="20"/>
                 <w:szCs w:val="20"/>
               </w:rPr>
-              <w:lastRenderedPageBreak/>
               <w:t>Credit Insurance Levy</w:t>
             </w:r>
           </w:p>
@@ -4255,7 +4251,7 @@
           <w:szCs w:val="20"/>
         </w:rPr>
       </w:pPr>
-      <w:bookmarkStart w:id="1" w:name="_Hlk228702091"/>
+      <w:bookmarkStart w:id="0" w:name="_Hlk228702091"/>
       <w:r>
         <w:rPr>
           <w:rFonts w:ascii="Courier New" w:hAnsi="Courier New" w:cs="Courier New"/>
@@ -4265,7 +4261,7 @@
         <w:t>{text_1}</w:t>
       </w:r>
     </w:p>
-    <w:bookmarkEnd w:id="1"/>
+    <w:bookmarkEnd w:id="0"/>
     <w:p>
       <w:pPr>
         <w:widowControl w:val="0"/>
@@ -4300,7 +4296,7 @@
     <w:tbl>
       <w:tblPr>
         <w:tblW w:w="0" w:type="auto"/>
-        <w:tblInd w:w="7338" w:type="dxa"/>
+        <w:tblInd w:w="6655" w:type="dxa"/>
         <w:tblBorders>
           <w:top w:val="single" w:sz="4" w:space="0" w:color="auto"/>
           <w:left w:val="single" w:sz="4" w:space="0" w:color="auto"/>
@@ -4313,13 +4309,13 @@
         <w:tblLook w:val="01E0" w:firstRow="1" w:lastRow="1" w:firstColumn="1" w:lastColumn="1" w:noHBand="0" w:noVBand="0"/>
       </w:tblPr>
       <w:tblGrid>
-        <w:gridCol w:w="1567"/>
-        <w:gridCol w:w="1885"/>
+        <w:gridCol w:w="1710"/>
+        <w:gridCol w:w="2425"/>
       </w:tblGrid>
       <w:tr>
         <w:tc>
           <w:tcPr>
-            <w:tcW w:w="1567" w:type="dxa"/>
+            <w:tcW w:w="1710" w:type="dxa"/>
           </w:tcPr>
           <w:p>
             <w:pPr>
@@ -4345,7 +4341,7 @@
         </w:tc>
         <w:tc>
           <w:tcPr>
-            <w:tcW w:w="1885" w:type="dxa"/>
+            <w:tcW w:w="2425" w:type="dxa"/>
           </w:tcPr>
           <w:p>
             <w:pPr>
@@ -4391,7 +4387,7 @@
       <w:tr>
         <w:tc>
           <w:tcPr>
-            <w:tcW w:w="1567" w:type="dxa"/>
+            <w:tcW w:w="1710" w:type="dxa"/>
           </w:tcPr>
           <w:p>
             <w:pPr>
@@ -4417,7 +4413,7 @@
         </w:tc>
         <w:tc>
           <w:tcPr>
-            <w:tcW w:w="1885" w:type="dxa"/>
+            <w:tcW w:w="2425" w:type="dxa"/>
           </w:tcPr>
           <w:p>
             <w:pPr>
@@ -4466,7 +4462,7 @@
         </w:trPr>
         <w:tc>
           <w:tcPr>
-            <w:tcW w:w="1567" w:type="dxa"/>
+            <w:tcW w:w="1710" w:type="dxa"/>
           </w:tcPr>
           <w:p>
             <w:pPr>
@@ -4492,7 +4488,7 @@
         </w:tc>
         <w:tc>
           <w:tcPr>
-            <w:tcW w:w="1885" w:type="dxa"/>
+            <w:tcW w:w="2425" w:type="dxa"/>
           </w:tcPr>
           <w:p>
             <w:pPr>
